--- a/zht/docx/129.content.docx
+++ b/zht/docx/129.content.docx
@@ -149,27 +149,7 @@
         <w:rPr>
           <w:lang w:val="zh_TW" w:bidi="zh_TW"/>
         </w:rPr>
-        <w:t>xing</w:t>
-      </w:r>
-      <w:r>
-        <w:rPr>
-          <w:lang w:val="zh_TW" w:bidi="zh_TW"/>
-        </w:rPr>
-      </w:r>
-    </w:p>
-    <w:p>
-      <w:pPr/>
-      <w:r>
-        <w:rPr>
-          <w:lang w:val="zh_TW" w:bidi="zh_TW"/>
-        </w:rPr>
-      </w:r>
-      <w:r>
-        <w:rPr>
-          <w:i/>
-          <w:lang w:val="zh_TW" w:bidi="zh_TW"/>
-        </w:rPr>
-        <w:t>性，性慾</w:t>
+        <w:t>tao</w:t>
       </w:r>
       <w:r>
         <w:rPr>
@@ -232,23 +212,12 @@
         <w:rPr>
           <w:lang w:val="zh_TW" w:bidi="zh_TW"/>
         </w:rPr>
-        <w:t>性，性慾</w:t>
-      </w:r>
-      <w:r>
-        <w:rPr>
-          <w:lang w:val="zh_TW" w:bidi="zh_TW"/>
-        </w:rPr>
-      </w:r>
-    </w:p>
-    <w:p>
-      <w:pPr>
-        <w:pStyle w:val="Heading3"/>
-      </w:pPr>
-      <w:r>
-        <w:rPr>
-          <w:lang w:val="zh_TW" w:bidi="zh_TW"/>
-        </w:rPr>
-        <w:t>聖經對性與性慾的正面觀點</w:t>
+        <w:t>陶器</w:t>
+      </w:r>
+      <w:r>
+        <w:rPr>
+          <w:lang w:val="zh_TW" w:bidi="zh_TW"/>
+        </w:rPr>
       </w:r>
     </w:p>
     <w:p>
@@ -262,19 +231,46 @@
         <w:rPr>
           <w:lang w:val="zh_TW" w:bidi="zh_TW"/>
         </w:rPr>
-        <w:t>與某些宗教和哲學不同，聖經對人類的性有正面看法。根據舊約，神創造人是具有性別的存在。成為男性或女性，是</w:t>
-      </w:r>
-      <w:r>
-        <w:rPr>
-          <w:lang w:val="zh_TW" w:bidi="zh_TW"/>
-        </w:rPr>
-        <w:t>神就照着自己的形像造人</w:t>
-      </w:r>
-      <w:r>
-        <w:rPr>
-          <w:lang w:val="zh_TW" w:bidi="zh_TW"/>
-        </w:rPr>
-        <w:t>（</w:t>
+        <w:t>黏土與陶土器皿的製作。</w:t>
+      </w:r>
+    </w:p>
+    <w:p>
+      <w:pPr>
+        <w:pStyle w:val="Heading3"/>
+      </w:pPr>
+      <w:r>
+        <w:rPr>
+          <w:lang w:val="zh_TW" w:bidi="zh_TW"/>
+        </w:rPr>
+        <w:t>歷史與發展</w:t>
+      </w:r>
+    </w:p>
+    <w:p>
+      <w:pPr/>
+      <w:r>
+        <w:rPr>
+          <w:lang w:val="zh_TW" w:bidi="zh_TW"/>
+        </w:rPr>
+      </w:r>
+      <w:r>
+        <w:rPr>
+          <w:lang w:val="zh_TW" w:bidi="zh_TW"/>
+        </w:rPr>
+        <w:t>最早的陶器是用手塑形而成，再放在太陽下曬乾。雖然古代沒有留下關於陶匠工作及其社會地位的文字記載，但埃及墓室與宮殿的牆壁上充滿陶匠工作的圖畫，從這些圖像可以觀察出許多有關他們工藝的細節。人們普遍認為，最早的陶匠是女性，因為她們在家中為準備食物而製作容器，而男人則外出打獵或採集食物。直到今天，在非洲、安納托利亞（Anatolia）、庫爾德（Kurdistan）地區以及美國西南部，仍可見到類似的情形。最終，製陶逐漸成為一種職業，通常由村落中特定的人負責，有時也由四處遷移的流動工匠進行——他們從一個村莊到另一個村莊，為當地人製作陶器，滿足需求後再繼續前往下一處。</w:t>
+      </w:r>
+    </w:p>
+    <w:p>
+      <w:pPr/>
+      <w:r>
+        <w:rPr>
+          <w:lang w:val="zh_TW" w:bidi="zh_TW"/>
+        </w:rPr>
+      </w:r>
+      <w:r>
+        <w:rPr>
+          <w:lang w:val="zh_TW" w:bidi="zh_TW"/>
+        </w:rPr>
+        <w:t>人們發明陶輪（potter’s wheel）之後，製陶不再只是家庭中偶爾的活動，而成為一項專門的職業。陶輪大大提高成器的速度，使這項手工藝邁向類似工業化的規模，並逐漸成為以男性為主的工作。不過，有證據顯示，當時仍有人（推測為女性）在家中製作部分陶器。在發明陶輪之前，主要的製陶方法是以盤條狀的黏土一層層堆疊起來塑形，尤其用於製作大型容器。在聖經所記述的地區的考古發掘中，最早的陶輪出土於蘇美（Sumer）的吾珥，年代約為公元前3500年至3000年。當時新興的城逐漸形成，可能帶動了陶輪的出現，因為更多的城裡人需要陶器。耶利米在公元前六世紀提到一個陶匠的工作坊：「我就下到窯匠的家裡去，正遇他轉輪做器皿。窯匠用泥做的器皿，在他手中做壞了，他又用這泥另做別的器皿；窯匠看怎樣好，就怎樣做。」（</w:t>
       </w:r>
       <w:hyperlink r:id="rId13">
         <w:r>
@@ -285,32 +281,14 @@
             <w:color w:val="0000EE"/>
             <w:u w:val="single"/>
           </w:rPr>
-          <w:t>創1:26</w:t>
+          <w:t>耶18:3–4</w:t>
         </w:r>
       </w:hyperlink>
       <w:r>
         <w:rPr>
           <w:lang w:val="zh_TW" w:bidi="zh_TW"/>
         </w:rPr>
-        <w:t>–</w:t>
-      </w:r>
-      <w:hyperlink r:id="rId13">
-        <w:r>
-          <w:rPr>
-            <w:lang w:val="zh_TW" w:bidi="zh_TW"/>
-          </w:rPr>
-          <w:rPr>
-            <w:color w:val="0000EE"/>
-            <w:u w:val="single"/>
-          </w:rPr>
-          <w:t>28</w:t>
-        </w:r>
-      </w:hyperlink>
-      <w:r>
-        <w:rPr>
-          <w:lang w:val="zh_TW" w:bidi="zh_TW"/>
-        </w:rPr>
-        <w:t>）。因此，性不只是人的行為，而是其身分的重要部份。</w:t>
+        <w:t>）。有證據顯示，在古希臘的古典時期，出現了大型陶器工作坊，有些僱用了超過五十名工人。</w:t>
       </w:r>
     </w:p>
     <w:p>
@@ -324,7 +302,74 @@
         <w:rPr>
           <w:lang w:val="zh_TW" w:bidi="zh_TW"/>
         </w:rPr>
-        <w:t>舊約表明男女身體上的差異並不可恥（</w:t>
+        <w:t>要產生「拉坯」所需的離心力，陶土每分鐘必須旋轉至少一百圈。最早的陶輪由兩塊石頭組成，下方的石頭中央有孔，上方的石頭有突起，正好插入下方的孔中，使上面的石頭能轉動。上方的石頭上固定一塊較大的木板，用來放置陶器，而轉動陶輪的工作無疑是由學徒負責的。到了希臘化時期（公元前300年之後），出現了以腳踏帶動的陶輪。</w:t>
+      </w:r>
+    </w:p>
+    <w:p>
+      <w:pPr/>
+      <w:r>
+        <w:rPr>
+          <w:lang w:val="zh_TW" w:bidi="zh_TW"/>
+        </w:rPr>
+      </w:r>
+      <w:r>
+        <w:rPr>
+          <w:lang w:val="zh_TW" w:bidi="zh_TW"/>
+        </w:rPr>
+        <w:t>古代製陶的另一種技術是使用模具。模具是用軟石雕刻而成，或以黏土製作，用於大量生產相同形狀的器皿。在中東地區的博物館中，常可見到希臘化時期與羅馬時期的燈具模具。當時的小油燈是在模具中分上下兩半製成，再在燒製前將兩半黏合在一起。希律王時期的油燈還有獨立塑成的匙形燈嘴，與前述的兩個部分分開製作。</w:t>
+      </w:r>
+    </w:p>
+    <w:p>
+      <w:pPr/>
+      <w:r>
+        <w:rPr>
+          <w:lang w:val="zh_TW" w:bidi="zh_TW"/>
+        </w:rPr>
+      </w:r>
+      <w:r>
+        <w:rPr>
+          <w:lang w:val="zh_TW" w:bidi="zh_TW"/>
+        </w:rPr>
+        <w:t>古代陶器在大小和形狀上變化極為豐富，令人驚嘆。一般的古代家庭通常會有大型器皿（雙耳瓶〔amphorae〕和儲物罐〔pithoi〕），用來盛裝酒或水等液體。這些容器底部呈尖形，最初設計是為了在運輸時能靠在船身的斜面上。在平民的家中，人們常把這些容器部分埋入地面，並靠牆擺放；而在龐貝（Pompeii）與赫庫蘭尼姆（Herculaneum）的酒館中，人們把這些容器放在木架上。人們常把開口較大的大甕部分埋入地面，好讓其中的液體保持清涼。此外，各種穀物也會儲存在這類容器中，其中有些高達四英尺（約1.2公尺），寬達三英尺（約0.9公尺）。較小的水瓶為日常常用器皿，可盛約一夸脫（約0.9公升）或更多的液體。圓腹形的壺則用來盛酒，壺嘴設計能防止珍貴的液體流出。圓形水壺在壺肩兩側各有一個把手，便於旅途中攜帶水。家庭中常見各種大小與深淺不同的碗與盤。稱為混酒缸（krater）的寬口大甕，多用於飲酒。烹飪時使用中型的陶鍋（容量約一加侖，約3.8公升），鍋底圓潤，方便直接放在火上或放入地上掏出的火坑中加熱。這些陶鍋通常有兩個環形把手，可以懸掛於火上使用。</w:t>
+      </w:r>
+    </w:p>
+    <w:p>
+      <w:pPr/>
+      <w:r>
+        <w:rPr>
+          <w:lang w:val="zh_TW" w:bidi="zh_TW"/>
+        </w:rPr>
+      </w:r>
+      <w:r>
+        <w:rPr>
+          <w:lang w:val="zh_TW" w:bidi="zh_TW"/>
+        </w:rPr>
+        <w:t>在古典時期的希臘，陶器上常繪有鮮明生動的圖像，內容包括宗教、性愛、戰爭及社會生活的場景。更早期的米諾安（Minoan）與邁錫尼（Mycenaean）文化所出產的陶器，則有優美的圖案裝飾，如植物、動物、海洋生物以及各種幾何設計。自古以來，中東地區的陶器在造型與花紋上也展現出多樣的變化，人們利用深淺不同的泥漿色層，在陶器上塗抹或潑灑，形成自然變化的紋理與圖案。</w:t>
+      </w:r>
+    </w:p>
+    <w:p>
+      <w:pPr>
+        <w:pStyle w:val="Heading3"/>
+      </w:pPr>
+      <w:r>
+        <w:rPr>
+          <w:lang w:val="zh_TW" w:bidi="zh_TW"/>
+        </w:rPr>
+        <w:t>聖經中的陶器</w:t>
+      </w:r>
+    </w:p>
+    <w:p>
+      <w:pPr/>
+      <w:r>
+        <w:rPr>
+          <w:lang w:val="zh_TW" w:bidi="zh_TW"/>
+        </w:rPr>
+      </w:r>
+      <w:r>
+        <w:rPr>
+          <w:lang w:val="zh_TW" w:bidi="zh_TW"/>
+        </w:rPr>
+        <w:t>聖經中多次提到陶匠及其工作。典型的例子包括：「以色列家啊，我待你們，豈不能照這窯匠弄泥嗎？ 以色列家啊，泥在窯匠的手中怎樣，你們在我的手中也怎樣」（</w:t>
       </w:r>
       <w:hyperlink r:id="rId14">
         <w:r>
@@ -335,14 +380,14 @@
             <w:color w:val="0000EE"/>
             <w:u w:val="single"/>
           </w:rPr>
-          <w:t>創2:25</w:t>
+          <w:t>耶18:6</w:t>
         </w:r>
       </w:hyperlink>
       <w:r>
         <w:rPr>
           <w:lang w:val="zh_TW" w:bidi="zh_TW"/>
         </w:rPr>
-        <w:t>）。性行為本身也不羞恥（</w:t>
+        <w:t>）；「耶和華啊，現在你仍是我們的父！我們是泥，你是窯匠；我們都是你手的工作。」（</w:t>
       </w:r>
       <w:hyperlink r:id="rId15">
         <w:r>
@@ -353,32 +398,14 @@
             <w:color w:val="0000EE"/>
             <w:u w:val="single"/>
           </w:rPr>
-          <w:t>箴5:18</w:t>
+          <w:t>賽64:8</w:t>
         </w:r>
       </w:hyperlink>
       <w:r>
         <w:rPr>
           <w:lang w:val="zh_TW" w:bidi="zh_TW"/>
         </w:rPr>
-        <w:t>–</w:t>
-      </w:r>
-      <w:hyperlink r:id="rId15">
-        <w:r>
-          <w:rPr>
-            <w:lang w:val="zh_TW" w:bidi="zh_TW"/>
-          </w:rPr>
-          <w:rPr>
-            <w:color w:val="0000EE"/>
-            <w:u w:val="single"/>
-          </w:rPr>
-          <w:t>19</w:t>
-        </w:r>
-      </w:hyperlink>
-      <w:r>
-        <w:rPr>
-          <w:lang w:val="zh_TW" w:bidi="zh_TW"/>
-        </w:rPr>
-        <w:t>；</w:t>
+        <w:t>）。在創造的記載中，神以陶匠的形象出現，祂用地上的塵土造人（</w:t>
       </w:r>
       <w:hyperlink r:id="rId16">
         <w:r>
@@ -389,28 +416,14 @@
             <w:color w:val="0000EE"/>
             <w:u w:val="single"/>
           </w:rPr>
-          <w:t>傳9:9</w:t>
+          <w:t>創2:7</w:t>
         </w:r>
       </w:hyperlink>
       <w:r>
         <w:rPr>
           <w:lang w:val="zh_TW" w:bidi="zh_TW"/>
         </w:rPr>
-        <w:t>）。特別是雅歌，這首美麗的愛情詩歌讚美了肉體的激情，不應只從屬靈的角度解釋其內容。</w:t>
-      </w:r>
-    </w:p>
-    <w:p>
-      <w:pPr/>
-      <w:r>
-        <w:rPr>
-          <w:lang w:val="zh_TW" w:bidi="zh_TW"/>
-        </w:rPr>
-      </w:r>
-      <w:r>
-        <w:rPr>
-          <w:lang w:val="zh_TW" w:bidi="zh_TW"/>
-        </w:rPr>
-        <w:t>保羅在哥林多前書和提摩太前書中，同樣表達了正面的態度。哥林多和以弗所的社會充滿淫亂，因此一些基督徒選擇完全禁欲，甚至禁止婚姻（</w:t>
+        <w:t>）。保羅（</w:t>
       </w:r>
       <w:hyperlink r:id="rId17">
         <w:r>
@@ -421,14 +434,14 @@
             <w:color w:val="0000EE"/>
             <w:u w:val="single"/>
           </w:rPr>
-          <w:t>提前4:3</w:t>
+          <w:t>羅9:20–21</w:t>
         </w:r>
       </w:hyperlink>
       <w:r>
         <w:rPr>
           <w:lang w:val="zh_TW" w:bidi="zh_TW"/>
         </w:rPr>
-        <w:t>）。已婚夫婦停止了性生活，他們認為這樣能使自己更屬靈（參</w:t>
+        <w:t>）藉著以賽亞所用的比喻（</w:t>
       </w:r>
       <w:hyperlink r:id="rId18">
         <w:r>
@@ -439,14 +452,14 @@
             <w:color w:val="0000EE"/>
             <w:u w:val="single"/>
           </w:rPr>
-          <w:t>林前7:5</w:t>
+          <w:t>賽45:9</w:t>
         </w:r>
       </w:hyperlink>
       <w:r>
         <w:rPr>
           <w:lang w:val="zh_TW" w:bidi="zh_TW"/>
         </w:rPr>
-        <w:t>）。</w:t>
+        <w:t>），論證神在揀選以色列時的絕對主權。那比喻說到一個器皿與製造它的陶匠爭論：「泥土豈可對摶弄它的說：你做甚麼呢？所做的物豈可說：你沒有手呢？」</w:t>
       </w:r>
     </w:p>
     <w:p>
@@ -460,7 +473,7 @@
         <w:rPr>
           <w:lang w:val="zh_TW" w:bidi="zh_TW"/>
         </w:rPr>
-        <w:t>然而，保羅拒絕這種看法。他引用創世記，提醒信徒要為神的恩賜感恩（</w:t>
+        <w:t>耶利米曾以極具象徵性的行動預言耶路撒冷的毀滅，他打碎一個陶匠所做的瓦瓶，使其破成無法再修復的碎片（</w:t>
       </w:r>
       <w:hyperlink r:id="rId19">
         <w:r>
@@ -471,14 +484,14 @@
             <w:color w:val="0000EE"/>
             <w:u w:val="single"/>
           </w:rPr>
-          <w:t>提前4:3–5</w:t>
+          <w:t>耶19:11</w:t>
         </w:r>
       </w:hyperlink>
       <w:r>
         <w:rPr>
           <w:lang w:val="zh_TW" w:bidi="zh_TW"/>
         </w:rPr>
-        <w:t>）。他也教導夫妻應當滿足彼此的性需要（</w:t>
+        <w:t>）。在耶路撒冷被毀之時，以色列人雖然在神眼中看為寶貴，卻「算為窯匠手所做的瓦瓶」（</w:t>
       </w:r>
       <w:hyperlink r:id="rId20">
         <w:r>
@@ -489,14 +502,14 @@
             <w:color w:val="0000EE"/>
             <w:u w:val="single"/>
           </w:rPr>
-          <w:t>林前7:3–4</w:t>
+          <w:t>哀4:2</w:t>
         </w:r>
       </w:hyperlink>
       <w:r>
         <w:rPr>
           <w:lang w:val="zh_TW" w:bidi="zh_TW"/>
         </w:rPr>
-        <w:t>）。</w:t>
+        <w:t>）——這表明他們如陶器一般脆弱，極易被打碎與毀滅。</w:t>
       </w:r>
     </w:p>
     <w:p>
@@ -510,7 +523,7 @@
         <w:rPr>
           <w:lang w:val="zh_TW" w:bidi="zh_TW"/>
         </w:rPr>
-        <w:t>神設立性是為了繁衍後代（</w:t>
+        <w:t>在古代世界中，破裂的陶器被視為毫無價值，人們會將碎片掃到一旁或扔出窗外，再重新製作新的器皿。由於陶器製作技術普及，價格便宜，人們搬遷時通常不會攜帶陶器，因為製作或購買新的陶器比搬運舊的更方便，特別是體積較大的那些。然而，破片也並非全無用途。約伯曾用一片瓦片刮去瘡口的膿液，瓦片就是破碎的陶器碎片（</w:t>
       </w:r>
       <w:hyperlink r:id="rId21">
         <w:r>
@@ -521,14 +534,14 @@
             <w:color w:val="0000EE"/>
             <w:u w:val="single"/>
           </w:rPr>
-          <w:t>創1:28</w:t>
+          <w:t>伯2:8</w:t>
         </w:r>
       </w:hyperlink>
       <w:r>
         <w:rPr>
           <w:lang w:val="zh_TW" w:bidi="zh_TW"/>
         </w:rPr>
-        <w:t>），但性行為也能加深夫妻關係。</w:t>
+        <w:t>）。在更晚的時期，陶器碎片常被用來書寫便條，被稱為陶片（ostraca）。詩人也曾說自己的精力枯乾如同瓦片（</w:t>
       </w:r>
       <w:hyperlink r:id="rId22">
         <w:r>
@@ -539,14 +552,14 @@
             <w:color w:val="0000EE"/>
             <w:u w:val="single"/>
           </w:rPr>
-          <w:t>創世記第2章</w:t>
+          <w:t>詩22:15</w:t>
         </w:r>
       </w:hyperlink>
       <w:r>
         <w:rPr>
           <w:lang w:val="zh_TW" w:bidi="zh_TW"/>
         </w:rPr>
-        <w:t>描述神創造女人為男人的伴侶（</w:t>
+        <w:t>）——這是指陶器燒乾後失去水分的狀態。敬拜多神和偶像的民族最終會敗亡，聖經形容這情景好像陶器被摔得粉碎（</w:t>
       </w:r>
       <w:hyperlink r:id="rId23">
         <w:r>
@@ -557,93 +570,14 @@
             <w:color w:val="0000EE"/>
             <w:u w:val="single"/>
           </w:rPr>
-          <w:t>2:18</w:t>
+          <w:t>詩2:9</w:t>
         </w:r>
       </w:hyperlink>
       <w:r>
         <w:rPr>
           <w:lang w:val="zh_TW" w:bidi="zh_TW"/>
         </w:rPr>
-        <w:t>–</w:t>
-      </w:r>
-      <w:hyperlink r:id="rId23">
-        <w:r>
-          <w:rPr>
-            <w:lang w:val="zh_TW" w:bidi="zh_TW"/>
-          </w:rPr>
-          <w:rPr>
-            <w:color w:val="0000EE"/>
-            <w:u w:val="single"/>
-          </w:rPr>
-          <w:t>24</w:t>
-        </w:r>
-      </w:hyperlink>
-      <w:r>
-        <w:rPr>
-          <w:lang w:val="zh_TW" w:bidi="zh_TW"/>
-        </w:rPr>
-        <w:t>），人類的性不僅是肉體上的交合，成為男性或女性也是神幫助人類建立各種關係的方式，甚至包括那些通常不被認為與性有關的關係。</w:t>
-      </w:r>
-    </w:p>
-    <w:p>
-      <w:pPr>
-        <w:pStyle w:val="Heading3"/>
-      </w:pPr>
-      <w:r>
-        <w:rPr>
-          <w:lang w:val="zh_TW" w:bidi="zh_TW"/>
-        </w:rPr>
-        <w:t>罪對人類性行為的影響</w:t>
-      </w:r>
-    </w:p>
-    <w:p>
-      <w:pPr/>
-      <w:r>
-        <w:rPr>
-          <w:lang w:val="zh_TW" w:bidi="zh_TW"/>
-        </w:rPr>
-      </w:r>
-      <w:r>
-        <w:rPr>
-          <w:lang w:val="zh_TW" w:bidi="zh_TW"/>
-        </w:rPr>
-        <w:t>聖經坦白承認人性中負面的部份。在描述「性」在上帝的完美計劃中的美好之後，創世記解釋「性」如何像其他一切一樣，被罪所玷污：</w:t>
-      </w:r>
-    </w:p>
-    <w:p>
-      <w:pPr>
-        <w:pStyle w:val="ListBullet"/>
-        <w:spacing w:line="240" w:lineRule="auto"/>
-        <w:ind w:left="720"/>
-      </w:pPr>
-      <w:r>
-        <w:rPr>
-          <w:lang w:val="zh_TW" w:bidi="zh_TW"/>
-        </w:rPr>
-      </w:r>
-      <w:r>
-        <w:rPr>
-          <w:lang w:val="zh_TW" w:bidi="zh_TW"/>
-        </w:rPr>
-        <w:t>裸體變得羞恥和令人懼怕</w:t>
-      </w:r>
-    </w:p>
-    <w:p>
-      <w:pPr>
-        <w:pStyle w:val="ListBullet"/>
-        <w:spacing w:line="240" w:lineRule="auto"/>
-        <w:ind w:left="720"/>
-      </w:pPr>
-      <w:r>
-        <w:rPr>
-          <w:lang w:val="zh_TW" w:bidi="zh_TW"/>
-        </w:rPr>
-      </w:r>
-      <w:r>
-        <w:rPr>
-          <w:lang w:val="zh_TW" w:bidi="zh_TW"/>
-        </w:rPr>
-        <w:t>男女開始把彼此當作性的工具，而不是完整的人（</w:t>
+        <w:t>；</w:t>
       </w:r>
       <w:hyperlink r:id="rId24">
         <w:r>
@@ -654,50 +588,14 @@
             <w:color w:val="0000EE"/>
             <w:u w:val="single"/>
           </w:rPr>
-          <w:t>創3:7</w:t>
+          <w:t>啟2:27</w:t>
         </w:r>
       </w:hyperlink>
       <w:r>
         <w:rPr>
           <w:lang w:val="zh_TW" w:bidi="zh_TW"/>
         </w:rPr>
-        <w:t>–</w:t>
-      </w:r>
-      <w:hyperlink r:id="rId24">
-        <w:r>
-          <w:rPr>
-            <w:lang w:val="zh_TW" w:bidi="zh_TW"/>
-          </w:rPr>
-          <w:rPr>
-            <w:color w:val="0000EE"/>
-            <w:u w:val="single"/>
-          </w:rPr>
-          <w:t>10</w:t>
-        </w:r>
-      </w:hyperlink>
-      <w:r>
-        <w:rPr>
-          <w:lang w:val="zh_TW" w:bidi="zh_TW"/>
-        </w:rPr>
-        <w:t>）</w:t>
-      </w:r>
-    </w:p>
-    <w:p>
-      <w:pPr>
-        <w:pStyle w:val="ListBullet"/>
-        <w:spacing w:line="240" w:lineRule="auto"/>
-        <w:ind w:left="720"/>
-      </w:pPr>
-      <w:r>
-        <w:rPr>
-          <w:lang w:val="zh_TW" w:bidi="zh_TW"/>
-        </w:rPr>
-      </w:r>
-      <w:r>
-        <w:rPr>
-          <w:lang w:val="zh_TW" w:bidi="zh_TW"/>
-        </w:rPr>
-        <w:t>信任與溫柔被背叛與苛刻所取代</w:t>
+        <w:t>）。</w:t>
       </w:r>
     </w:p>
     <w:p>
@@ -709,560 +607,40 @@
       </w:r>
       <w:r>
         <w:rPr>
-          <w:lang w:val="zh_TW" w:bidi="zh_TW"/>
-        </w:rPr>
-        <w:t>這就是歧視與虐待之根源，是今日女性主義所針對的現象。生育也因罪而受損，由此變得痛苦與艱難。</w:t>
-      </w:r>
-    </w:p>
-    <w:p>
-      <w:pPr/>
-      <w:r>
-        <w:rPr>
-          <w:lang w:val="zh_TW" w:bidi="zh_TW"/>
-        </w:rPr>
-      </w:r>
-      <w:r>
-        <w:rPr>
-          <w:lang w:val="zh_TW" w:bidi="zh_TW"/>
-        </w:rPr>
-        <w:t>這就是聖經禁止婚外性行為的背景。它禁止姦淫（</w:t>
-      </w:r>
-      <w:hyperlink r:id="rId25">
-        <w:r>
-          <w:rPr>
-            <w:lang w:val="zh_TW" w:bidi="zh_TW"/>
-          </w:rPr>
-          <w:rPr>
-            <w:color w:val="0000EE"/>
-            <w:u w:val="single"/>
-          </w:rPr>
-          <w:t>出20:14</w:t>
-        </w:r>
-      </w:hyperlink>
-      <w:r>
-        <w:rPr>
-          <w:lang w:val="zh_TW" w:bidi="zh_TW"/>
-        </w:rPr>
-        <w:t>），並且禁止一切婚姻之外的性行為（</w:t>
-      </w:r>
-      <w:hyperlink r:id="rId26">
-        <w:r>
-          <w:rPr>
-            <w:lang w:val="zh_TW" w:bidi="zh_TW"/>
-          </w:rPr>
-          <w:rPr>
-            <w:color w:val="0000EE"/>
-            <w:u w:val="single"/>
-          </w:rPr>
-          <w:t>林前6:18</w:t>
-        </w:r>
-      </w:hyperlink>
+          <w:i/>
+          <w:lang w:val="zh_TW" w:bidi="zh_TW"/>
+        </w:rPr>
+        <w:t>另見</w:t>
+      </w:r>
+      <w:r>
+        <w:rPr>
+          <w:lang w:val="zh_TW" w:bidi="zh_TW"/>
+        </w:rPr>
+        <w:t>考古學與聖經</w:t>
+      </w:r>
       <w:r>
         <w:rPr>
           <w:lang w:val="zh_TW" w:bidi="zh_TW"/>
         </w:rPr>
         <w:t>；</w:t>
       </w:r>
-      <w:hyperlink r:id="rId27">
-        <w:r>
-          <w:rPr>
-            <w:lang w:val="zh_TW" w:bidi="zh_TW"/>
-          </w:rPr>
-          <w:rPr>
-            <w:color w:val="0000EE"/>
-            <w:u w:val="single"/>
-          </w:rPr>
-          <w:t>帖前4:3</w:t>
-        </w:r>
-      </w:hyperlink>
-      <w:r>
-        <w:rPr>
-          <w:lang w:val="zh_TW" w:bidi="zh_TW"/>
-        </w:rPr>
-        <w:t>）。聖經並不常解釋為何某些行為被禁止。然而，當它提供禁止婚外關係的理由時，這些理由往往非常重要。其重點並非疾病、意外懷孕之類的後果，也不是行為背後的動機。</w:t>
-      </w:r>
-    </w:p>
-    <w:p>
-      <w:pPr/>
-      <w:r>
-        <w:rPr>
-          <w:lang w:val="zh_TW" w:bidi="zh_TW"/>
-        </w:rPr>
-      </w:r>
-      <w:r>
-        <w:rPr>
-          <w:lang w:val="zh_TW" w:bidi="zh_TW"/>
-        </w:rPr>
-        <w:t>所有婚姻以外的性行為都是錯誤的，因為身體並不是為淫亂而造，犯下與性罪的人是在傷害自己的身體（</w:t>
-      </w:r>
-      <w:hyperlink r:id="rId28">
-        <w:r>
-          <w:rPr>
-            <w:lang w:val="zh_TW" w:bidi="zh_TW"/>
-          </w:rPr>
-          <w:rPr>
-            <w:color w:val="0000EE"/>
-            <w:u w:val="single"/>
-          </w:rPr>
-          <w:t>林前6:13、18</w:t>
-        </w:r>
-      </w:hyperlink>
-      <w:r>
-        <w:rPr>
-          <w:lang w:val="zh_TW" w:bidi="zh_TW"/>
-        </w:rPr>
-        <w:t>）。性交是神所設計的特殊肢體交流，用來彰顯並確認男女之間獨特且終身的關係，聖經稱之為「婚姻」。</w:t>
-      </w:r>
-    </w:p>
-    <w:p>
-      <w:pPr/>
-      <w:r>
-        <w:rPr>
-          <w:lang w:val="zh_TW" w:bidi="zh_TW"/>
-        </w:rPr>
-      </w:r>
-      <w:r>
-        <w:rPr>
-          <w:lang w:val="zh_TW" w:bidi="zh_TW"/>
-        </w:rPr>
-        <w:t>聖經禁止同性戀（</w:t>
-      </w:r>
-      <w:hyperlink r:id="rId29">
-        <w:r>
-          <w:rPr>
-            <w:lang w:val="zh_TW" w:bidi="zh_TW"/>
-          </w:rPr>
-          <w:rPr>
-            <w:color w:val="0000EE"/>
-            <w:u w:val="single"/>
-          </w:rPr>
-          <w:t>利18:22</w:t>
-        </w:r>
-      </w:hyperlink>
+      <w:r>
+        <w:rPr>
+          <w:lang w:val="zh_TW" w:bidi="zh_TW"/>
+        </w:rPr>
+        <w:t>磚、磚窯</w:t>
+      </w:r>
       <w:r>
         <w:rPr>
           <w:lang w:val="zh_TW" w:bidi="zh_TW"/>
         </w:rPr>
         <w:t>；</w:t>
       </w:r>
-      <w:hyperlink r:id="rId30">
-        <w:r>
-          <w:rPr>
-            <w:lang w:val="zh_TW" w:bidi="zh_TW"/>
-          </w:rPr>
-          <w:rPr>
-            <w:color w:val="0000EE"/>
-            <w:u w:val="single"/>
-          </w:rPr>
-          <w:t>羅1:26</w:t>
-        </w:r>
-      </w:hyperlink>
-      <w:r>
-        <w:rPr>
-          <w:lang w:val="zh_TW" w:bidi="zh_TW"/>
-        </w:rPr>
-        <w:t>–</w:t>
-      </w:r>
-      <w:hyperlink r:id="rId30">
-        <w:r>
-          <w:rPr>
-            <w:lang w:val="zh_TW" w:bidi="zh_TW"/>
-          </w:rPr>
-          <w:rPr>
-            <w:color w:val="0000EE"/>
-            <w:u w:val="single"/>
-          </w:rPr>
-          <w:t>27</w:t>
-        </w:r>
-      </w:hyperlink>
-      <w:r>
-        <w:rPr>
-          <w:lang w:val="zh_TW" w:bidi="zh_TW"/>
-        </w:rPr>
-        <w:t>；</w:t>
-      </w:r>
-      <w:hyperlink r:id="rId31">
-        <w:r>
-          <w:rPr>
-            <w:lang w:val="zh_TW" w:bidi="zh_TW"/>
-          </w:rPr>
-          <w:rPr>
-            <w:color w:val="0000EE"/>
-            <w:u w:val="single"/>
-          </w:rPr>
-          <w:t>林前6:9</w:t>
-        </w:r>
-      </w:hyperlink>
-      <w:r>
-        <w:rPr>
-          <w:lang w:val="zh_TW" w:bidi="zh_TW"/>
-        </w:rPr>
-        <w:t>–</w:t>
-      </w:r>
-      <w:hyperlink r:id="rId31">
-        <w:r>
-          <w:rPr>
-            <w:lang w:val="zh_TW" w:bidi="zh_TW"/>
-          </w:rPr>
-          <w:rPr>
-            <w:color w:val="0000EE"/>
-            <w:u w:val="single"/>
-          </w:rPr>
-          <w:t>10</w:t>
-        </w:r>
-      </w:hyperlink>
-      <w:r>
-        <w:rPr>
-          <w:lang w:val="zh_TW" w:bidi="zh_TW"/>
-        </w:rPr>
-        <w:t>；</w:t>
-      </w:r>
-      <w:hyperlink r:id="rId32">
-        <w:r>
-          <w:rPr>
-            <w:lang w:val="zh_TW" w:bidi="zh_TW"/>
-          </w:rPr>
-          <w:rPr>
-            <w:color w:val="0000EE"/>
-            <w:u w:val="single"/>
-          </w:rPr>
-          <w:t>提前1:9</w:t>
-        </w:r>
-      </w:hyperlink>
-      <w:r>
-        <w:rPr>
-          <w:lang w:val="zh_TW" w:bidi="zh_TW"/>
-        </w:rPr>
-        <w:t>–</w:t>
-      </w:r>
-      <w:hyperlink r:id="rId32">
-        <w:r>
-          <w:rPr>
-            <w:lang w:val="zh_TW" w:bidi="zh_TW"/>
-          </w:rPr>
-          <w:rPr>
-            <w:color w:val="0000EE"/>
-            <w:u w:val="single"/>
-          </w:rPr>
-          <w:t>10</w:t>
-        </w:r>
-      </w:hyperlink>
-      <w:r>
-        <w:rPr>
-          <w:lang w:val="zh_TW" w:bidi="zh_TW"/>
-        </w:rPr>
-        <w:t>）。這禁令的唯一解釋，見於</w:t>
-      </w:r>
-      <w:hyperlink r:id="rId33">
-        <w:r>
-          <w:rPr>
-            <w:lang w:val="zh_TW" w:bidi="zh_TW"/>
-          </w:rPr>
-          <w:rPr>
-            <w:color w:val="0000EE"/>
-            <w:u w:val="single"/>
-          </w:rPr>
-          <w:t>羅馬書一章24至27節</w:t>
-        </w:r>
-      </w:hyperlink>
-      <w:r>
-        <w:rPr>
-          <w:lang w:val="zh_TW" w:bidi="zh_TW"/>
-        </w:rPr>
-        <w:t>。這些經文表明，人遠離神、轉向偶像之後，神便任憑他們隨從情慾，其中包括同性戀。在這觀點中，同性戀被視為違背神所設立的自然秩序，這秩序是為了讓男女能繁衍生命。</w:t>
-      </w:r>
-    </w:p>
-    <w:p>
-      <w:pPr>
-        <w:pStyle w:val="Heading3"/>
-      </w:pPr>
-      <w:r>
-        <w:rPr>
-          <w:lang w:val="zh_TW" w:bidi="zh_TW"/>
-        </w:rPr>
-        <w:t>勝過性誘惑</w:t>
-      </w:r>
-    </w:p>
-    <w:p>
-      <w:pPr/>
-      <w:r>
-        <w:rPr>
-          <w:lang w:val="zh_TW" w:bidi="zh_TW"/>
-        </w:rPr>
-      </w:r>
-      <w:r>
-        <w:rPr>
-          <w:lang w:val="zh_TW" w:bidi="zh_TW"/>
-        </w:rPr>
-        <w:t>聖經提供了實用的建議來勝過性誘惑：逃避它。當約瑟被他主人之妻引誘時，他就逃跑，甚至丟下外衣（</w:t>
-      </w:r>
-      <w:hyperlink r:id="rId34">
-        <w:r>
-          <w:rPr>
-            <w:lang w:val="zh_TW" w:bidi="zh_TW"/>
-          </w:rPr>
-          <w:rPr>
-            <w:color w:val="0000EE"/>
-            <w:u w:val="single"/>
-          </w:rPr>
-          <w:t>創39:12</w:t>
-        </w:r>
-      </w:hyperlink>
-      <w:r>
-        <w:rPr>
-          <w:lang w:val="zh_TW" w:bidi="zh_TW"/>
-        </w:rPr>
-        <w:t>）。保羅勸勉基督徒要效法約瑟的榜樣（</w:t>
-      </w:r>
-      <w:hyperlink r:id="rId26">
-        <w:r>
-          <w:rPr>
-            <w:lang w:val="zh_TW" w:bidi="zh_TW"/>
-          </w:rPr>
-          <w:rPr>
-            <w:color w:val="0000EE"/>
-            <w:u w:val="single"/>
-          </w:rPr>
-          <w:t>林前6:18</w:t>
-        </w:r>
-      </w:hyperlink>
-      <w:r>
-        <w:rPr>
-          <w:lang w:val="zh_TW" w:bidi="zh_TW"/>
-        </w:rPr>
-        <w:t>；</w:t>
-      </w:r>
-      <w:hyperlink r:id="rId35">
-        <w:r>
-          <w:rPr>
-            <w:lang w:val="zh_TW" w:bidi="zh_TW"/>
-          </w:rPr>
-          <w:rPr>
-            <w:color w:val="0000EE"/>
-            <w:u w:val="single"/>
-          </w:rPr>
-          <w:t>提後2:22</w:t>
-        </w:r>
-      </w:hyperlink>
-      <w:r>
-        <w:rPr>
-          <w:lang w:val="zh_TW" w:bidi="zh_TW"/>
-        </w:rPr>
-        <w:t>）。這承認人類對性的強烈渴望，但並不是叫人絕望。保羅教導，聖靈賜給信徒能力，使他們可以勝過性誘惑。他見過一些基督徒憑藉聖靈的能力，克制自己，甚至戰勝最難改變的惡習（</w:t>
-      </w:r>
-      <w:hyperlink r:id="rId36">
-        <w:r>
-          <w:rPr>
-            <w:lang w:val="zh_TW" w:bidi="zh_TW"/>
-          </w:rPr>
-          <w:rPr>
-            <w:color w:val="0000EE"/>
-            <w:u w:val="single"/>
-          </w:rPr>
-          <w:t>林前6:9</w:t>
-        </w:r>
-      </w:hyperlink>
-      <w:r>
-        <w:rPr>
-          <w:lang w:val="zh_TW" w:bidi="zh_TW"/>
-        </w:rPr>
-        <w:t>–</w:t>
-      </w:r>
-      <w:hyperlink r:id="rId36">
-        <w:r>
-          <w:rPr>
-            <w:lang w:val="zh_TW" w:bidi="zh_TW"/>
-          </w:rPr>
-          <w:rPr>
-            <w:color w:val="0000EE"/>
-            <w:u w:val="single"/>
-          </w:rPr>
-          <w:t>11</w:t>
-        </w:r>
-      </w:hyperlink>
-      <w:r>
-        <w:rPr>
-          <w:lang w:val="zh_TW" w:bidi="zh_TW"/>
-        </w:rPr>
-        <w:t>；</w:t>
-      </w:r>
-      <w:hyperlink r:id="rId37">
-        <w:r>
-          <w:rPr>
-            <w:lang w:val="zh_TW" w:bidi="zh_TW"/>
-          </w:rPr>
-          <w:rPr>
-            <w:color w:val="0000EE"/>
-            <w:u w:val="single"/>
-          </w:rPr>
-          <w:t>加5:22</w:t>
-        </w:r>
-      </w:hyperlink>
-      <w:r>
-        <w:rPr>
-          <w:lang w:val="zh_TW" w:bidi="zh_TW"/>
-        </w:rPr>
-        <w:t>–</w:t>
-      </w:r>
-      <w:hyperlink r:id="rId37">
-        <w:r>
-          <w:rPr>
-            <w:lang w:val="zh_TW" w:bidi="zh_TW"/>
-          </w:rPr>
-          <w:rPr>
-            <w:color w:val="0000EE"/>
-            <w:u w:val="single"/>
-          </w:rPr>
-          <w:t>23</w:t>
-        </w:r>
-      </w:hyperlink>
-      <w:r>
-        <w:rPr>
-          <w:lang w:val="zh_TW" w:bidi="zh_TW"/>
-        </w:rPr>
-        <w:t>；</w:t>
-      </w:r>
-      <w:hyperlink r:id="rId38">
-        <w:r>
-          <w:rPr>
-            <w:lang w:val="zh_TW" w:bidi="zh_TW"/>
-          </w:rPr>
-          <w:rPr>
-            <w:color w:val="0000EE"/>
-            <w:u w:val="single"/>
-          </w:rPr>
-          <w:t>提後1:7</w:t>
-        </w:r>
-      </w:hyperlink>
-      <w:r>
-        <w:rPr>
-          <w:lang w:val="zh_TW" w:bidi="zh_TW"/>
-        </w:rPr>
-        <w:t>）。</w:t>
-      </w:r>
-    </w:p>
-    <w:p>
-      <w:pPr>
-        <w:pStyle w:val="Heading3"/>
-      </w:pPr>
-      <w:r>
-        <w:rPr>
-          <w:lang w:val="zh_TW" w:bidi="zh_TW"/>
-        </w:rPr>
-        <w:t>人類性慾的未來</w:t>
-      </w:r>
-    </w:p>
-    <w:p>
-      <w:pPr/>
-      <w:r>
-        <w:rPr>
-          <w:lang w:val="zh_TW" w:bidi="zh_TW"/>
-        </w:rPr>
-      </w:r>
-      <w:r>
-        <w:rPr>
-          <w:lang w:val="zh_TW" w:bidi="zh_TW"/>
-        </w:rPr>
-        <w:t>新約暗示神將結束人類的性，正如祂起初設立它一樣。耶穌教導說，在將來的世界裡「人也不娶，也不嫁」（</w:t>
-      </w:r>
-      <w:hyperlink r:id="rId39">
-        <w:r>
-          <w:rPr>
-            <w:lang w:val="zh_TW" w:bidi="zh_TW"/>
-          </w:rPr>
-          <w:rPr>
-            <w:color w:val="0000EE"/>
-            <w:u w:val="single"/>
-          </w:rPr>
-          <w:t>太22:30</w:t>
-        </w:r>
-      </w:hyperlink>
-      <w:r>
-        <w:rPr>
-          <w:lang w:val="zh_TW" w:bidi="zh_TW"/>
-        </w:rPr>
-        <w:t>）。這是意料之外，但卻合乎聖經教導的結論。當不再有死亡時，生育的需要便消失。當人際關係達到完全的愛時，性作為維繫關係的需要也就不復存在。因此，神對人類性慾的兩大目的——繁衍與加深關係，都將在永恆中得著完全實現。</w:t>
-      </w:r>
-    </w:p>
-    <w:p>
-      <w:pPr/>
-      <w:r>
-        <w:rPr>
-          <w:lang w:val="zh_TW" w:bidi="zh_TW"/>
-        </w:rPr>
-      </w:r>
-      <w:r>
-        <w:rPr>
-          <w:i/>
-          <w:lang w:val="zh_TW" w:bidi="zh_TW"/>
-        </w:rPr>
-        <w:t>另見</w:t>
-      </w:r>
-      <w:r>
-        <w:rPr>
-          <w:lang w:val="zh_TW" w:bidi="zh_TW"/>
-        </w:rPr>
-        <w:t>休妻</w:t>
-      </w:r>
-      <w:r>
-        <w:rPr>
-          <w:lang w:val="zh_TW" w:bidi="zh_TW"/>
-        </w:rPr>
-        <w:t>、</w:t>
-      </w:r>
-      <w:r>
-        <w:rPr>
-          <w:lang w:val="zh_TW" w:bidi="zh_TW"/>
-        </w:rPr>
-        <w:t>家庭生活和關係</w:t>
-      </w:r>
-      <w:r>
-        <w:rPr>
-          <w:lang w:val="zh_TW" w:bidi="zh_TW"/>
-        </w:rPr>
-        <w:t>、</w:t>
-      </w:r>
-      <w:r>
-        <w:rPr>
-          <w:lang w:val="zh_TW" w:bidi="zh_TW"/>
-        </w:rPr>
-        <w:t>男人</w:t>
-      </w:r>
-      <w:r>
-        <w:rPr>
-          <w:lang w:val="zh_TW" w:bidi="zh_TW"/>
-        </w:rPr>
-        <w:t>、</w:t>
-      </w:r>
-      <w:r>
-        <w:rPr>
-          <w:lang w:val="zh_TW" w:bidi="zh_TW"/>
-        </w:rPr>
-        <w:t>婚姻，婚姻習俗</w:t>
-      </w:r>
-      <w:r>
-        <w:rPr>
-          <w:lang w:val="zh_TW" w:bidi="zh_TW"/>
-        </w:rPr>
-        <w:t>、</w:t>
-      </w:r>
-      <w:r>
-        <w:rPr>
-          <w:lang w:val="zh_TW" w:bidi="zh_TW"/>
-        </w:rPr>
-        <w:t>童貞女</w:t>
-      </w:r>
-      <w:r>
-        <w:rPr>
-          <w:lang w:val="zh_TW" w:bidi="zh_TW"/>
-        </w:rPr>
-        <w:t>、</w:t>
-      </w:r>
-      <w:r>
-        <w:rPr>
-          <w:lang w:val="zh_TW" w:bidi="zh_TW"/>
-        </w:rPr>
-        <w:t>婦女</w:t>
+      <w:r>
+        <w:rPr>
+          <w:lang w:val="zh_TW" w:bidi="zh_TW"/>
+        </w:rPr>
+        <w:t>牌</w:t>
       </w:r>
       <w:r>
         <w:rPr>

--- a/zht/docx/129.content.docx
+++ b/zht/docx/129.content.docx
@@ -19,7 +19,7 @@
         <w:rPr>
           <w:lang w:val="zh_TW" w:bidi="zh_TW"/>
         </w:rPr>
-        <w:t>Resource: 聖經詞典 (Tyndale)</w:t>
+        <w:t>Resource: Tyndale Open Bible Dictionary</w:t>
       </w:r>
       <w:r>
         <w:rPr>
@@ -112,7 +112,7 @@
         <w:rPr>
           <w:lang w:val="zh_TW" w:bidi="zh_TW"/>
         </w:rPr>
-        <w:t>聖經詞典 (Tyndale)</w:t>
+        <w:t>Tyndale Open Bible Dictionary</w:t>
       </w:r>
     </w:p>
     <w:p>
@@ -149,7 +149,7 @@
         <w:rPr>
           <w:lang w:val="zh_TW" w:bidi="zh_TW"/>
         </w:rPr>
-        <w:t>tao</w:t>
+        <w:t>shun</w:t>
       </w:r>
       <w:r>
         <w:rPr>
@@ -212,7 +212,7 @@
         <w:rPr>
           <w:lang w:val="zh_TW" w:bidi="zh_TW"/>
         </w:rPr>
-        <w:t>陶器</w:t>
+        <w:t>順服</w:t>
       </w:r>
       <w:r>
         <w:rPr>
@@ -231,18 +231,7 @@
         <w:rPr>
           <w:lang w:val="zh_TW" w:bidi="zh_TW"/>
         </w:rPr>
-        <w:t>黏土與陶土器皿的製作。</w:t>
-      </w:r>
-    </w:p>
-    <w:p>
-      <w:pPr>
-        <w:pStyle w:val="Heading3"/>
-      </w:pPr>
-      <w:r>
-        <w:rPr>
-          <w:lang w:val="zh_TW" w:bidi="zh_TW"/>
-        </w:rPr>
-        <w:t>歷史與發展</w:t>
+        <w:t>服從權威的約束或命令的行為或實例，這是對上級要求或請求的服從。希伯來文和希臘文中，表示順服的一般詞語都指聽從或聆聽上級權威的命令。另一個重要的希臘文詞彙包含了服從權威的意思，表示將自己安排在有指揮權的人之下。第三個希臘文詞彙則表明順服更多是出於說服力而非單純的服從。</w:t>
       </w:r>
     </w:p>
     <w:p>
@@ -256,7 +245,79 @@
         <w:rPr>
           <w:lang w:val="zh_TW" w:bidi="zh_TW"/>
         </w:rPr>
-        <w:t>最早的陶器是用手塑形而成，再放在太陽下曬乾。雖然古代沒有留下關於陶匠工作及其社會地位的文字記載，但埃及墓室與宮殿的牆壁上充滿陶匠工作的圖畫，從這些圖像可以觀察出許多有關他們工藝的細節。人們普遍認為，最早的陶匠是女性，因為她們在家中為準備食物而製作容器，而男人則外出打獵或採集食物。直到今天，在非洲、安納托利亞（Anatolia）、庫爾德（Kurdistan）地區以及美國西南部，仍可見到類似的情形。最終，製陶逐漸成為一種職業，通常由村落中特定的人負責，有時也由四處遷移的流動工匠進行——他們從一個村莊到另一個村莊，為當地人製作陶器，滿足需求後再繼續前往下一處。</w:t>
+        <w:t>順服神和人的權柄是舊約和新約中強調的義務。亞伯拉罕在一次事件中因為聽從神的命令，把以撒獻在祭壇上，而得到更多的祝福（</w:t>
+      </w:r>
+      <w:hyperlink r:id="rId13">
+        <w:r>
+          <w:rPr>
+            <w:lang w:val="zh_TW" w:bidi="zh_TW"/>
+          </w:rPr>
+          <w:rPr>
+            <w:color w:val="0000EE"/>
+            <w:u w:val="single"/>
+          </w:rPr>
+          <w:t>創22:18</w:t>
+        </w:r>
+      </w:hyperlink>
+      <w:r>
+        <w:rPr>
+          <w:lang w:val="zh_TW" w:bidi="zh_TW"/>
+        </w:rPr>
+        <w:t>；參</w:t>
+      </w:r>
+      <w:hyperlink r:id="rId14">
+        <w:r>
+          <w:rPr>
+            <w:lang w:val="zh_TW" w:bidi="zh_TW"/>
+          </w:rPr>
+          <w:rPr>
+            <w:color w:val="0000EE"/>
+            <w:u w:val="single"/>
+          </w:rPr>
+          <w:t>26:5</w:t>
+        </w:r>
+      </w:hyperlink>
+      <w:r>
+        <w:rPr>
+          <w:lang w:val="zh_TW" w:bidi="zh_TW"/>
+        </w:rPr>
+        <w:t>）。神會繼續祝福以色列，因為在西奈山立了約，但這取決於他們是否聽從神的聲音並遵守神的約（</w:t>
+      </w:r>
+      <w:hyperlink r:id="rId15">
+        <w:r>
+          <w:rPr>
+            <w:lang w:val="zh_TW" w:bidi="zh_TW"/>
+          </w:rPr>
+          <w:rPr>
+            <w:color w:val="0000EE"/>
+            <w:u w:val="single"/>
+          </w:rPr>
+          <w:t>出19:5</w:t>
+        </w:r>
+      </w:hyperlink>
+      <w:r>
+        <w:rPr>
+          <w:lang w:val="zh_TW" w:bidi="zh_TW"/>
+        </w:rPr>
+        <w:t>）。當他們即將進入迦南時，摩西將祝福和詛咒擺在以色列人面前——若他們聽從並遵守耶和華的誡命，便得祝福；若不聽從，便遭詛咒（</w:t>
+      </w:r>
+      <w:hyperlink r:id="rId16">
+        <w:r>
+          <w:rPr>
+            <w:lang w:val="zh_TW" w:bidi="zh_TW"/>
+          </w:rPr>
+          <w:rPr>
+            <w:color w:val="0000EE"/>
+            <w:u w:val="single"/>
+          </w:rPr>
+          <w:t>申11:22–28</w:t>
+        </w:r>
+      </w:hyperlink>
+      <w:r>
+        <w:rPr>
+          <w:lang w:val="zh_TW" w:bidi="zh_TW"/>
+        </w:rPr>
+        <w:t>）。</w:t>
       </w:r>
     </w:p>
     <w:p>
@@ -270,9 +331,9 @@
         <w:rPr>
           <w:lang w:val="zh_TW" w:bidi="zh_TW"/>
         </w:rPr>
-        <w:t>人們發明陶輪（potter’s wheel）之後，製陶不再只是家庭中偶爾的活動，而成為一項專門的職業。陶輪大大提高成器的速度，使這項手工藝邁向類似工業化的規模，並逐漸成為以男性為主的工作。不過，有證據顯示，當時仍有人（推測為女性）在家中製作部分陶器。在發明陶輪之前，主要的製陶方法是以盤條狀的黏土一層層堆疊起來塑形，尤其用於製作大型容器。在聖經所記述的地區的考古發掘中，最早的陶輪出土於蘇美（Sumer）的吾珥，年代約為公元前3500年至3000年。當時新興的城逐漸形成，可能帶動了陶輪的出現，因為更多的城裡人需要陶器。耶利米在公元前六世紀提到一個陶匠的工作坊：「我就下到窯匠的家裡去，正遇他轉輪做器皿。窯匠用泥做的器皿，在他手中做壞了，他又用這泥另做別的器皿；窯匠看怎樣好，就怎樣做。」（</w:t>
-      </w:r>
-      <w:hyperlink r:id="rId13">
+        <w:t>申命記警告說，頑梗悖逆的兒子首先會受到懲罰，如果他們執意不聽，最終會被石頭打死（</w:t>
+      </w:r>
+      <w:hyperlink r:id="rId17">
         <w:r>
           <w:rPr>
             <w:lang w:val="zh_TW" w:bidi="zh_TW"/>
@@ -281,14 +342,14 @@
             <w:color w:val="0000EE"/>
             <w:u w:val="single"/>
           </w:rPr>
-          <w:t>耶18:3–4</w:t>
+          <w:t>申21:18–21</w:t>
         </w:r>
       </w:hyperlink>
       <w:r>
         <w:rPr>
           <w:lang w:val="zh_TW" w:bidi="zh_TW"/>
         </w:rPr>
-        <w:t>）。有證據顯示，在古希臘的古典時期，出現了大型陶器工作坊，有些僱用了超過五十名工人。</w:t>
+        <w:t>）。</w:t>
       </w:r>
     </w:p>
     <w:p>
@@ -302,7 +363,97 @@
         <w:rPr>
           <w:lang w:val="zh_TW" w:bidi="zh_TW"/>
         </w:rPr>
-        <w:t>要產生「拉坯」所需的離心力，陶土每分鐘必須旋轉至少一百圈。最早的陶輪由兩塊石頭組成，下方的石頭中央有孔，上方的石頭有突起，正好插入下方的孔中，使上面的石頭能轉動。上方的石頭上固定一塊較大的木板，用來放置陶器，而轉動陶輪的工作無疑是由學徒負責的。到了希臘化時期（公元前300年之後），出現了以腳踏帶動的陶輪。</w:t>
+        <w:t>一個人是否為神的兒女，其標誌之一是持續遵守神的誡命（</w:t>
+      </w:r>
+      <w:hyperlink r:id="rId18">
+        <w:r>
+          <w:rPr>
+            <w:lang w:val="zh_TW" w:bidi="zh_TW"/>
+          </w:rPr>
+          <w:rPr>
+            <w:color w:val="0000EE"/>
+            <w:u w:val="single"/>
+          </w:rPr>
+          <w:t>約一2:3–5</w:t>
+        </w:r>
+      </w:hyperlink>
+      <w:r>
+        <w:rPr>
+          <w:lang w:val="zh_TW" w:bidi="zh_TW"/>
+        </w:rPr>
+        <w:t>）。耶穌說，那些愛祂的人會遵守祂的命令（</w:t>
+      </w:r>
+      <w:hyperlink r:id="rId19">
+        <w:r>
+          <w:rPr>
+            <w:lang w:val="zh_TW" w:bidi="zh_TW"/>
+          </w:rPr>
+          <w:rPr>
+            <w:color w:val="0000EE"/>
+            <w:u w:val="single"/>
+          </w:rPr>
+          <w:t>約14:15</w:t>
+        </w:r>
+      </w:hyperlink>
+      <w:r>
+        <w:rPr>
+          <w:lang w:val="zh_TW" w:bidi="zh_TW"/>
+        </w:rPr>
+        <w:t>）。彼得在談到基督徒時，稱他們為「順命的兒女」（</w:t>
+      </w:r>
+      <w:hyperlink r:id="rId20">
+        <w:r>
+          <w:rPr>
+            <w:lang w:val="zh_TW" w:bidi="zh_TW"/>
+          </w:rPr>
+          <w:rPr>
+            <w:color w:val="0000EE"/>
+            <w:u w:val="single"/>
+          </w:rPr>
+          <w:t>彼前1:14</w:t>
+        </w:r>
+      </w:hyperlink>
+      <w:r>
+        <w:rPr>
+          <w:lang w:val="zh_TW" w:bidi="zh_TW"/>
+        </w:rPr>
+        <w:t>；見</w:t>
+      </w:r>
+      <w:hyperlink r:id="rId21">
+        <w:r>
+          <w:rPr>
+            <w:lang w:val="zh_TW" w:bidi="zh_TW"/>
+          </w:rPr>
+          <w:rPr>
+            <w:color w:val="0000EE"/>
+            <w:u w:val="single"/>
+          </w:rPr>
+          <w:t>來5:9</w:t>
+        </w:r>
+      </w:hyperlink>
+      <w:r>
+        <w:rPr>
+          <w:lang w:val="zh_TW" w:bidi="zh_TW"/>
+        </w:rPr>
+        <w:t>，</w:t>
+      </w:r>
+      <w:hyperlink r:id="rId22">
+        <w:r>
+          <w:rPr>
+            <w:lang w:val="zh_TW" w:bidi="zh_TW"/>
+          </w:rPr>
+          <w:rPr>
+            <w:color w:val="0000EE"/>
+            <w:u w:val="single"/>
+          </w:rPr>
+          <w:t>11:8</w:t>
+        </w:r>
+      </w:hyperlink>
+      <w:r>
+        <w:rPr>
+          <w:lang w:val="zh_TW" w:bidi="zh_TW"/>
+        </w:rPr>
+        <w:t>）。</w:t>
       </w:r>
     </w:p>
     <w:p>
@@ -316,7 +467,367 @@
         <w:rPr>
           <w:lang w:val="zh_TW" w:bidi="zh_TW"/>
         </w:rPr>
-        <w:t>古代製陶的另一種技術是使用模具。模具是用軟石雕刻而成，或以黏土製作，用於大量生產相同形狀的器皿。在中東地區的博物館中，常可見到希臘化時期與羅馬時期的燈具模具。當時的小油燈是在模具中分上下兩半製成，再在燒製前將兩半黏合在一起。希律王時期的油燈還有獨立塑成的匙形燈嘴，與前述的兩個部分分開製作。</w:t>
+        <w:t>基督徒應該順服多種人：</w:t>
+      </w:r>
+    </w:p>
+    <w:p>
+      <w:pPr>
+        <w:pStyle w:val="ListBullet"/>
+        <w:spacing w:line="240" w:lineRule="auto"/>
+        <w:ind w:left="720"/>
+      </w:pPr>
+      <w:r>
+        <w:rPr>
+          <w:lang w:val="zh_TW" w:bidi="zh_TW"/>
+        </w:rPr>
+      </w:r>
+      <w:r>
+        <w:rPr>
+          <w:lang w:val="zh_TW" w:bidi="zh_TW"/>
+        </w:rPr>
+        <w:t>信徒應該順服主（</w:t>
+      </w:r>
+      <w:hyperlink r:id="rId23">
+        <w:r>
+          <w:rPr>
+            <w:lang w:val="zh_TW" w:bidi="zh_TW"/>
+          </w:rPr>
+          <w:rPr>
+            <w:color w:val="0000EE"/>
+            <w:u w:val="single"/>
+          </w:rPr>
+          <w:t>約14:21–24</w:t>
+        </w:r>
+      </w:hyperlink>
+      <w:r>
+        <w:rPr>
+          <w:lang w:val="zh_TW" w:bidi="zh_TW"/>
+        </w:rPr>
+        <w:t>，</w:t>
+      </w:r>
+      <w:hyperlink r:id="rId24">
+        <w:r>
+          <w:rPr>
+            <w:lang w:val="zh_TW" w:bidi="zh_TW"/>
+          </w:rPr>
+          <w:rPr>
+            <w:color w:val="0000EE"/>
+            <w:u w:val="single"/>
+          </w:rPr>
+          <w:t>15:10</w:t>
+        </w:r>
+      </w:hyperlink>
+      <w:r>
+        <w:rPr>
+          <w:lang w:val="zh_TW" w:bidi="zh_TW"/>
+        </w:rPr>
+        <w:t>）。</w:t>
+      </w:r>
+    </w:p>
+    <w:p>
+      <w:pPr>
+        <w:pStyle w:val="ListBullet"/>
+        <w:spacing w:line="240" w:lineRule="auto"/>
+        <w:ind w:left="720"/>
+      </w:pPr>
+      <w:r>
+        <w:rPr>
+          <w:lang w:val="zh_TW" w:bidi="zh_TW"/>
+        </w:rPr>
+      </w:r>
+      <w:r>
+        <w:rPr>
+          <w:lang w:val="zh_TW" w:bidi="zh_TW"/>
+        </w:rPr>
+        <w:t>妻子應該順服丈夫（</w:t>
+      </w:r>
+      <w:hyperlink r:id="rId25">
+        <w:r>
+          <w:rPr>
+            <w:lang w:val="zh_TW" w:bidi="zh_TW"/>
+          </w:rPr>
+          <w:rPr>
+            <w:color w:val="0000EE"/>
+            <w:u w:val="single"/>
+          </w:rPr>
+          <w:t>弗5:22–24</w:t>
+        </w:r>
+      </w:hyperlink>
+      <w:r>
+        <w:rPr>
+          <w:lang w:val="zh_TW" w:bidi="zh_TW"/>
+        </w:rPr>
+        <w:t>；</w:t>
+      </w:r>
+      <w:hyperlink r:id="rId26">
+        <w:r>
+          <w:rPr>
+            <w:lang w:val="zh_TW" w:bidi="zh_TW"/>
+          </w:rPr>
+          <w:rPr>
+            <w:color w:val="0000EE"/>
+            <w:u w:val="single"/>
+          </w:rPr>
+          <w:t>西3:18</w:t>
+        </w:r>
+      </w:hyperlink>
+      <w:r>
+        <w:rPr>
+          <w:lang w:val="zh_TW" w:bidi="zh_TW"/>
+        </w:rPr>
+        <w:t>；</w:t>
+      </w:r>
+      <w:hyperlink r:id="rId27">
+        <w:r>
+          <w:rPr>
+            <w:lang w:val="zh_TW" w:bidi="zh_TW"/>
+          </w:rPr>
+          <w:rPr>
+            <w:color w:val="0000EE"/>
+            <w:u w:val="single"/>
+          </w:rPr>
+          <w:t>多2:5</w:t>
+        </w:r>
+      </w:hyperlink>
+      <w:r>
+        <w:rPr>
+          <w:lang w:val="zh_TW" w:bidi="zh_TW"/>
+        </w:rPr>
+        <w:t>；</w:t>
+      </w:r>
+      <w:hyperlink r:id="rId28">
+        <w:r>
+          <w:rPr>
+            <w:lang w:val="zh_TW" w:bidi="zh_TW"/>
+          </w:rPr>
+          <w:rPr>
+            <w:color w:val="0000EE"/>
+            <w:u w:val="single"/>
+          </w:rPr>
+          <w:t>彼前3:1、5</w:t>
+        </w:r>
+      </w:hyperlink>
+      <w:r>
+        <w:rPr>
+          <w:lang w:val="zh_TW" w:bidi="zh_TW"/>
+        </w:rPr>
+        <w:t>）。</w:t>
+      </w:r>
+    </w:p>
+    <w:p>
+      <w:pPr>
+        <w:pStyle w:val="ListBullet"/>
+        <w:spacing w:line="240" w:lineRule="auto"/>
+        <w:ind w:left="720"/>
+      </w:pPr>
+      <w:r>
+        <w:rPr>
+          <w:lang w:val="zh_TW" w:bidi="zh_TW"/>
+        </w:rPr>
+      </w:r>
+      <w:r>
+        <w:rPr>
+          <w:lang w:val="zh_TW" w:bidi="zh_TW"/>
+        </w:rPr>
+        <w:t>兒女要聽從父母（</w:t>
+      </w:r>
+      <w:hyperlink r:id="rId29">
+        <w:r>
+          <w:rPr>
+            <w:lang w:val="zh_TW" w:bidi="zh_TW"/>
+          </w:rPr>
+          <w:rPr>
+            <w:color w:val="0000EE"/>
+            <w:u w:val="single"/>
+          </w:rPr>
+          <w:t>弗6:1</w:t>
+        </w:r>
+      </w:hyperlink>
+      <w:r>
+        <w:rPr>
+          <w:lang w:val="zh_TW" w:bidi="zh_TW"/>
+        </w:rPr>
+        <w:t>；</w:t>
+      </w:r>
+      <w:hyperlink r:id="rId30">
+        <w:r>
+          <w:rPr>
+            <w:lang w:val="zh_TW" w:bidi="zh_TW"/>
+          </w:rPr>
+          <w:rPr>
+            <w:color w:val="0000EE"/>
+            <w:u w:val="single"/>
+          </w:rPr>
+          <w:t>西3:20</w:t>
+        </w:r>
+      </w:hyperlink>
+      <w:r>
+        <w:rPr>
+          <w:lang w:val="zh_TW" w:bidi="zh_TW"/>
+        </w:rPr>
+        <w:t>）。</w:t>
+      </w:r>
+    </w:p>
+    <w:p>
+      <w:pPr>
+        <w:pStyle w:val="ListBullet"/>
+        <w:spacing w:line="240" w:lineRule="auto"/>
+        <w:ind w:left="720"/>
+      </w:pPr>
+      <w:r>
+        <w:rPr>
+          <w:lang w:val="zh_TW" w:bidi="zh_TW"/>
+        </w:rPr>
+      </w:r>
+      <w:r>
+        <w:rPr>
+          <w:lang w:val="zh_TW" w:bidi="zh_TW"/>
+        </w:rPr>
+        <w:t>公民應該順服政府官員（</w:t>
+      </w:r>
+      <w:hyperlink r:id="rId31">
+        <w:r>
+          <w:rPr>
+            <w:lang w:val="zh_TW" w:bidi="zh_TW"/>
+          </w:rPr>
+          <w:rPr>
+            <w:color w:val="0000EE"/>
+            <w:u w:val="single"/>
+          </w:rPr>
+          <w:t>羅13:1–7</w:t>
+        </w:r>
+      </w:hyperlink>
+      <w:r>
+        <w:rPr>
+          <w:lang w:val="zh_TW" w:bidi="zh_TW"/>
+        </w:rPr>
+        <w:t>；</w:t>
+      </w:r>
+      <w:hyperlink r:id="rId32">
+        <w:r>
+          <w:rPr>
+            <w:lang w:val="zh_TW" w:bidi="zh_TW"/>
+          </w:rPr>
+          <w:rPr>
+            <w:color w:val="0000EE"/>
+            <w:u w:val="single"/>
+          </w:rPr>
+          <w:t>多3:1</w:t>
+        </w:r>
+      </w:hyperlink>
+      <w:r>
+        <w:rPr>
+          <w:lang w:val="zh_TW" w:bidi="zh_TW"/>
+        </w:rPr>
+        <w:t>；</w:t>
+      </w:r>
+      <w:hyperlink r:id="rId33">
+        <w:r>
+          <w:rPr>
+            <w:lang w:val="zh_TW" w:bidi="zh_TW"/>
+          </w:rPr>
+          <w:rPr>
+            <w:color w:val="0000EE"/>
+            <w:u w:val="single"/>
+          </w:rPr>
+          <w:t>彼前2:13–14</w:t>
+        </w:r>
+      </w:hyperlink>
+      <w:r>
+        <w:rPr>
+          <w:lang w:val="zh_TW" w:bidi="zh_TW"/>
+        </w:rPr>
+        <w:t>）。</w:t>
+      </w:r>
+    </w:p>
+    <w:p>
+      <w:pPr>
+        <w:pStyle w:val="ListBullet"/>
+        <w:spacing w:line="240" w:lineRule="auto"/>
+        <w:ind w:left="720"/>
+      </w:pPr>
+      <w:r>
+        <w:rPr>
+          <w:lang w:val="zh_TW" w:bidi="zh_TW"/>
+        </w:rPr>
+      </w:r>
+      <w:r>
+        <w:rPr>
+          <w:lang w:val="zh_TW" w:bidi="zh_TW"/>
+        </w:rPr>
+        <w:t>僕人應該順服主人（</w:t>
+      </w:r>
+      <w:hyperlink r:id="rId34">
+        <w:r>
+          <w:rPr>
+            <w:lang w:val="zh_TW" w:bidi="zh_TW"/>
+          </w:rPr>
+          <w:rPr>
+            <w:color w:val="0000EE"/>
+            <w:u w:val="single"/>
+          </w:rPr>
+          <w:t>弗6:5</w:t>
+        </w:r>
+      </w:hyperlink>
+      <w:r>
+        <w:rPr>
+          <w:lang w:val="zh_TW" w:bidi="zh_TW"/>
+        </w:rPr>
+        <w:t>；</w:t>
+      </w:r>
+      <w:hyperlink r:id="rId35">
+        <w:r>
+          <w:rPr>
+            <w:lang w:val="zh_TW" w:bidi="zh_TW"/>
+          </w:rPr>
+          <w:rPr>
+            <w:color w:val="0000EE"/>
+            <w:u w:val="single"/>
+          </w:rPr>
+          <w:t>西3:22</w:t>
+        </w:r>
+      </w:hyperlink>
+      <w:r>
+        <w:rPr>
+          <w:lang w:val="zh_TW" w:bidi="zh_TW"/>
+        </w:rPr>
+        <w:t>；</w:t>
+      </w:r>
+      <w:hyperlink r:id="rId36">
+        <w:r>
+          <w:rPr>
+            <w:lang w:val="zh_TW" w:bidi="zh_TW"/>
+          </w:rPr>
+          <w:rPr>
+            <w:color w:val="0000EE"/>
+            <w:u w:val="single"/>
+          </w:rPr>
+          <w:t>多2:9</w:t>
+        </w:r>
+      </w:hyperlink>
+      <w:r>
+        <w:rPr>
+          <w:lang w:val="zh_TW" w:bidi="zh_TW"/>
+        </w:rPr>
+        <w:t>；</w:t>
+      </w:r>
+      <w:hyperlink r:id="rId37">
+        <w:r>
+          <w:rPr>
+            <w:lang w:val="zh_TW" w:bidi="zh_TW"/>
+          </w:rPr>
+          <w:rPr>
+            <w:color w:val="0000EE"/>
+            <w:u w:val="single"/>
+          </w:rPr>
+          <w:t>彼前2:18</w:t>
+        </w:r>
+      </w:hyperlink>
+      <w:r>
+        <w:rPr>
+          <w:lang w:val="zh_TW" w:bidi="zh_TW"/>
+        </w:rPr>
+        <w:t>）。</w:t>
       </w:r>
     </w:p>
     <w:p>
@@ -330,7 +841,43 @@
         <w:rPr>
           <w:lang w:val="zh_TW" w:bidi="zh_TW"/>
         </w:rPr>
-        <w:t>古代陶器在大小和形狀上變化極為豐富，令人驚嘆。一般的古代家庭通常會有大型器皿（雙耳瓶〔amphorae〕和儲物罐〔pithoi〕），用來盛裝酒或水等液體。這些容器底部呈尖形，最初設計是為了在運輸時能靠在船身的斜面上。在平民的家中，人們常把這些容器部分埋入地面，並靠牆擺放；而在龐貝（Pompeii）與赫庫蘭尼姆（Herculaneum）的酒館中，人們把這些容器放在木架上。人們常把開口較大的大甕部分埋入地面，好讓其中的液體保持清涼。此外，各種穀物也會儲存在這類容器中，其中有些高達四英尺（約1.2公尺），寬達三英尺（約0.9公尺）。較小的水瓶為日常常用器皿，可盛約一夸脫（約0.9公升）或更多的液體。圓腹形的壺則用來盛酒，壺嘴設計能防止珍貴的液體流出。圓形水壺在壺肩兩側各有一個把手，便於旅途中攜帶水。家庭中常見各種大小與深淺不同的碗與盤。稱為混酒缸（krater）的寬口大甕，多用於飲酒。烹飪時使用中型的陶鍋（容量約一加侖，約3.8公升），鍋底圓潤，方便直接放在火上或放入地上掏出的火坑中加熱。這些陶鍋通常有兩個環形把手，可以懸掛於火上使用。</w:t>
+        <w:t>然而，儘管聖經非常強調順服，但這種順服從未成為在神面前稱義的基礎。保羅宣稱救恩是神的恩賜，會產生善行（</w:t>
+      </w:r>
+      <w:hyperlink r:id="rId38">
+        <w:r>
+          <w:rPr>
+            <w:lang w:val="zh_TW" w:bidi="zh_TW"/>
+          </w:rPr>
+          <w:rPr>
+            <w:color w:val="0000EE"/>
+            <w:u w:val="single"/>
+          </w:rPr>
+          <w:t>弗2:8–10</w:t>
+        </w:r>
+      </w:hyperlink>
+      <w:r>
+        <w:rPr>
+          <w:lang w:val="zh_TW" w:bidi="zh_TW"/>
+        </w:rPr>
+        <w:t>）。同樣，雅各也談到順服的行為是出於信心（</w:t>
+      </w:r>
+      <w:hyperlink r:id="rId39">
+        <w:r>
+          <w:rPr>
+            <w:lang w:val="zh_TW" w:bidi="zh_TW"/>
+          </w:rPr>
+          <w:rPr>
+            <w:color w:val="0000EE"/>
+            <w:u w:val="single"/>
+          </w:rPr>
+          <w:t>雅2:14–26</w:t>
+        </w:r>
+      </w:hyperlink>
+      <w:r>
+        <w:rPr>
+          <w:lang w:val="zh_TW" w:bidi="zh_TW"/>
+        </w:rPr>
+        <w:t>）。</w:t>
       </w:r>
     </w:p>
     <w:p>
@@ -344,34 +891,9 @@
         <w:rPr>
           <w:lang w:val="zh_TW" w:bidi="zh_TW"/>
         </w:rPr>
-        <w:t>在古典時期的希臘，陶器上常繪有鮮明生動的圖像，內容包括宗教、性愛、戰爭及社會生活的場景。更早期的米諾安（Minoan）與邁錫尼（Mycenaean）文化所出產的陶器，則有優美的圖案裝飾，如植物、動物、海洋生物以及各種幾何設計。自古以來，中東地區的陶器在造型與花紋上也展現出多樣的變化，人們利用深淺不同的泥漿色層，在陶器上塗抹或潑灑，形成自然變化的紋理與圖案。</w:t>
-      </w:r>
-    </w:p>
-    <w:p>
-      <w:pPr>
-        <w:pStyle w:val="Heading3"/>
-      </w:pPr>
-      <w:r>
-        <w:rPr>
-          <w:lang w:val="zh_TW" w:bidi="zh_TW"/>
-        </w:rPr>
-        <w:t>聖經中的陶器</w:t>
-      </w:r>
-    </w:p>
-    <w:p>
-      <w:pPr/>
-      <w:r>
-        <w:rPr>
-          <w:lang w:val="zh_TW" w:bidi="zh_TW"/>
-        </w:rPr>
-      </w:r>
-      <w:r>
-        <w:rPr>
-          <w:lang w:val="zh_TW" w:bidi="zh_TW"/>
-        </w:rPr>
-        <w:t>聖經中多次提到陶匠及其工作。典型的例子包括：「以色列家啊，我待你們，豈不能照這窯匠弄泥嗎？ 以色列家啊，泥在窯匠的手中怎樣，你們在我的手中也怎樣」（</w:t>
-      </w:r>
-      <w:hyperlink r:id="rId14">
+        <w:t>耶穌自己在被出賣的那夜，重複強調對祂的愛是以遵守祂的誡命來衡量的（</w:t>
+      </w:r>
+      <w:hyperlink r:id="rId19">
         <w:r>
           <w:rPr>
             <w:lang w:val="zh_TW" w:bidi="zh_TW"/>
@@ -380,16 +902,16 @@
             <w:color w:val="0000EE"/>
             <w:u w:val="single"/>
           </w:rPr>
-          <w:t>耶18:6</w:t>
+          <w:t>約14:15、21、23–24</w:t>
         </w:r>
       </w:hyperlink>
       <w:r>
         <w:rPr>
           <w:lang w:val="zh_TW" w:bidi="zh_TW"/>
         </w:rPr>
-        <w:t>）；「耶和華啊，現在你仍是我們的父！我們是泥，你是窯匠；我們都是你手的工作。」（</w:t>
-      </w:r>
-      <w:hyperlink r:id="rId15">
+        <w:t>，</w:t>
+      </w:r>
+      <w:hyperlink r:id="rId24">
         <w:r>
           <w:rPr>
             <w:lang w:val="zh_TW" w:bidi="zh_TW"/>
@@ -398,16 +920,16 @@
             <w:color w:val="0000EE"/>
             <w:u w:val="single"/>
           </w:rPr>
-          <w:t>賽64:8</w:t>
+          <w:t>15:10</w:t>
         </w:r>
       </w:hyperlink>
       <w:r>
         <w:rPr>
           <w:lang w:val="zh_TW" w:bidi="zh_TW"/>
         </w:rPr>
-        <w:t>）。在創造的記載中，神以陶匠的形象出現，祂用地上的塵土造人（</w:t>
-      </w:r>
-      <w:hyperlink r:id="rId16">
+        <w:t>）。祂也強調，祂對神父的愛是通過遵守父神的命令來表現的（</w:t>
+      </w:r>
+      <w:hyperlink r:id="rId40">
         <w:r>
           <w:rPr>
             <w:lang w:val="zh_TW" w:bidi="zh_TW"/>
@@ -416,16 +938,16 @@
             <w:color w:val="0000EE"/>
             <w:u w:val="single"/>
           </w:rPr>
-          <w:t>創2:7</w:t>
+          <w:t>14:31</w:t>
         </w:r>
       </w:hyperlink>
       <w:r>
         <w:rPr>
           <w:lang w:val="zh_TW" w:bidi="zh_TW"/>
         </w:rPr>
-        <w:t>）。保羅（</w:t>
-      </w:r>
-      <w:hyperlink r:id="rId17">
+        <w:t>）。聖經提到許多人的順服是出於他們對神的信心和愛（</w:t>
+      </w:r>
+      <w:hyperlink r:id="rId41">
         <w:r>
           <w:rPr>
             <w:lang w:val="zh_TW" w:bidi="zh_TW"/>
@@ -434,16 +956,16 @@
             <w:color w:val="0000EE"/>
             <w:u w:val="single"/>
           </w:rPr>
-          <w:t>羅9:20–21</w:t>
+          <w:t>來11章</w:t>
         </w:r>
       </w:hyperlink>
       <w:r>
         <w:rPr>
           <w:lang w:val="zh_TW" w:bidi="zh_TW"/>
         </w:rPr>
-        <w:t>）藉著以賽亞所用的比喻（</w:t>
-      </w:r>
-      <w:hyperlink r:id="rId18">
+        <w:t>）。例如，亞伯相信神並獻上更美的祭物（</w:t>
+      </w:r>
+      <w:hyperlink r:id="rId42">
         <w:r>
           <w:rPr>
             <w:lang w:val="zh_TW" w:bidi="zh_TW"/>
@@ -452,30 +974,16 @@
             <w:color w:val="0000EE"/>
             <w:u w:val="single"/>
           </w:rPr>
-          <w:t>賽45:9</w:t>
+          <w:t>4</w:t>
         </w:r>
       </w:hyperlink>
       <w:r>
         <w:rPr>
           <w:lang w:val="zh_TW" w:bidi="zh_TW"/>
         </w:rPr>
-        <w:t>），論證神在揀選以色列時的絕對主權。那比喻說到一個器皿與製造它的陶匠爭論：「泥土豈可對摶弄它的說：你做甚麼呢？所做的物豈可說：你沒有手呢？」</w:t>
-      </w:r>
-    </w:p>
-    <w:p>
-      <w:pPr/>
-      <w:r>
-        <w:rPr>
-          <w:lang w:val="zh_TW" w:bidi="zh_TW"/>
-        </w:rPr>
-      </w:r>
-      <w:r>
-        <w:rPr>
-          <w:lang w:val="zh_TW" w:bidi="zh_TW"/>
-        </w:rPr>
-        <w:t>耶利米曾以極具象徵性的行動預言耶路撒冷的毀滅，他打碎一個陶匠所做的瓦瓶，使其破成無法再修復的碎片（</w:t>
-      </w:r>
-      <w:hyperlink r:id="rId19">
+        <w:t>節）。挪亞相信神的話而建造了一艘大船（或方舟；見</w:t>
+      </w:r>
+      <w:hyperlink r:id="rId43">
         <w:r>
           <w:rPr>
             <w:lang w:val="zh_TW" w:bidi="zh_TW"/>
@@ -484,16 +992,16 @@
             <w:color w:val="0000EE"/>
             <w:u w:val="single"/>
           </w:rPr>
-          <w:t>耶19:11</w:t>
+          <w:t>7</w:t>
         </w:r>
       </w:hyperlink>
       <w:r>
         <w:rPr>
           <w:lang w:val="zh_TW" w:bidi="zh_TW"/>
         </w:rPr>
-        <w:t>）。在耶路撒冷被毀之時，以色列人雖然在神眼中看為寶貴，卻「算為窯匠手所做的瓦瓶」（</w:t>
-      </w:r>
-      <w:hyperlink r:id="rId20">
+        <w:t>節）。亞伯拉罕憑著信心在神的指示下離開吾珥的家，那時他並不知道自己的目的地（</w:t>
+      </w:r>
+      <w:hyperlink r:id="rId22">
         <w:r>
           <w:rPr>
             <w:lang w:val="zh_TW" w:bidi="zh_TW"/>
@@ -502,30 +1010,16 @@
             <w:color w:val="0000EE"/>
             <w:u w:val="single"/>
           </w:rPr>
-          <w:t>哀4:2</w:t>
+          <w:t>8</w:t>
         </w:r>
       </w:hyperlink>
       <w:r>
         <w:rPr>
           <w:lang w:val="zh_TW" w:bidi="zh_TW"/>
         </w:rPr>
-        <w:t>）——這表明他們如陶器一般脆弱，極易被打碎與毀滅。</w:t>
-      </w:r>
-    </w:p>
-    <w:p>
-      <w:pPr/>
-      <w:r>
-        <w:rPr>
-          <w:lang w:val="zh_TW" w:bidi="zh_TW"/>
-        </w:rPr>
-      </w:r>
-      <w:r>
-        <w:rPr>
-          <w:lang w:val="zh_TW" w:bidi="zh_TW"/>
-        </w:rPr>
-        <w:t>在古代世界中，破裂的陶器被視為毫無價值，人們會將碎片掃到一旁或扔出窗外，再重新製作新的器皿。由於陶器製作技術普及，價格便宜，人們搬遷時通常不會攜帶陶器，因為製作或購買新的陶器比搬運舊的更方便，特別是體積較大的那些。然而，破片也並非全無用途。約伯曾用一片瓦片刮去瘡口的膿液，瓦片就是破碎的陶器碎片（</w:t>
-      </w:r>
-      <w:hyperlink r:id="rId21">
+        <w:t>節）。摩西因信神而拒絕了被稱為法老兒子的特權，寧願選擇與神的百姓以色列人同在（</w:t>
+      </w:r>
+      <w:hyperlink r:id="rId44">
         <w:r>
           <w:rPr>
             <w:lang w:val="zh_TW" w:bidi="zh_TW"/>
@@ -534,16 +1028,16 @@
             <w:color w:val="0000EE"/>
             <w:u w:val="single"/>
           </w:rPr>
-          <w:t>伯2:8</w:t>
+          <w:t>24–25</w:t>
         </w:r>
       </w:hyperlink>
       <w:r>
         <w:rPr>
           <w:lang w:val="zh_TW" w:bidi="zh_TW"/>
         </w:rPr>
-        <w:t>）。在更晚的時期，陶器碎片常被用來書寫便條，被稱為陶片（ostraca）。詩人也曾說自己的精力枯乾如同瓦片（</w:t>
-      </w:r>
-      <w:hyperlink r:id="rId22">
+        <w:t>節）。信而順服神的最大例子是耶穌基督自己。祂虛己，取了奴僕的形象，謙卑自己，順服至死，甚至死在十字架上（</w:t>
+      </w:r>
+      <w:hyperlink r:id="rId45">
         <w:r>
           <w:rPr>
             <w:lang w:val="zh_TW" w:bidi="zh_TW"/>
@@ -552,101 +1046,14 @@
             <w:color w:val="0000EE"/>
             <w:u w:val="single"/>
           </w:rPr>
-          <w:t>詩22:15</w:t>
+          <w:t>腓2:7–8</w:t>
         </w:r>
       </w:hyperlink>
       <w:r>
         <w:rPr>
           <w:lang w:val="zh_TW" w:bidi="zh_TW"/>
         </w:rPr>
-        <w:t>）——這是指陶器燒乾後失去水分的狀態。敬拜多神和偶像的民族最終會敗亡，聖經形容這情景好像陶器被摔得粉碎（</w:t>
-      </w:r>
-      <w:hyperlink r:id="rId23">
-        <w:r>
-          <w:rPr>
-            <w:lang w:val="zh_TW" w:bidi="zh_TW"/>
-          </w:rPr>
-          <w:rPr>
-            <w:color w:val="0000EE"/>
-            <w:u w:val="single"/>
-          </w:rPr>
-          <w:t>詩2:9</w:t>
-        </w:r>
-      </w:hyperlink>
-      <w:r>
-        <w:rPr>
-          <w:lang w:val="zh_TW" w:bidi="zh_TW"/>
-        </w:rPr>
-        <w:t>；</w:t>
-      </w:r>
-      <w:hyperlink r:id="rId24">
-        <w:r>
-          <w:rPr>
-            <w:lang w:val="zh_TW" w:bidi="zh_TW"/>
-          </w:rPr>
-          <w:rPr>
-            <w:color w:val="0000EE"/>
-            <w:u w:val="single"/>
-          </w:rPr>
-          <w:t>啟2:27</w:t>
-        </w:r>
-      </w:hyperlink>
-      <w:r>
-        <w:rPr>
-          <w:lang w:val="zh_TW" w:bidi="zh_TW"/>
-        </w:rPr>
         <w:t>）。</w:t>
-      </w:r>
-    </w:p>
-    <w:p>
-      <w:pPr/>
-      <w:r>
-        <w:rPr>
-          <w:lang w:val="zh_TW" w:bidi="zh_TW"/>
-        </w:rPr>
-      </w:r>
-      <w:r>
-        <w:rPr>
-          <w:i/>
-          <w:lang w:val="zh_TW" w:bidi="zh_TW"/>
-        </w:rPr>
-        <w:t>另見</w:t>
-      </w:r>
-      <w:r>
-        <w:rPr>
-          <w:lang w:val="zh_TW" w:bidi="zh_TW"/>
-        </w:rPr>
-        <w:t>考古學與聖經</w:t>
-      </w:r>
-      <w:r>
-        <w:rPr>
-          <w:lang w:val="zh_TW" w:bidi="zh_TW"/>
-        </w:rPr>
-        <w:t>；</w:t>
-      </w:r>
-      <w:r>
-        <w:rPr>
-          <w:lang w:val="zh_TW" w:bidi="zh_TW"/>
-        </w:rPr>
-        <w:t>磚、磚窯</w:t>
-      </w:r>
-      <w:r>
-        <w:rPr>
-          <w:lang w:val="zh_TW" w:bidi="zh_TW"/>
-        </w:rPr>
-        <w:t>；</w:t>
-      </w:r>
-      <w:r>
-        <w:rPr>
-          <w:lang w:val="zh_TW" w:bidi="zh_TW"/>
-        </w:rPr>
-        <w:t>牌</w:t>
-      </w:r>
-      <w:r>
-        <w:rPr>
-          <w:lang w:val="zh_TW" w:bidi="zh_TW"/>
-        </w:rPr>
-        <w:t>。</w:t>
       </w:r>
       <w:r>
         <w:rPr>

--- a/zht/docx/129.content.docx
+++ b/zht/docx/129.content.docx
@@ -19,7 +19,7 @@
         <w:rPr>
           <w:lang w:val="zh_TW" w:bidi="zh_TW"/>
         </w:rPr>
-        <w:t>Resource: Tyndale Open Bible Dictionary</w:t>
+        <w:t>Resource: Aquifer Open Bible Dictionary</w:t>
       </w:r>
       <w:r>
         <w:rPr>
@@ -112,7 +112,7 @@
         <w:rPr>
           <w:lang w:val="zh_TW" w:bidi="zh_TW"/>
         </w:rPr>
-        <w:t>Tyndale Open Bible Dictionary</w:t>
+        <w:t>Aquifer Open Bible Dictionary</w:t>
       </w:r>
     </w:p>
     <w:p>

--- a/zht/docx/129.content.docx
+++ b/zht/docx/129.content.docx
@@ -149,7 +149,7 @@
         <w:rPr>
           <w:lang w:val="zh_TW" w:bidi="zh_TW"/>
         </w:rPr>
-        <w:t>ri</w:t>
+        <w:t>quan</w:t>
       </w:r>
       <w:r>
         <w:rPr>
@@ -212,7 +212,7 @@
         <w:rPr>
           <w:lang w:val="zh_TW" w:bidi="zh_TW"/>
         </w:rPr>
-        <w:t>日</w:t>
+        <w:t>權能</w:t>
       </w:r>
       <w:r>
         <w:rPr>
@@ -231,36 +231,7 @@
         <w:rPr>
           <w:lang w:val="zh_TW" w:bidi="zh_TW"/>
         </w:rPr>
-        <w:t>最直接的意義，是指地球繞著自轉軸旋轉的一段時間，例如兩次日出之間的時間；也可以指這段時間裡太陽可見的部份，即「早晨」，另一部份則稱為「晚上」。「日子」這個字在舊約中出現超過二千次，在新約中出現超過三百五十次。希伯來文中「日」一詞多義，不僅僅是字面上的意思。希伯來人的一天是由晚上開始，直到第二天的晚上，這種算法大概是基於妥拉（參</w:t>
-      </w:r>
-      <w:hyperlink r:id="rId13">
-        <w:r>
-          <w:rPr>
-            <w:lang w:val="zh_TW" w:bidi="zh_TW"/>
-          </w:rPr>
-          <w:rPr>
-            <w:color w:val="0000EE"/>
-            <w:u w:val="single"/>
-          </w:rPr>
-          <w:t>創1:14、19</w:t>
-        </w:r>
-      </w:hyperlink>
-      <w:r>
-        <w:rPr>
-          <w:lang w:val="zh_TW" w:bidi="zh_TW"/>
-        </w:rPr>
-        <w:t>）。這種字面上按太陽運行的二十四小時週期稱為「公曆日」（civil day）。在其他古代近東的民族中，「公曆日」的起點各有不同。希臘的習慣與希伯來人相同；巴比倫人由日出開始一天；埃及人和羅馬人則以午夜到次日午夜為一日。</w:t>
-      </w:r>
-    </w:p>
-    <w:p>
-      <w:pPr>
-        <w:pStyle w:val="Heading3"/>
-      </w:pPr>
-      <w:r>
-        <w:rPr>
-          <w:lang w:val="zh_TW" w:bidi="zh_TW"/>
-        </w:rPr>
-        <w:t>聖經中的日子與星期</w:t>
+        <w:t>因著力量、技能、資源或權柄而能夠做事的能力。</w:t>
       </w:r>
     </w:p>
     <w:p>
@@ -274,205 +245,94 @@
         <w:rPr>
           <w:lang w:val="zh_TW" w:bidi="zh_TW"/>
         </w:rPr>
-        <w:t>希伯來人一般認知白天（十二小時）分為早晨、正午與晚上（</w:t>
-      </w:r>
-      <w:hyperlink r:id="rId14">
-        <w:r>
-          <w:rPr>
-            <w:lang w:val="zh_TW" w:bidi="zh_TW"/>
-          </w:rPr>
-          <w:rPr>
-            <w:color w:val="0000EE"/>
-            <w:u w:val="single"/>
-          </w:rPr>
-          <w:t>詩55:17</w:t>
-        </w:r>
-      </w:hyperlink>
-      <w:r>
-        <w:rPr>
-          <w:lang w:val="zh_TW" w:bidi="zh_TW"/>
-        </w:rPr>
-        <w:t>）。這些時段有時以不同詞語表達，如黎明（</w:t>
-      </w:r>
-      <w:hyperlink r:id="rId15">
-        <w:r>
-          <w:rPr>
-            <w:lang w:val="zh_TW" w:bidi="zh_TW"/>
-          </w:rPr>
-          <w:rPr>
-            <w:color w:val="0000EE"/>
-            <w:u w:val="single"/>
-          </w:rPr>
-          <w:t>伯3:9</w:t>
-        </w:r>
-      </w:hyperlink>
-      <w:r>
-        <w:rPr>
-          <w:lang w:val="zh_TW" w:bidi="zh_TW"/>
-        </w:rPr>
-        <w:t>）、</w:t>
-      </w:r>
-      <w:r>
-        <w:rPr>
-          <w:lang w:val="zh_TW" w:bidi="zh_TW"/>
-        </w:rPr>
-        <w:t>太陽近午</w:t>
-      </w:r>
-      <w:r>
-        <w:rPr>
-          <w:lang w:val="zh_TW" w:bidi="zh_TW"/>
-        </w:rPr>
-        <w:t>（</w:t>
-      </w:r>
-      <w:hyperlink r:id="rId16">
-        <w:r>
-          <w:rPr>
-            <w:lang w:val="zh_TW" w:bidi="zh_TW"/>
-          </w:rPr>
-          <w:rPr>
-            <w:color w:val="0000EE"/>
-            <w:u w:val="single"/>
-          </w:rPr>
-          <w:t>撒上11:11</w:t>
-        </w:r>
-      </w:hyperlink>
-      <w:r>
-        <w:rPr>
-          <w:lang w:val="zh_TW" w:bidi="zh_TW"/>
-        </w:rPr>
-        <w:t>）、</w:t>
-      </w:r>
-      <w:r>
-        <w:rPr>
-          <w:lang w:val="zh_TW" w:bidi="zh_TW"/>
-        </w:rPr>
-        <w:t>晌午</w:t>
-      </w:r>
-      <w:r>
-        <w:rPr>
-          <w:lang w:val="zh_TW" w:bidi="zh_TW"/>
-        </w:rPr>
-        <w:t>（</w:t>
-      </w:r>
-      <w:hyperlink r:id="rId17">
-        <w:r>
-          <w:rPr>
-            <w:lang w:val="zh_TW" w:bidi="zh_TW"/>
-          </w:rPr>
-          <w:rPr>
-            <w:color w:val="0000EE"/>
-            <w:u w:val="single"/>
-          </w:rPr>
-          <w:t>創43:16</w:t>
-        </w:r>
-      </w:hyperlink>
-      <w:r>
-        <w:rPr>
-          <w:lang w:val="zh_TW" w:bidi="zh_TW"/>
-        </w:rPr>
-        <w:t>）、一天起</w:t>
-      </w:r>
-      <w:r>
-        <w:rPr>
-          <w:lang w:val="zh_TW" w:bidi="zh_TW"/>
-        </w:rPr>
-        <w:t>涼風的</w:t>
-      </w:r>
-      <w:r>
-        <w:rPr>
-          <w:lang w:val="zh_TW" w:bidi="zh_TW"/>
-        </w:rPr>
-        <w:t>時間（</w:t>
-      </w:r>
-      <w:hyperlink r:id="rId18">
-        <w:r>
-          <w:rPr>
-            <w:lang w:val="zh_TW" w:bidi="zh_TW"/>
-          </w:rPr>
-          <w:rPr>
-            <w:color w:val="0000EE"/>
-            <w:u w:val="single"/>
-          </w:rPr>
-          <w:t>3:8</w:t>
-        </w:r>
-      </w:hyperlink>
-      <w:r>
-        <w:rPr>
-          <w:lang w:val="zh_TW" w:bidi="zh_TW"/>
-        </w:rPr>
-        <w:t>）和晚上（</w:t>
-      </w:r>
-      <w:hyperlink r:id="rId19">
-        <w:r>
-          <w:rPr>
-            <w:lang w:val="zh_TW" w:bidi="zh_TW"/>
-          </w:rPr>
-          <w:rPr>
-            <w:color w:val="0000EE"/>
-            <w:u w:val="single"/>
-          </w:rPr>
-          <w:t>得2:17</w:t>
-        </w:r>
-      </w:hyperlink>
-      <w:r>
-        <w:rPr>
-          <w:lang w:val="zh_TW" w:bidi="zh_TW"/>
-        </w:rPr>
-        <w:t>）。希伯來文「兩個晚上之間」（</w:t>
-      </w:r>
-      <w:hyperlink r:id="rId20">
-        <w:r>
-          <w:rPr>
-            <w:lang w:val="zh_TW" w:bidi="zh_TW"/>
-          </w:rPr>
-          <w:rPr>
-            <w:color w:val="0000EE"/>
-            <w:u w:val="single"/>
-          </w:rPr>
-          <w:t>出12:6</w:t>
-        </w:r>
-      </w:hyperlink>
-      <w:r>
-        <w:rPr>
-          <w:lang w:val="zh_TW" w:bidi="zh_TW"/>
-        </w:rPr>
-        <w:t>；譯註：和合本譯作黃昏）大概是指黃昏、入夜的時候（</w:t>
-      </w:r>
-      <w:hyperlink r:id="rId21">
-        <w:r>
-          <w:rPr>
-            <w:lang w:val="zh_TW" w:bidi="zh_TW"/>
-          </w:rPr>
-          <w:rPr>
-            <w:color w:val="0000EE"/>
-            <w:u w:val="single"/>
-          </w:rPr>
-          <w:t>出16:12</w:t>
-        </w:r>
-      </w:hyperlink>
-      <w:r>
-        <w:rPr>
-          <w:lang w:val="zh_TW" w:bidi="zh_TW"/>
-        </w:rPr>
-        <w:t>）。按小時來劃分日子，是直到基督時代才開始的。在舊約中最接近的劃分是將白天分為四等份（</w:t>
-      </w:r>
-      <w:hyperlink r:id="rId22">
-        <w:r>
-          <w:rPr>
-            <w:lang w:val="zh_TW" w:bidi="zh_TW"/>
-          </w:rPr>
-          <w:rPr>
-            <w:color w:val="0000EE"/>
-            <w:u w:val="single"/>
-          </w:rPr>
-          <w:t>尼9:3</w:t>
-        </w:r>
-      </w:hyperlink>
-      <w:r>
-        <w:rPr>
-          <w:lang w:val="zh_TW" w:bidi="zh_TW"/>
-        </w:rPr>
-        <w:t>），或是對應了被擄前時期的夜晚，會被分為幾更。</w:t>
+        <w:t>舊約聖經使用多個希伯來文詞語來表達權能，新約聖經則使用多個希臘文詞語來表達。聖經有關權能的教導，大致可以歸納為四個方面：</w:t>
+      </w:r>
+    </w:p>
+    <w:p>
+      <w:pPr>
+        <w:pStyle w:val="ListNumber"/>
+        <w:numPr>
+          <w:ilvl w:val="0"/>
+          <w:numId w:val="14"/>
+        </w:numPr>
+        <w:spacing w:line="240" w:lineRule="auto"/>
+        <w:ind w:left="720"/>
+      </w:pPr>
+      <w:r>
+        <w:rPr>
+          <w:lang w:val="zh_TW" w:bidi="zh_TW"/>
+        </w:rPr>
+      </w:r>
+      <w:r>
+        <w:rPr>
+          <w:lang w:val="zh_TW" w:bidi="zh_TW"/>
+        </w:rPr>
+        <w:t>神無限的權能</w:t>
+      </w:r>
+    </w:p>
+    <w:p>
+      <w:pPr>
+        <w:pStyle w:val="ListNumber"/>
+        <w:spacing w:line="240" w:lineRule="auto"/>
+        <w:ind w:left="720"/>
+      </w:pPr>
+      <w:r>
+        <w:rPr>
+          <w:lang w:val="zh_TW" w:bidi="zh_TW"/>
+        </w:rPr>
+      </w:r>
+      <w:r>
+        <w:rPr>
+          <w:lang w:val="zh_TW" w:bidi="zh_TW"/>
+        </w:rPr>
+        <w:t>神賜給受造之物的有限能力</w:t>
+      </w:r>
+    </w:p>
+    <w:p>
+      <w:pPr>
+        <w:pStyle w:val="ListNumber"/>
+        <w:spacing w:line="240" w:lineRule="auto"/>
+        <w:ind w:left="720"/>
+      </w:pPr>
+      <w:r>
+        <w:rPr>
+          <w:lang w:val="zh_TW" w:bidi="zh_TW"/>
+        </w:rPr>
+      </w:r>
+      <w:r>
+        <w:rPr>
+          <w:lang w:val="zh_TW" w:bidi="zh_TW"/>
+        </w:rPr>
+        <w:t>神藉著耶穌基督彰顯的權能</w:t>
+      </w:r>
+    </w:p>
+    <w:p>
+      <w:pPr>
+        <w:pStyle w:val="ListNumber"/>
+        <w:spacing w:line="240" w:lineRule="auto"/>
+        <w:ind w:left="720"/>
+      </w:pPr>
+      <w:r>
+        <w:rPr>
+          <w:lang w:val="zh_TW" w:bidi="zh_TW"/>
+        </w:rPr>
+      </w:r>
+      <w:r>
+        <w:rPr>
+          <w:lang w:val="zh_TW" w:bidi="zh_TW"/>
+        </w:rPr>
+        <w:t>神（藉著聖靈）在祂百姓生命中運行的權能</w:t>
+      </w:r>
+    </w:p>
+    <w:p>
+      <w:pPr>
+        <w:pStyle w:val="Heading3"/>
+      </w:pPr>
+      <w:r>
+        <w:rPr>
+          <w:lang w:val="zh_TW" w:bidi="zh_TW"/>
+        </w:rPr>
+        <w:t>神無限的權能</w:t>
       </w:r>
     </w:p>
     <w:p>
@@ -486,36 +346,25 @@
         <w:rPr>
           <w:lang w:val="zh_TW" w:bidi="zh_TW"/>
         </w:rPr>
-        <w:t>除了安息日外，古希伯來人並沒有為一週中的日子命名，而是以數字來稱呼這些日子，這種做法延續到新約時代（</w:t>
-      </w:r>
-      <w:hyperlink r:id="rId23">
-        <w:r>
-          <w:rPr>
-            <w:lang w:val="zh_TW" w:bidi="zh_TW"/>
-          </w:rPr>
-          <w:rPr>
-            <w:color w:val="0000EE"/>
-            <w:u w:val="single"/>
-          </w:rPr>
-          <w:t>路24:1</w:t>
-        </w:r>
-      </w:hyperlink>
-      <w:r>
-        <w:rPr>
-          <w:lang w:val="zh_TW" w:bidi="zh_TW"/>
-        </w:rPr>
-        <w:t>）。由於希伯來人傳統上重視安息日，對猶太人來說，知道安息日何時開始尤其重要。因此，法利賽人規定：日落後天上出現三顆星星時，就算進入安息日。</w:t>
-      </w:r>
-    </w:p>
-    <w:p>
-      <w:pPr>
-        <w:pStyle w:val="Heading3"/>
-      </w:pPr>
-      <w:r>
-        <w:rPr>
-          <w:lang w:val="zh_TW" w:bidi="zh_TW"/>
-        </w:rPr>
-        <w:t>創造的日子</w:t>
+        <w:t>神是全能的。一切其它能力都來自祂，並且都在祂的掌管之下。聖經對此的教導，可以用</w:t>
+      </w:r>
+      <w:hyperlink r:id="rId13">
+        <w:r>
+          <w:rPr>
+            <w:lang w:val="zh_TW" w:bidi="zh_TW"/>
+          </w:rPr>
+          <w:rPr>
+            <w:color w:val="0000EE"/>
+            <w:u w:val="single"/>
+          </w:rPr>
+          <w:t>歷代志上二十九章11至12節</w:t>
+        </w:r>
+      </w:hyperlink>
+      <w:r>
+        <w:rPr>
+          <w:lang w:val="zh_TW" w:bidi="zh_TW"/>
+        </w:rPr>
+        <w:t>向神獻上的讚美來概括：「耶和華啊，尊大、能力、榮耀、強勝、威嚴都是你的；凡天上地下的都是你的；國度也是你的，並且你為至高，為萬有之首。豐富尊榮都從你而來，你也治理萬物。在你手裡有大能大力，使人尊大強盛都出於你。」</w:t>
       </w:r>
     </w:p>
     <w:p>
@@ -529,7 +378,277 @@
         <w:rPr>
           <w:lang w:val="zh_TW" w:bidi="zh_TW"/>
         </w:rPr>
-        <w:t>許多人認為，創世記中提到的「日子」是二十四小時。其支持理由是經文中的短語「有晚上，有早晨」。然而，這實際上是一種蘇美（Sumerian）文學的修辭方式，以相對的兩極組合來表達「整體」。因此「晚上—早晨」並非強調精確的時間單位，而是表達整個創造循環中一個完整的階段，重點在於「完整性」而非具體時間的長度。創造的完整性是由一個又一個的階段來達成，所以，創世記的描述不一定指一段特定的時間。</w:t>
+        <w:t>聖經常用神的「大能的手」和「伸出來的膀臂」來描寫祂的權能（</w:t>
+      </w:r>
+      <w:hyperlink r:id="rId14">
+        <w:r>
+          <w:rPr>
+            <w:lang w:val="zh_TW" w:bidi="zh_TW"/>
+          </w:rPr>
+          <w:rPr>
+            <w:color w:val="0000EE"/>
+            <w:u w:val="single"/>
+          </w:rPr>
+          <w:t>出6:6</w:t>
+        </w:r>
+      </w:hyperlink>
+      <w:r>
+        <w:rPr>
+          <w:lang w:val="zh_TW" w:bidi="zh_TW"/>
+        </w:rPr>
+        <w:t>，</w:t>
+      </w:r>
+      <w:hyperlink r:id="rId15">
+        <w:r>
+          <w:rPr>
+            <w:lang w:val="zh_TW" w:bidi="zh_TW"/>
+          </w:rPr>
+          <w:rPr>
+            <w:color w:val="0000EE"/>
+            <w:u w:val="single"/>
+          </w:rPr>
+          <w:t>7:4</w:t>
+        </w:r>
+      </w:hyperlink>
+      <w:r>
+        <w:rPr>
+          <w:lang w:val="zh_TW" w:bidi="zh_TW"/>
+        </w:rPr>
+        <w:t>；</w:t>
+      </w:r>
+      <w:hyperlink r:id="rId16">
+        <w:r>
+          <w:rPr>
+            <w:lang w:val="zh_TW" w:bidi="zh_TW"/>
+          </w:rPr>
+          <w:rPr>
+            <w:color w:val="0000EE"/>
+            <w:u w:val="single"/>
+          </w:rPr>
+          <w:t>詩44:2–3</w:t>
+        </w:r>
+      </w:hyperlink>
+      <w:r>
+        <w:rPr>
+          <w:lang w:val="zh_TW" w:bidi="zh_TW"/>
+        </w:rPr>
+        <w:t>）。我們可以從以下幾方面看見神的權能：</w:t>
+      </w:r>
+    </w:p>
+    <w:p>
+      <w:pPr>
+        <w:pStyle w:val="ListBullet"/>
+        <w:spacing w:line="240" w:lineRule="auto"/>
+        <w:ind w:left="720"/>
+      </w:pPr>
+      <w:r>
+        <w:rPr>
+          <w:lang w:val="zh_TW" w:bidi="zh_TW"/>
+        </w:rPr>
+      </w:r>
+      <w:r>
+        <w:rPr>
+          <w:lang w:val="zh_TW" w:bidi="zh_TW"/>
+        </w:rPr>
+        <w:t>創造萬有（</w:t>
+      </w:r>
+      <w:hyperlink r:id="rId17">
+        <w:r>
+          <w:rPr>
+            <w:lang w:val="zh_TW" w:bidi="zh_TW"/>
+          </w:rPr>
+          <w:rPr>
+            <w:color w:val="0000EE"/>
+            <w:u w:val="single"/>
+          </w:rPr>
+          <w:t>詩65:6</w:t>
+        </w:r>
+      </w:hyperlink>
+      <w:r>
+        <w:rPr>
+          <w:lang w:val="zh_TW" w:bidi="zh_TW"/>
+        </w:rPr>
+        <w:t>；</w:t>
+      </w:r>
+      <w:hyperlink r:id="rId18">
+        <w:r>
+          <w:rPr>
+            <w:lang w:val="zh_TW" w:bidi="zh_TW"/>
+          </w:rPr>
+          <w:rPr>
+            <w:color w:val="0000EE"/>
+            <w:u w:val="single"/>
+          </w:rPr>
+          <w:t>賽40:26</w:t>
+        </w:r>
+      </w:hyperlink>
+      <w:r>
+        <w:rPr>
+          <w:lang w:val="zh_TW" w:bidi="zh_TW"/>
+        </w:rPr>
+        <w:t>；</w:t>
+      </w:r>
+      <w:hyperlink r:id="rId19">
+        <w:r>
+          <w:rPr>
+            <w:lang w:val="zh_TW" w:bidi="zh_TW"/>
+          </w:rPr>
+          <w:rPr>
+            <w:color w:val="0000EE"/>
+            <w:u w:val="single"/>
+          </w:rPr>
+          <w:t>耶10:12</w:t>
+        </w:r>
+      </w:hyperlink>
+      <w:r>
+        <w:rPr>
+          <w:lang w:val="zh_TW" w:bidi="zh_TW"/>
+        </w:rPr>
+        <w:t>，</w:t>
+      </w:r>
+      <w:hyperlink r:id="rId20">
+        <w:r>
+          <w:rPr>
+            <w:lang w:val="zh_TW" w:bidi="zh_TW"/>
+          </w:rPr>
+          <w:rPr>
+            <w:color w:val="0000EE"/>
+            <w:u w:val="single"/>
+          </w:rPr>
+          <w:t>27:5</w:t>
+        </w:r>
+      </w:hyperlink>
+      <w:r>
+        <w:rPr>
+          <w:lang w:val="zh_TW" w:bidi="zh_TW"/>
+        </w:rPr>
+        <w:t>）</w:t>
+      </w:r>
+    </w:p>
+    <w:p>
+      <w:pPr>
+        <w:pStyle w:val="ListBullet"/>
+        <w:spacing w:line="240" w:lineRule="auto"/>
+        <w:ind w:left="720"/>
+      </w:pPr>
+      <w:r>
+        <w:rPr>
+          <w:lang w:val="zh_TW" w:bidi="zh_TW"/>
+        </w:rPr>
+      </w:r>
+      <w:r>
+        <w:rPr>
+          <w:lang w:val="zh_TW" w:bidi="zh_TW"/>
+        </w:rPr>
+        <w:t>神統管世界（</w:t>
+      </w:r>
+      <w:hyperlink r:id="rId21">
+        <w:r>
+          <w:rPr>
+            <w:lang w:val="zh_TW" w:bidi="zh_TW"/>
+          </w:rPr>
+          <w:rPr>
+            <w:color w:val="0000EE"/>
+            <w:u w:val="single"/>
+          </w:rPr>
+          <w:t>代下20:6</w:t>
+        </w:r>
+      </w:hyperlink>
+      <w:r>
+        <w:rPr>
+          <w:lang w:val="zh_TW" w:bidi="zh_TW"/>
+        </w:rPr>
+        <w:t>）</w:t>
+      </w:r>
+    </w:p>
+    <w:p>
+      <w:pPr>
+        <w:pStyle w:val="ListBullet"/>
+        <w:spacing w:line="240" w:lineRule="auto"/>
+        <w:ind w:left="720"/>
+      </w:pPr>
+      <w:r>
+        <w:rPr>
+          <w:lang w:val="zh_TW" w:bidi="zh_TW"/>
+        </w:rPr>
+      </w:r>
+      <w:r>
+        <w:rPr>
+          <w:lang w:val="zh_TW" w:bidi="zh_TW"/>
+        </w:rPr>
+        <w:t>神施行拯救和審判（</w:t>
+      </w:r>
+      <w:hyperlink r:id="rId22">
+        <w:r>
+          <w:rPr>
+            <w:lang w:val="zh_TW" w:bidi="zh_TW"/>
+          </w:rPr>
+          <w:rPr>
+            <w:color w:val="0000EE"/>
+            <w:u w:val="single"/>
+          </w:rPr>
+          <w:t>出15:6</w:t>
+        </w:r>
+      </w:hyperlink>
+      <w:r>
+        <w:rPr>
+          <w:lang w:val="zh_TW" w:bidi="zh_TW"/>
+        </w:rPr>
+        <w:t>；</w:t>
+      </w:r>
+      <w:hyperlink r:id="rId23">
+        <w:r>
+          <w:rPr>
+            <w:lang w:val="zh_TW" w:bidi="zh_TW"/>
+          </w:rPr>
+          <w:rPr>
+            <w:color w:val="0000EE"/>
+            <w:u w:val="single"/>
+          </w:rPr>
+          <w:t>申26:8</w:t>
+        </w:r>
+      </w:hyperlink>
+      <w:r>
+        <w:rPr>
+          <w:lang w:val="zh_TW" w:bidi="zh_TW"/>
+        </w:rPr>
+        <w:t>）</w:t>
+      </w:r>
+    </w:p>
+    <w:p>
+      <w:pPr>
+        <w:pStyle w:val="ListBullet"/>
+        <w:spacing w:line="240" w:lineRule="auto"/>
+        <w:ind w:left="720"/>
+      </w:pPr>
+      <w:r>
+        <w:rPr>
+          <w:lang w:val="zh_TW" w:bidi="zh_TW"/>
+        </w:rPr>
+      </w:r>
+      <w:r>
+        <w:rPr>
+          <w:lang w:val="zh_TW" w:bidi="zh_TW"/>
+        </w:rPr>
+        <w:t>幫助祂的百姓（</w:t>
+      </w:r>
+      <w:hyperlink r:id="rId24">
+        <w:r>
+          <w:rPr>
+            <w:lang w:val="zh_TW" w:bidi="zh_TW"/>
+          </w:rPr>
+          <w:rPr>
+            <w:color w:val="0000EE"/>
+            <w:u w:val="single"/>
+          </w:rPr>
+          <w:t>詩111:6</w:t>
+        </w:r>
+      </w:hyperlink>
+      <w:r>
+        <w:rPr>
+          <w:lang w:val="zh_TW" w:bidi="zh_TW"/>
+        </w:rPr>
+        <w:t>）</w:t>
       </w:r>
     </w:p>
     <w:p>
@@ -543,7 +662,43 @@
         <w:rPr>
           <w:lang w:val="zh_TW" w:bidi="zh_TW"/>
         </w:rPr>
-        <w:t>蘇美人所謂的「公曆日」只包括太陽可見的十二小時，因此其他國家的「法律日」則是「雙倍日」（二十四小時）。若早期的創世敘述反映了蘇美文化，那麼「晚上—早晨」就不應被理解為現代意義上的公曆日，而是指一個階段或大概的時段。</w:t>
+        <w:t xml:space="preserve">新約聖經同樣提到了神大能的權能。 </w:t>
+      </w:r>
+      <w:hyperlink r:id="rId25">
+        <w:r>
+          <w:rPr>
+            <w:lang w:val="zh_TW" w:bidi="zh_TW"/>
+          </w:rPr>
+          <w:rPr>
+            <w:color w:val="0000EE"/>
+            <w:u w:val="single"/>
+          </w:rPr>
+          <w:t>以弗所書一章19節</w:t>
+        </w:r>
+      </w:hyperlink>
+      <w:r>
+        <w:rPr>
+          <w:lang w:val="zh_TW" w:bidi="zh_TW"/>
+        </w:rPr>
+        <w:t>指出，祂的權能是無限的。在</w:t>
+      </w:r>
+      <w:hyperlink r:id="rId26">
+        <w:r>
+          <w:rPr>
+            <w:lang w:val="zh_TW" w:bidi="zh_TW"/>
+          </w:rPr>
+          <w:rPr>
+            <w:color w:val="0000EE"/>
+            <w:u w:val="single"/>
+          </w:rPr>
+          <w:t>馬太福音二十六章64節</w:t>
+        </w:r>
+      </w:hyperlink>
+      <w:r>
+        <w:rPr>
+          <w:lang w:val="zh_TW" w:bidi="zh_TW"/>
+        </w:rPr>
+        <w:t>，耶穌更以「那權能者」來稱呼神：「你們要看見人子坐在那權能者的右邊，駕著天上的雲降臨。」</w:t>
       </w:r>
     </w:p>
     <w:p>
@@ -554,7 +709,7 @@
         <w:rPr>
           <w:lang w:val="zh_TW" w:bidi="zh_TW"/>
         </w:rPr>
-        <w:t>舊約</w:t>
+        <w:t>神賜給受造之物的有限力量</w:t>
       </w:r>
     </w:p>
     <w:p>
@@ -568,18 +723,54 @@
         <w:rPr>
           <w:lang w:val="zh_TW" w:bidi="zh_TW"/>
         </w:rPr>
-        <w:t>在舊約中，「日子」常常有比喻的意思，例如「耶和華的日子」（</w:t>
-      </w:r>
-      <w:hyperlink r:id="rId24">
-        <w:r>
-          <w:rPr>
-            <w:lang w:val="zh_TW" w:bidi="zh_TW"/>
-          </w:rPr>
-          <w:rPr>
-            <w:color w:val="0000EE"/>
-            <w:u w:val="single"/>
-          </w:rPr>
-          <w:t>珥1:15</w:t>
+        <w:t>神所創造的萬物都擁有一定的能力。例如：</w:t>
+      </w:r>
+    </w:p>
+    <w:p>
+      <w:pPr>
+        <w:pStyle w:val="ListBullet"/>
+        <w:spacing w:line="240" w:lineRule="auto"/>
+        <w:ind w:left="720"/>
+      </w:pPr>
+      <w:r>
+        <w:rPr>
+          <w:lang w:val="zh_TW" w:bidi="zh_TW"/>
+        </w:rPr>
+      </w:r>
+      <w:r>
+        <w:rPr>
+          <w:lang w:val="zh_TW" w:bidi="zh_TW"/>
+        </w:rPr>
+        <w:t>動物，例如野牛、馬和獅子（</w:t>
+      </w:r>
+      <w:hyperlink r:id="rId27">
+        <w:r>
+          <w:rPr>
+            <w:lang w:val="zh_TW" w:bidi="zh_TW"/>
+          </w:rPr>
+          <w:rPr>
+            <w:color w:val="0000EE"/>
+            <w:u w:val="single"/>
+          </w:rPr>
+          <w:t>伯39:11</w:t>
+        </w:r>
+      </w:hyperlink>
+      <w:r>
+        <w:rPr>
+          <w:lang w:val="zh_TW" w:bidi="zh_TW"/>
+        </w:rPr>
+        <w:t>、</w:t>
+      </w:r>
+      <w:hyperlink r:id="rId27">
+        <w:r>
+          <w:rPr>
+            <w:lang w:val="zh_TW" w:bidi="zh_TW"/>
+          </w:rPr>
+          <w:rPr>
+            <w:color w:val="0000EE"/>
+            <w:u w:val="single"/>
+          </w:rPr>
+          <w:t>19</w:t>
         </w:r>
       </w:hyperlink>
       <w:r>
@@ -588,84 +779,6 @@
         </w:rPr>
         <w:t>；</w:t>
       </w:r>
-      <w:hyperlink r:id="rId25">
-        <w:r>
-          <w:rPr>
-            <w:lang w:val="zh_TW" w:bidi="zh_TW"/>
-          </w:rPr>
-          <w:rPr>
-            <w:color w:val="0000EE"/>
-            <w:u w:val="single"/>
-          </w:rPr>
-          <w:t>摩5:18</w:t>
-        </w:r>
-      </w:hyperlink>
-      <w:r>
-        <w:rPr>
-          <w:lang w:val="zh_TW" w:bidi="zh_TW"/>
-        </w:rPr>
-        <w:t>）、「</w:t>
-      </w:r>
-      <w:r>
-        <w:rPr>
-          <w:lang w:val="zh_TW" w:bidi="zh_TW"/>
-        </w:rPr>
-        <w:t>遭</w:t>
-      </w:r>
-      <w:r>
-        <w:rPr>
-          <w:lang w:val="zh_TW" w:bidi="zh_TW"/>
-        </w:rPr>
-        <w:t>難的日子」（</w:t>
-      </w:r>
-      <w:hyperlink r:id="rId26">
-        <w:r>
-          <w:rPr>
-            <w:lang w:val="zh_TW" w:bidi="zh_TW"/>
-          </w:rPr>
-          <w:rPr>
-            <w:color w:val="0000EE"/>
-            <w:u w:val="single"/>
-          </w:rPr>
-          <w:t>詩20:1</w:t>
-        </w:r>
-      </w:hyperlink>
-      <w:r>
-        <w:rPr>
-          <w:lang w:val="zh_TW" w:bidi="zh_TW"/>
-        </w:rPr>
-        <w:t>）和「</w:t>
-      </w:r>
-      <w:r>
-        <w:rPr>
-          <w:lang w:val="zh_TW" w:bidi="zh_TW"/>
-        </w:rPr>
-        <w:t>神發怒的</w:t>
-      </w:r>
-      <w:r>
-        <w:rPr>
-          <w:lang w:val="zh_TW" w:bidi="zh_TW"/>
-        </w:rPr>
-        <w:t>日子」（</w:t>
-      </w:r>
-      <w:hyperlink r:id="rId27">
-        <w:r>
-          <w:rPr>
-            <w:lang w:val="zh_TW" w:bidi="zh_TW"/>
-          </w:rPr>
-          <w:rPr>
-            <w:color w:val="0000EE"/>
-            <w:u w:val="single"/>
-          </w:rPr>
-          <w:t>伯20:28</w:t>
-        </w:r>
-      </w:hyperlink>
-      <w:r>
-        <w:rPr>
-          <w:lang w:val="zh_TW" w:bidi="zh_TW"/>
-        </w:rPr>
-        <w:t>）。複數的「日子」（譯註：如「年日」、「年間」）有時用來指一位君王的統治時期（</w:t>
-      </w:r>
       <w:hyperlink r:id="rId28">
         <w:r>
           <w:rPr>
@@ -675,86 +788,32 @@
             <w:color w:val="0000EE"/>
             <w:u w:val="single"/>
           </w:rPr>
-          <w:t>王上10:21</w:t>
-        </w:r>
-      </w:hyperlink>
-      <w:r>
-        <w:rPr>
-          <w:lang w:val="zh_TW" w:bidi="zh_TW"/>
-        </w:rPr>
-        <w:t>）、或人的一生（</w:t>
-      </w:r>
-      <w:hyperlink r:id="rId29">
-        <w:r>
-          <w:rPr>
-            <w:lang w:val="zh_TW" w:bidi="zh_TW"/>
-          </w:rPr>
-          <w:rPr>
-            <w:color w:val="0000EE"/>
-            <w:u w:val="single"/>
-          </w:rPr>
-          <w:t>創5:4</w:t>
-        </w:r>
-      </w:hyperlink>
-      <w:r>
-        <w:rPr>
-          <w:lang w:val="zh_TW" w:bidi="zh_TW"/>
-        </w:rPr>
-        <w:t>；</w:t>
-      </w:r>
-      <w:hyperlink r:id="rId30">
-        <w:r>
-          <w:rPr>
-            <w:lang w:val="zh_TW" w:bidi="zh_TW"/>
-          </w:rPr>
-          <w:rPr>
-            <w:color w:val="0000EE"/>
-            <w:u w:val="single"/>
-          </w:rPr>
-          <w:t>王上3:14</w:t>
-        </w:r>
-      </w:hyperlink>
-      <w:r>
-        <w:rPr>
-          <w:lang w:val="zh_TW" w:bidi="zh_TW"/>
-        </w:rPr>
-        <w:t>；</w:t>
-      </w:r>
-      <w:hyperlink r:id="rId31">
-        <w:r>
-          <w:rPr>
-            <w:lang w:val="zh_TW" w:bidi="zh_TW"/>
-          </w:rPr>
-          <w:rPr>
-            <w:color w:val="0000EE"/>
-            <w:u w:val="single"/>
-          </w:rPr>
-          <w:t>詩90:12</w:t>
-        </w:r>
-      </w:hyperlink>
-      <w:r>
-        <w:rPr>
-          <w:lang w:val="zh_TW" w:bidi="zh_TW"/>
-        </w:rPr>
-        <w:t>）。在但以理書中，神被描述為「亙古常在者」（Ancient of Days，</w:t>
-      </w:r>
-      <w:hyperlink r:id="rId32">
-        <w:r>
-          <w:rPr>
-            <w:lang w:val="zh_TW" w:bidi="zh_TW"/>
-          </w:rPr>
-          <w:rPr>
-            <w:color w:val="0000EE"/>
-            <w:u w:val="single"/>
-          </w:rPr>
-          <w:t>但7:9、13</w:t>
-        </w:r>
-      </w:hyperlink>
-      <w:r>
-        <w:rPr>
-          <w:lang w:val="zh_TW" w:bidi="zh_TW"/>
-        </w:rPr>
-        <w:t>）。</w:t>
+          <w:t>箴30:30</w:t>
+        </w:r>
+      </w:hyperlink>
+      <w:r>
+        <w:rPr>
+          <w:lang w:val="zh_TW" w:bidi="zh_TW"/>
+        </w:rPr>
+        <w:t>）</w:t>
+      </w:r>
+    </w:p>
+    <w:p>
+      <w:pPr>
+        <w:pStyle w:val="ListBullet"/>
+        <w:spacing w:line="240" w:lineRule="auto"/>
+        <w:ind w:left="720"/>
+      </w:pPr>
+      <w:r>
+        <w:rPr>
+          <w:lang w:val="zh_TW" w:bidi="zh_TW"/>
+        </w:rPr>
+      </w:r>
+      <w:r>
+        <w:rPr>
+          <w:lang w:val="zh_TW" w:bidi="zh_TW"/>
+        </w:rPr>
+        <w:t>風暴、狂風、雷和閃電。</w:t>
       </w:r>
     </w:p>
     <w:p>
@@ -768,108 +827,151 @@
         <w:rPr>
           <w:lang w:val="zh_TW" w:bidi="zh_TW"/>
         </w:rPr>
-        <w:t>除了為了休息和敬拜而保留的安息日之外（</w:t>
-      </w:r>
-      <w:hyperlink r:id="rId33">
-        <w:r>
-          <w:rPr>
-            <w:lang w:val="zh_TW" w:bidi="zh_TW"/>
-          </w:rPr>
-          <w:rPr>
-            <w:color w:val="0000EE"/>
-            <w:u w:val="single"/>
-          </w:rPr>
-          <w:t>創2:3</w:t>
-        </w:r>
-      </w:hyperlink>
-      <w:r>
-        <w:rPr>
-          <w:lang w:val="zh_TW" w:bidi="zh_TW"/>
-        </w:rPr>
-        <w:t>；</w:t>
-      </w:r>
-      <w:hyperlink r:id="rId34">
-        <w:r>
-          <w:rPr>
-            <w:lang w:val="zh_TW" w:bidi="zh_TW"/>
-          </w:rPr>
-          <w:rPr>
-            <w:color w:val="0000EE"/>
-            <w:u w:val="single"/>
-          </w:rPr>
-          <w:t>出20:8–11</w:t>
-        </w:r>
-      </w:hyperlink>
-      <w:r>
-        <w:rPr>
-          <w:lang w:val="zh_TW" w:bidi="zh_TW"/>
-        </w:rPr>
-        <w:t>），「日」一詞還指春天的逾越節（</w:t>
-      </w:r>
-      <w:hyperlink r:id="rId35">
-        <w:r>
-          <w:rPr>
-            <w:lang w:val="zh_TW" w:bidi="zh_TW"/>
-          </w:rPr>
-          <w:rPr>
-            <w:color w:val="0000EE"/>
-            <w:u w:val="single"/>
-          </w:rPr>
-          <w:t>出12:14</w:t>
-        </w:r>
-      </w:hyperlink>
-      <w:r>
-        <w:rPr>
-          <w:lang w:val="zh_TW" w:bidi="zh_TW"/>
-        </w:rPr>
-        <w:t>；</w:t>
-      </w:r>
-      <w:hyperlink r:id="rId36">
-        <w:r>
-          <w:rPr>
-            <w:lang w:val="zh_TW" w:bidi="zh_TW"/>
-          </w:rPr>
-          <w:rPr>
-            <w:color w:val="0000EE"/>
-            <w:u w:val="single"/>
-          </w:rPr>
-          <w:t>利23:5</w:t>
-        </w:r>
-      </w:hyperlink>
-      <w:r>
-        <w:rPr>
-          <w:lang w:val="zh_TW" w:bidi="zh_TW"/>
-        </w:rPr>
-        <w:t>）和每年秋天的贖罪日（</w:t>
-      </w:r>
-      <w:hyperlink r:id="rId37">
-        <w:r>
-          <w:rPr>
-            <w:lang w:val="zh_TW" w:bidi="zh_TW"/>
-          </w:rPr>
-          <w:rPr>
-            <w:color w:val="0000EE"/>
-            <w:u w:val="single"/>
-          </w:rPr>
-          <w:t>利16:29–31</w:t>
-        </w:r>
-      </w:hyperlink>
-      <w:r>
-        <w:rPr>
-          <w:lang w:val="zh_TW" w:bidi="zh_TW"/>
-        </w:rPr>
-        <w:t>）。與安息日一樣，在這些日子人不可工作，而是遵守指定的宗教禮儀。</w:t>
+        <w:t>神也賜給人能力，使人擁有：</w:t>
       </w:r>
     </w:p>
     <w:p>
       <w:pPr>
-        <w:pStyle w:val="Heading3"/>
-      </w:pPr>
-      <w:r>
-        <w:rPr>
-          <w:lang w:val="zh_TW" w:bidi="zh_TW"/>
-        </w:rPr>
-        <w:t>新約</w:t>
+        <w:pStyle w:val="ListBullet"/>
+        <w:spacing w:line="240" w:lineRule="auto"/>
+        <w:ind w:left="720"/>
+      </w:pPr>
+      <w:r>
+        <w:rPr>
+          <w:lang w:val="zh_TW" w:bidi="zh_TW"/>
+        </w:rPr>
+      </w:r>
+      <w:r>
+        <w:rPr>
+          <w:lang w:val="zh_TW" w:bidi="zh_TW"/>
+        </w:rPr>
+        <w:t>力氣（</w:t>
+      </w:r>
+      <w:hyperlink r:id="rId29">
+        <w:r>
+          <w:rPr>
+            <w:lang w:val="zh_TW" w:bidi="zh_TW"/>
+          </w:rPr>
+          <w:rPr>
+            <w:color w:val="0000EE"/>
+            <w:u w:val="single"/>
+          </w:rPr>
+          <w:t>士16:5–6</w:t>
+        </w:r>
+      </w:hyperlink>
+      <w:r>
+        <w:rPr>
+          <w:lang w:val="zh_TW" w:bidi="zh_TW"/>
+        </w:rPr>
+        <w:t>）</w:t>
+      </w:r>
+    </w:p>
+    <w:p>
+      <w:pPr>
+        <w:pStyle w:val="ListBullet"/>
+        <w:spacing w:line="240" w:lineRule="auto"/>
+        <w:ind w:left="720"/>
+      </w:pPr>
+      <w:r>
+        <w:rPr>
+          <w:lang w:val="zh_TW" w:bidi="zh_TW"/>
+        </w:rPr>
+      </w:r>
+      <w:r>
+        <w:rPr>
+          <w:lang w:val="zh_TW" w:bidi="zh_TW"/>
+        </w:rPr>
+        <w:t>爭戰的能力（</w:t>
+      </w:r>
+      <w:hyperlink r:id="rId30">
+        <w:r>
+          <w:rPr>
+            <w:lang w:val="zh_TW" w:bidi="zh_TW"/>
+          </w:rPr>
+          <w:rPr>
+            <w:color w:val="0000EE"/>
+            <w:u w:val="single"/>
+          </w:rPr>
+          <w:t>士6:12</w:t>
+        </w:r>
+      </w:hyperlink>
+      <w:r>
+        <w:rPr>
+          <w:lang w:val="zh_TW" w:bidi="zh_TW"/>
+        </w:rPr>
+        <w:t>）</w:t>
+      </w:r>
+    </w:p>
+    <w:p>
+      <w:pPr>
+        <w:pStyle w:val="ListBullet"/>
+        <w:spacing w:line="240" w:lineRule="auto"/>
+        <w:ind w:left="720"/>
+      </w:pPr>
+      <w:r>
+        <w:rPr>
+          <w:lang w:val="zh_TW" w:bidi="zh_TW"/>
+        </w:rPr>
+      </w:r>
+      <w:r>
+        <w:rPr>
+          <w:lang w:val="zh_TW" w:bidi="zh_TW"/>
+        </w:rPr>
+        <w:t>行善的能力和加害於人的能力（</w:t>
+      </w:r>
+      <w:hyperlink r:id="rId31">
+        <w:r>
+          <w:rPr>
+            <w:lang w:val="zh_TW" w:bidi="zh_TW"/>
+          </w:rPr>
+          <w:rPr>
+            <w:color w:val="0000EE"/>
+            <w:u w:val="single"/>
+          </w:rPr>
+          <w:t>創31:29</w:t>
+        </w:r>
+      </w:hyperlink>
+      <w:r>
+        <w:rPr>
+          <w:lang w:val="zh_TW" w:bidi="zh_TW"/>
+        </w:rPr>
+        <w:t>；</w:t>
+      </w:r>
+      <w:hyperlink r:id="rId32">
+        <w:r>
+          <w:rPr>
+            <w:lang w:val="zh_TW" w:bidi="zh_TW"/>
+          </w:rPr>
+          <w:rPr>
+            <w:color w:val="0000EE"/>
+            <w:u w:val="single"/>
+          </w:rPr>
+          <w:t>箴3:27</w:t>
+        </w:r>
+      </w:hyperlink>
+      <w:r>
+        <w:rPr>
+          <w:lang w:val="zh_TW" w:bidi="zh_TW"/>
+        </w:rPr>
+        <w:t>；</w:t>
+      </w:r>
+      <w:hyperlink r:id="rId33">
+        <w:r>
+          <w:rPr>
+            <w:lang w:val="zh_TW" w:bidi="zh_TW"/>
+          </w:rPr>
+          <w:rPr>
+            <w:color w:val="0000EE"/>
+            <w:u w:val="single"/>
+          </w:rPr>
+          <w:t>彌2:1</w:t>
+        </w:r>
+      </w:hyperlink>
+      <w:r>
+        <w:rPr>
+          <w:lang w:val="zh_TW" w:bidi="zh_TW"/>
+        </w:rPr>
+        <w:t>）</w:t>
       </w:r>
     </w:p>
     <w:p>
@@ -883,18 +985,18 @@
         <w:rPr>
           <w:lang w:val="zh_TW" w:bidi="zh_TW"/>
         </w:rPr>
-        <w:t>在新約中，「日子」的用法部分延續了閃族的傳統，不過四更夜更的制度則源於希臘和羅馬。新約時期的十二小時白天則承襲自巴比倫的天文學（參</w:t>
-      </w:r>
-      <w:hyperlink r:id="rId38">
-        <w:r>
-          <w:rPr>
-            <w:lang w:val="zh_TW" w:bidi="zh_TW"/>
-          </w:rPr>
-          <w:rPr>
-            <w:color w:val="0000EE"/>
-            <w:u w:val="single"/>
-          </w:rPr>
-          <w:t>約11:9</w:t>
+        <w:t>掌權者所擁有的權力和權柄也是神所賜的（</w:t>
+      </w:r>
+      <w:hyperlink r:id="rId34">
+        <w:r>
+          <w:rPr>
+            <w:lang w:val="zh_TW" w:bidi="zh_TW"/>
+          </w:rPr>
+          <w:rPr>
+            <w:color w:val="0000EE"/>
+            <w:u w:val="single"/>
+          </w:rPr>
+          <w:t>羅13:1</w:t>
         </w:r>
       </w:hyperlink>
       <w:r>
@@ -915,7 +1017,79 @@
         <w:rPr>
           <w:lang w:val="zh_TW" w:bidi="zh_TW"/>
         </w:rPr>
-        <w:t>除了字面意義上的日子，新約作者也使用比喻的說法，例如「拯救的日子」（</w:t>
+        <w:t>聖經也提到了天使的權能（</w:t>
+      </w:r>
+      <w:hyperlink r:id="rId35">
+        <w:r>
+          <w:rPr>
+            <w:lang w:val="zh_TW" w:bidi="zh_TW"/>
+          </w:rPr>
+          <w:rPr>
+            <w:color w:val="0000EE"/>
+            <w:u w:val="single"/>
+          </w:rPr>
+          <w:t>彼後2:11</w:t>
+        </w:r>
+      </w:hyperlink>
+      <w:r>
+        <w:rPr>
+          <w:lang w:val="zh_TW" w:bidi="zh_TW"/>
+        </w:rPr>
+        <w:t>），以及被稱為「執政的、掌權的」屬靈存有。撒但也有一定的權勢（見</w:t>
+      </w:r>
+      <w:hyperlink r:id="rId36">
+        <w:r>
+          <w:rPr>
+            <w:lang w:val="zh_TW" w:bidi="zh_TW"/>
+          </w:rPr>
+          <w:rPr>
+            <w:color w:val="0000EE"/>
+            <w:u w:val="single"/>
+          </w:rPr>
+          <w:t>伯1:6–12</w:t>
+        </w:r>
+      </w:hyperlink>
+      <w:r>
+        <w:rPr>
+          <w:lang w:val="zh_TW" w:bidi="zh_TW"/>
+        </w:rPr>
+        <w:t>，</w:t>
+      </w:r>
+      <w:hyperlink r:id="rId37">
+        <w:r>
+          <w:rPr>
+            <w:lang w:val="zh_TW" w:bidi="zh_TW"/>
+          </w:rPr>
+          <w:rPr>
+            <w:color w:val="0000EE"/>
+            <w:u w:val="single"/>
+          </w:rPr>
+          <w:t>2:1–6</w:t>
+        </w:r>
+      </w:hyperlink>
+      <w:r>
+        <w:rPr>
+          <w:lang w:val="zh_TW" w:bidi="zh_TW"/>
+        </w:rPr>
+        <w:t>）。神容許罪惡、邪惡和死亡在人身上發揮一定的權勢（</w:t>
+      </w:r>
+      <w:hyperlink r:id="rId38">
+        <w:r>
+          <w:rPr>
+            <w:lang w:val="zh_TW" w:bidi="zh_TW"/>
+          </w:rPr>
+          <w:rPr>
+            <w:color w:val="0000EE"/>
+            <w:u w:val="single"/>
+          </w:rPr>
+          <w:t>何13:14</w:t>
+        </w:r>
+      </w:hyperlink>
+      <w:r>
+        <w:rPr>
+          <w:lang w:val="zh_TW" w:bidi="zh_TW"/>
+        </w:rPr>
+        <w:t>；</w:t>
       </w:r>
       <w:hyperlink r:id="rId39">
         <w:r>
@@ -926,14 +1100,14 @@
             <w:color w:val="0000EE"/>
             <w:u w:val="single"/>
           </w:rPr>
-          <w:t>林後6:2</w:t>
-        </w:r>
-      </w:hyperlink>
-      <w:r>
-        <w:rPr>
-          <w:lang w:val="zh_TW" w:bidi="zh_TW"/>
-        </w:rPr>
-        <w:t>） 和「耶穌基督的日子」（</w:t>
+          <w:t>路22:53</w:t>
+        </w:r>
+      </w:hyperlink>
+      <w:r>
+        <w:rPr>
+          <w:lang w:val="zh_TW" w:bidi="zh_TW"/>
+        </w:rPr>
+        <w:t>；</w:t>
       </w:r>
       <w:hyperlink r:id="rId40">
         <w:r>
@@ -944,91 +1118,7 @@
             <w:color w:val="0000EE"/>
             <w:u w:val="single"/>
           </w:rPr>
-          <w:t>腓1:6</w:t>
-        </w:r>
-      </w:hyperlink>
-      <w:r>
-        <w:rPr>
-          <w:lang w:val="zh_TW" w:bidi="zh_TW"/>
-        </w:rPr>
-        <w:t>）。「日子」也有用來指具體的時段，如「他供職的日子」（</w:t>
-      </w:r>
-      <w:hyperlink r:id="rId41">
-        <w:r>
-          <w:rPr>
-            <w:lang w:val="zh_TW" w:bidi="zh_TW"/>
-          </w:rPr>
-          <w:rPr>
-            <w:color w:val="0000EE"/>
-            <w:u w:val="single"/>
-          </w:rPr>
-          <w:t>路1:23</w:t>
-        </w:r>
-      </w:hyperlink>
-      <w:r>
-        <w:rPr>
-          <w:lang w:val="zh_TW" w:bidi="zh_TW"/>
-        </w:rPr>
-        <w:t>）。特別節期包括逾越節（</w:t>
-      </w:r>
-      <w:hyperlink r:id="rId42">
-        <w:r>
-          <w:rPr>
-            <w:lang w:val="zh_TW" w:bidi="zh_TW"/>
-          </w:rPr>
-          <w:rPr>
-            <w:color w:val="0000EE"/>
-            <w:u w:val="single"/>
-          </w:rPr>
-          <w:t>約12:1</w:t>
-        </w:r>
-      </w:hyperlink>
-      <w:r>
-        <w:rPr>
-          <w:lang w:val="zh_TW" w:bidi="zh_TW"/>
-        </w:rPr>
-        <w:t>）、「</w:t>
-      </w:r>
-      <w:r>
-        <w:rPr>
-          <w:lang w:val="zh_TW" w:bidi="zh_TW"/>
-        </w:rPr>
-        <w:t>除酵的日子」</w:t>
-      </w:r>
-      <w:r>
-        <w:rPr>
-          <w:lang w:val="zh_TW" w:bidi="zh_TW"/>
-        </w:rPr>
-        <w:t>（</w:t>
-      </w:r>
-      <w:hyperlink r:id="rId43">
-        <w:r>
-          <w:rPr>
-            <w:lang w:val="zh_TW" w:bidi="zh_TW"/>
-          </w:rPr>
-          <w:rPr>
-            <w:color w:val="0000EE"/>
-            <w:u w:val="single"/>
-          </w:rPr>
-          <w:t>徒12:3</w:t>
-        </w:r>
-      </w:hyperlink>
-      <w:r>
-        <w:rPr>
-          <w:lang w:val="zh_TW" w:bidi="zh_TW"/>
-        </w:rPr>
-        <w:t>） 和五旬節（</w:t>
-      </w:r>
-      <w:hyperlink r:id="rId44">
-        <w:r>
-          <w:rPr>
-            <w:lang w:val="zh_TW" w:bidi="zh_TW"/>
-          </w:rPr>
-          <w:rPr>
-            <w:color w:val="0000EE"/>
-            <w:u w:val="single"/>
-          </w:rPr>
-          <w:t>徒2:1</w:t>
+          <w:t>羅3:9</w:t>
         </w:r>
       </w:hyperlink>
       <w:r>
@@ -1049,7 +1139,79 @@
         <w:rPr>
           <w:lang w:val="zh_TW" w:bidi="zh_TW"/>
         </w:rPr>
-        <w:t>與舊約一樣，日子也指人的一生（</w:t>
+        <w:t>這一切都只是有限的權勢。神賜給祂的百姓力量，使他們能勝過這些權勢。神能保護祂的百姓脫離野獸的傷害（</w:t>
+      </w:r>
+      <w:hyperlink r:id="rId41">
+        <w:r>
+          <w:rPr>
+            <w:lang w:val="zh_TW" w:bidi="zh_TW"/>
+          </w:rPr>
+          <w:rPr>
+            <w:color w:val="0000EE"/>
+            <w:u w:val="single"/>
+          </w:rPr>
+          <w:t>但6:27</w:t>
+        </w:r>
+      </w:hyperlink>
+      <w:r>
+        <w:rPr>
+          <w:lang w:val="zh_TW" w:bidi="zh_TW"/>
+        </w:rPr>
+        <w:t>；</w:t>
+      </w:r>
+      <w:hyperlink r:id="rId42">
+        <w:r>
+          <w:rPr>
+            <w:lang w:val="zh_TW" w:bidi="zh_TW"/>
+          </w:rPr>
+          <w:rPr>
+            <w:color w:val="0000EE"/>
+            <w:u w:val="single"/>
+          </w:rPr>
+          <w:t>路10:19</w:t>
+        </w:r>
+      </w:hyperlink>
+      <w:r>
+        <w:rPr>
+          <w:lang w:val="zh_TW" w:bidi="zh_TW"/>
+        </w:rPr>
+        <w:t>），也能保護他們不受他人轄制。耶穌對彼拉多說：「若不是從上頭賜給你的，你就毫無權柄辦我。」（</w:t>
+      </w:r>
+      <w:hyperlink r:id="rId43">
+        <w:r>
+          <w:rPr>
+            <w:lang w:val="zh_TW" w:bidi="zh_TW"/>
+          </w:rPr>
+          <w:rPr>
+            <w:color w:val="0000EE"/>
+            <w:u w:val="single"/>
+          </w:rPr>
+          <w:t>約19:11</w:t>
+        </w:r>
+      </w:hyperlink>
+      <w:r>
+        <w:rPr>
+          <w:lang w:val="zh_TW" w:bidi="zh_TW"/>
+        </w:rPr>
+        <w:t>）。神也能救人脫離罪、死亡、撒但，以及一切邪靈勢力（</w:t>
+      </w:r>
+      <w:hyperlink r:id="rId44">
+        <w:r>
+          <w:rPr>
+            <w:lang w:val="zh_TW" w:bidi="zh_TW"/>
+          </w:rPr>
+          <w:rPr>
+            <w:color w:val="0000EE"/>
+            <w:u w:val="single"/>
+          </w:rPr>
+          <w:t>林後10:4</w:t>
+        </w:r>
+      </w:hyperlink>
+      <w:r>
+        <w:rPr>
+          <w:lang w:val="zh_TW" w:bidi="zh_TW"/>
+        </w:rPr>
+        <w:t>；</w:t>
       </w:r>
       <w:hyperlink r:id="rId45">
         <w:r>
@@ -1060,14 +1222,14 @@
             <w:color w:val="0000EE"/>
             <w:u w:val="single"/>
           </w:rPr>
-          <w:t>約9:4</w:t>
-        </w:r>
-      </w:hyperlink>
-      <w:r>
-        <w:rPr>
-          <w:lang w:val="zh_TW" w:bidi="zh_TW"/>
-        </w:rPr>
-        <w:t>）。基督徒被稱為「光明之子」和「白晝之子」（</w:t>
+          <w:t>弗6:10–18</w:t>
+        </w:r>
+      </w:hyperlink>
+      <w:r>
+        <w:rPr>
+          <w:lang w:val="zh_TW" w:bidi="zh_TW"/>
+        </w:rPr>
+        <w:t>）。「這世界的王」對基督毫無權柄（</w:t>
       </w:r>
       <w:hyperlink r:id="rId46">
         <w:r>
@@ -1078,278 +1240,25 @@
             <w:color w:val="0000EE"/>
             <w:u w:val="single"/>
           </w:rPr>
-          <w:t>帖前5:5</w:t>
-        </w:r>
-      </w:hyperlink>
-      <w:r>
-        <w:rPr>
-          <w:lang w:val="zh_TW" w:bidi="zh_TW"/>
-        </w:rPr>
-        <w:t>），較長的時期或時代也被稱為日子（</w:t>
-      </w:r>
-      <w:hyperlink r:id="rId39">
-        <w:r>
-          <w:rPr>
-            <w:lang w:val="zh_TW" w:bidi="zh_TW"/>
-          </w:rPr>
-          <w:rPr>
-            <w:color w:val="0000EE"/>
-            <w:u w:val="single"/>
-          </w:rPr>
-          <w:t>林後6:2</w:t>
-        </w:r>
-      </w:hyperlink>
-      <w:r>
-        <w:rPr>
-          <w:lang w:val="zh_TW" w:bidi="zh_TW"/>
-        </w:rPr>
-        <w:t>；</w:t>
-      </w:r>
-      <w:hyperlink r:id="rId47">
-        <w:r>
-          <w:rPr>
-            <w:lang w:val="zh_TW" w:bidi="zh_TW"/>
-          </w:rPr>
-          <w:rPr>
-            <w:color w:val="0000EE"/>
-            <w:u w:val="single"/>
-          </w:rPr>
-          <w:t>弗5:16</w:t>
-        </w:r>
-      </w:hyperlink>
-      <w:r>
-        <w:rPr>
-          <w:lang w:val="zh_TW" w:bidi="zh_TW"/>
-        </w:rPr>
-        <w:t>，</w:t>
-      </w:r>
-      <w:hyperlink r:id="rId48">
-        <w:r>
-          <w:rPr>
-            <w:lang w:val="zh_TW" w:bidi="zh_TW"/>
-          </w:rPr>
-          <w:rPr>
-            <w:color w:val="0000EE"/>
-            <w:u w:val="single"/>
-          </w:rPr>
-          <w:t>6:13</w:t>
-        </w:r>
-      </w:hyperlink>
-      <w:r>
-        <w:rPr>
-          <w:lang w:val="zh_TW" w:bidi="zh_TW"/>
-        </w:rPr>
-        <w:t>；</w:t>
-      </w:r>
-      <w:hyperlink r:id="rId49">
-        <w:r>
-          <w:rPr>
-            <w:lang w:val="zh_TW" w:bidi="zh_TW"/>
-          </w:rPr>
-          <w:rPr>
-            <w:color w:val="0000EE"/>
-            <w:u w:val="single"/>
-          </w:rPr>
-          <w:t>來5:7</w:t>
-        </w:r>
-      </w:hyperlink>
-      <w:r>
-        <w:rPr>
-          <w:lang w:val="zh_TW" w:bidi="zh_TW"/>
-        </w:rPr>
-        <w:t>）。舊約先知所強調審判的日子在新約中延續，並特別指出那是神最終審判的日子——人子（耶穌）要顯明祂是主（</w:t>
-      </w:r>
-      <w:hyperlink r:id="rId50">
-        <w:r>
-          <w:rPr>
-            <w:lang w:val="zh_TW" w:bidi="zh_TW"/>
-          </w:rPr>
-          <w:rPr>
-            <w:color w:val="0000EE"/>
-            <w:u w:val="single"/>
-          </w:rPr>
-          <w:t>路17:30</w:t>
-        </w:r>
-      </w:hyperlink>
-      <w:r>
-        <w:rPr>
-          <w:lang w:val="zh_TW" w:bidi="zh_TW"/>
-        </w:rPr>
-        <w:t>；</w:t>
-      </w:r>
-      <w:hyperlink r:id="rId51">
-        <w:r>
-          <w:rPr>
-            <w:lang w:val="zh_TW" w:bidi="zh_TW"/>
-          </w:rPr>
-          <w:rPr>
-            <w:color w:val="0000EE"/>
-            <w:u w:val="single"/>
-          </w:rPr>
-          <w:t>約6:39–44</w:t>
-        </w:r>
-      </w:hyperlink>
-      <w:r>
-        <w:rPr>
-          <w:lang w:val="zh_TW" w:bidi="zh_TW"/>
-        </w:rPr>
-        <w:t>；</w:t>
-      </w:r>
-      <w:hyperlink r:id="rId52">
-        <w:r>
-          <w:rPr>
-            <w:lang w:val="zh_TW" w:bidi="zh_TW"/>
-          </w:rPr>
-          <w:rPr>
-            <w:color w:val="0000EE"/>
-            <w:u w:val="single"/>
-          </w:rPr>
-          <w:t>林前5:5</w:t>
-        </w:r>
-      </w:hyperlink>
-      <w:r>
-        <w:rPr>
-          <w:lang w:val="zh_TW" w:bidi="zh_TW"/>
-        </w:rPr>
-        <w:t>；</w:t>
-      </w:r>
-      <w:hyperlink r:id="rId53">
-        <w:r>
-          <w:rPr>
-            <w:lang w:val="zh_TW" w:bidi="zh_TW"/>
-          </w:rPr>
-          <w:rPr>
-            <w:color w:val="0000EE"/>
-            <w:u w:val="single"/>
-          </w:rPr>
-          <w:t>帖前5:2</w:t>
-        </w:r>
-      </w:hyperlink>
-      <w:r>
-        <w:rPr>
-          <w:lang w:val="zh_TW" w:bidi="zh_TW"/>
-        </w:rPr>
-        <w:t>；</w:t>
-      </w:r>
-      <w:hyperlink r:id="rId54">
-        <w:r>
-          <w:rPr>
-            <w:lang w:val="zh_TW" w:bidi="zh_TW"/>
-          </w:rPr>
-          <w:rPr>
-            <w:color w:val="0000EE"/>
-            <w:u w:val="single"/>
-          </w:rPr>
-          <w:t>彼後2:9</w:t>
-        </w:r>
-      </w:hyperlink>
-      <w:r>
-        <w:rPr>
-          <w:lang w:val="zh_TW" w:bidi="zh_TW"/>
-        </w:rPr>
-        <w:t>，</w:t>
-      </w:r>
-      <w:hyperlink r:id="rId55">
-        <w:r>
-          <w:rPr>
-            <w:lang w:val="zh_TW" w:bidi="zh_TW"/>
-          </w:rPr>
-          <w:rPr>
-            <w:color w:val="0000EE"/>
-            <w:u w:val="single"/>
-          </w:rPr>
-          <w:t>3:7、12</w:t>
-        </w:r>
-      </w:hyperlink>
-      <w:r>
-        <w:rPr>
-          <w:lang w:val="zh_TW" w:bidi="zh_TW"/>
-        </w:rPr>
-        <w:t>；</w:t>
-      </w:r>
-      <w:hyperlink r:id="rId56">
-        <w:r>
-          <w:rPr>
-            <w:lang w:val="zh_TW" w:bidi="zh_TW"/>
-          </w:rPr>
-          <w:rPr>
-            <w:color w:val="0000EE"/>
-            <w:u w:val="single"/>
-          </w:rPr>
-          <w:t>約一4:17</w:t>
-        </w:r>
-      </w:hyperlink>
-      <w:r>
-        <w:rPr>
-          <w:lang w:val="zh_TW" w:bidi="zh_TW"/>
-        </w:rPr>
-        <w:t>；</w:t>
-      </w:r>
-      <w:hyperlink r:id="rId57">
-        <w:r>
-          <w:rPr>
-            <w:lang w:val="zh_TW" w:bidi="zh_TW"/>
-          </w:rPr>
-          <w:rPr>
-            <w:color w:val="0000EE"/>
-            <w:u w:val="single"/>
-          </w:rPr>
-          <w:t>啟16:14</w:t>
-        </w:r>
-      </w:hyperlink>
-      <w:r>
-        <w:rPr>
-          <w:lang w:val="zh_TW" w:bidi="zh_TW"/>
-        </w:rPr>
-        <w:t>）。「</w:t>
-      </w:r>
-      <w:r>
-        <w:rPr>
-          <w:lang w:val="zh_TW" w:bidi="zh_TW"/>
-        </w:rPr>
-        <w:t>永遠</w:t>
-      </w:r>
-      <w:r>
-        <w:rPr>
-          <w:lang w:val="zh_TW" w:bidi="zh_TW"/>
-        </w:rPr>
-        <w:t>」標誌著時間將成為永恆的那一刻（</w:t>
-      </w:r>
-      <w:hyperlink r:id="rId58">
-        <w:r>
-          <w:rPr>
-            <w:lang w:val="zh_TW" w:bidi="zh_TW"/>
-          </w:rPr>
-          <w:rPr>
-            <w:color w:val="0000EE"/>
-            <w:u w:val="single"/>
-          </w:rPr>
-          <w:t>彼後3:18</w:t>
-        </w:r>
-      </w:hyperlink>
-      <w:r>
-        <w:rPr>
-          <w:lang w:val="zh_TW" w:bidi="zh_TW"/>
-        </w:rPr>
-        <w:t>）。新耶路撒冷，就是神子民的居所，被描述為一個永遠白晝之地（</w:t>
-      </w:r>
-      <w:hyperlink r:id="rId59">
-        <w:r>
-          <w:rPr>
-            <w:lang w:val="zh_TW" w:bidi="zh_TW"/>
-          </w:rPr>
-          <w:rPr>
-            <w:color w:val="0000EE"/>
-            <w:u w:val="single"/>
-          </w:rPr>
-          <w:t>啟21:25</w:t>
-        </w:r>
-      </w:hyperlink>
-      <w:r>
-        <w:rPr>
-          <w:lang w:val="zh_TW" w:bidi="zh_TW"/>
-        </w:rPr>
-        <w:t>）。</w:t>
+          <w:t>約14:30</w:t>
+        </w:r>
+      </w:hyperlink>
+      <w:r>
+        <w:rPr>
+          <w:lang w:val="zh_TW" w:bidi="zh_TW"/>
+        </w:rPr>
+        <w:t>），因此牠也不能轄制那些信靠基督的人。</w:t>
+      </w:r>
+    </w:p>
+    <w:p>
+      <w:pPr>
+        <w:pStyle w:val="Heading3"/>
+      </w:pPr>
+      <w:r>
+        <w:rPr>
+          <w:lang w:val="zh_TW" w:bidi="zh_TW"/>
+        </w:rPr>
+        <w:t>神藉著耶穌基督彰顯的權能</w:t>
       </w:r>
     </w:p>
     <w:p>
@@ -1361,6 +1270,929 @@
       </w:r>
       <w:r>
         <w:rPr>
+          <w:lang w:val="zh_TW" w:bidi="zh_TW"/>
+        </w:rPr>
+        <w:t>福音書和使徒行傳經常記載基督所彰顯的權能。祂的權能表現在：</w:t>
+      </w:r>
+    </w:p>
+    <w:p>
+      <w:pPr>
+        <w:pStyle w:val="ListBullet"/>
+        <w:spacing w:line="240" w:lineRule="auto"/>
+        <w:ind w:left="720"/>
+      </w:pPr>
+      <w:r>
+        <w:rPr>
+          <w:lang w:val="zh_TW" w:bidi="zh_TW"/>
+        </w:rPr>
+      </w:r>
+      <w:r>
+        <w:rPr>
+          <w:lang w:val="zh_TW" w:bidi="zh_TW"/>
+        </w:rPr>
+        <w:t>神蹟（</w:t>
+      </w:r>
+      <w:hyperlink r:id="rId47">
+        <w:r>
+          <w:rPr>
+            <w:lang w:val="zh_TW" w:bidi="zh_TW"/>
+          </w:rPr>
+          <w:rPr>
+            <w:color w:val="0000EE"/>
+            <w:u w:val="single"/>
+          </w:rPr>
+          <w:t>太11:20</w:t>
+        </w:r>
+      </w:hyperlink>
+      <w:r>
+        <w:rPr>
+          <w:lang w:val="zh_TW" w:bidi="zh_TW"/>
+        </w:rPr>
+        <w:t>；</w:t>
+      </w:r>
+      <w:hyperlink r:id="rId48">
+        <w:r>
+          <w:rPr>
+            <w:lang w:val="zh_TW" w:bidi="zh_TW"/>
+          </w:rPr>
+          <w:rPr>
+            <w:color w:val="0000EE"/>
+            <w:u w:val="single"/>
+          </w:rPr>
+          <w:t>徒2:22</w:t>
+        </w:r>
+      </w:hyperlink>
+      <w:r>
+        <w:rPr>
+          <w:lang w:val="zh_TW" w:bidi="zh_TW"/>
+        </w:rPr>
+        <w:t>）</w:t>
+      </w:r>
+    </w:p>
+    <w:p>
+      <w:pPr>
+        <w:pStyle w:val="ListBullet"/>
+        <w:spacing w:line="240" w:lineRule="auto"/>
+        <w:ind w:left="720"/>
+      </w:pPr>
+      <w:r>
+        <w:rPr>
+          <w:lang w:val="zh_TW" w:bidi="zh_TW"/>
+        </w:rPr>
+      </w:r>
+      <w:r>
+        <w:rPr>
+          <w:lang w:val="zh_TW" w:bidi="zh_TW"/>
+        </w:rPr>
+        <w:t>醫治</w:t>
+      </w:r>
+    </w:p>
+    <w:p>
+      <w:pPr>
+        <w:pStyle w:val="ListBullet"/>
+        <w:spacing w:line="240" w:lineRule="auto"/>
+        <w:ind w:left="720"/>
+      </w:pPr>
+      <w:r>
+        <w:rPr>
+          <w:lang w:val="zh_TW" w:bidi="zh_TW"/>
+        </w:rPr>
+      </w:r>
+      <w:r>
+        <w:rPr>
+          <w:lang w:val="zh_TW" w:bidi="zh_TW"/>
+        </w:rPr>
+        <w:t>趕鬼（</w:t>
+      </w:r>
+      <w:hyperlink r:id="rId49">
+        <w:r>
+          <w:rPr>
+            <w:lang w:val="zh_TW" w:bidi="zh_TW"/>
+          </w:rPr>
+          <w:rPr>
+            <w:color w:val="0000EE"/>
+            <w:u w:val="single"/>
+          </w:rPr>
+          <w:t>路4:36</w:t>
+        </w:r>
+      </w:hyperlink>
+      <w:r>
+        <w:rPr>
+          <w:lang w:val="zh_TW" w:bidi="zh_TW"/>
+        </w:rPr>
+        <w:t>，</w:t>
+      </w:r>
+      <w:hyperlink r:id="rId50">
+        <w:r>
+          <w:rPr>
+            <w:lang w:val="zh_TW" w:bidi="zh_TW"/>
+          </w:rPr>
+          <w:rPr>
+            <w:color w:val="0000EE"/>
+            <w:u w:val="single"/>
+          </w:rPr>
+          <w:t>5:17</w:t>
+        </w:r>
+      </w:hyperlink>
+      <w:r>
+        <w:rPr>
+          <w:lang w:val="zh_TW" w:bidi="zh_TW"/>
+        </w:rPr>
+        <w:t>，</w:t>
+      </w:r>
+      <w:hyperlink r:id="rId51">
+        <w:r>
+          <w:rPr>
+            <w:lang w:val="zh_TW" w:bidi="zh_TW"/>
+          </w:rPr>
+          <w:rPr>
+            <w:color w:val="0000EE"/>
+            <w:u w:val="single"/>
+          </w:rPr>
+          <w:t>6:19</w:t>
+        </w:r>
+      </w:hyperlink>
+      <w:r>
+        <w:rPr>
+          <w:lang w:val="zh_TW" w:bidi="zh_TW"/>
+        </w:rPr>
+        <w:t>；</w:t>
+      </w:r>
+      <w:hyperlink r:id="rId52">
+        <w:r>
+          <w:rPr>
+            <w:lang w:val="zh_TW" w:bidi="zh_TW"/>
+          </w:rPr>
+          <w:rPr>
+            <w:color w:val="0000EE"/>
+            <w:u w:val="single"/>
+          </w:rPr>
+          <w:t>徒10:38</w:t>
+        </w:r>
+      </w:hyperlink>
+      <w:r>
+        <w:rPr>
+          <w:lang w:val="zh_TW" w:bidi="zh_TW"/>
+        </w:rPr>
+        <w:t>）</w:t>
+      </w:r>
+    </w:p>
+    <w:p>
+      <w:pPr/>
+      <w:r>
+        <w:rPr>
+          <w:lang w:val="zh_TW" w:bidi="zh_TW"/>
+        </w:rPr>
+      </w:r>
+      <w:r>
+        <w:rPr>
+          <w:lang w:val="zh_TW" w:bidi="zh_TW"/>
+        </w:rPr>
+        <w:t>祂的復活顯明了祂最大的權能。耶穌曾提到自己有權柄捨命，也有權柄再取回生命（</w:t>
+      </w:r>
+      <w:hyperlink r:id="rId53">
+        <w:r>
+          <w:rPr>
+            <w:lang w:val="zh_TW" w:bidi="zh_TW"/>
+          </w:rPr>
+          <w:rPr>
+            <w:color w:val="0000EE"/>
+            <w:u w:val="single"/>
+          </w:rPr>
+          <w:t>約10:18</w:t>
+        </w:r>
+      </w:hyperlink>
+      <w:r>
+        <w:rPr>
+          <w:lang w:val="zh_TW" w:bidi="zh_TW"/>
+        </w:rPr>
+        <w:t>）。不過，新約聖經也經常提到父神以大能使祂從死人中復活（</w:t>
+      </w:r>
+      <w:hyperlink r:id="rId54">
+        <w:r>
+          <w:rPr>
+            <w:lang w:val="zh_TW" w:bidi="zh_TW"/>
+          </w:rPr>
+          <w:rPr>
+            <w:color w:val="0000EE"/>
+            <w:u w:val="single"/>
+          </w:rPr>
+          <w:t>羅1:4</w:t>
+        </w:r>
+      </w:hyperlink>
+      <w:r>
+        <w:rPr>
+          <w:lang w:val="zh_TW" w:bidi="zh_TW"/>
+        </w:rPr>
+        <w:t>；</w:t>
+      </w:r>
+      <w:hyperlink r:id="rId55">
+        <w:r>
+          <w:rPr>
+            <w:lang w:val="zh_TW" w:bidi="zh_TW"/>
+          </w:rPr>
+          <w:rPr>
+            <w:color w:val="0000EE"/>
+            <w:u w:val="single"/>
+          </w:rPr>
+          <w:t>弗1:19–20</w:t>
+        </w:r>
+      </w:hyperlink>
+      <w:r>
+        <w:rPr>
+          <w:lang w:val="zh_TW" w:bidi="zh_TW"/>
+        </w:rPr>
+        <w:t>）。到了時候，祂要帶著能力和大榮耀降臨（</w:t>
+      </w:r>
+      <w:hyperlink r:id="rId56">
+        <w:r>
+          <w:rPr>
+            <w:lang w:val="zh_TW" w:bidi="zh_TW"/>
+          </w:rPr>
+          <w:rPr>
+            <w:color w:val="0000EE"/>
+            <w:u w:val="single"/>
+          </w:rPr>
+          <w:t>太24:30</w:t>
+        </w:r>
+      </w:hyperlink>
+      <w:r>
+        <w:rPr>
+          <w:lang w:val="zh_TW" w:bidi="zh_TW"/>
+        </w:rPr>
+        <w:t>）。耶穌在地上生活期間，也是藉著聖靈行出這些大能的作為（</w:t>
+      </w:r>
+      <w:hyperlink r:id="rId57">
+        <w:r>
+          <w:rPr>
+            <w:lang w:val="zh_TW" w:bidi="zh_TW"/>
+          </w:rPr>
+          <w:rPr>
+            <w:color w:val="0000EE"/>
+            <w:u w:val="single"/>
+          </w:rPr>
+          <w:t>路4:14</w:t>
+        </w:r>
+      </w:hyperlink>
+      <w:r>
+        <w:rPr>
+          <w:lang w:val="zh_TW" w:bidi="zh_TW"/>
+        </w:rPr>
+        <w:t>；</w:t>
+      </w:r>
+      <w:hyperlink r:id="rId52">
+        <w:r>
+          <w:rPr>
+            <w:lang w:val="zh_TW" w:bidi="zh_TW"/>
+          </w:rPr>
+          <w:rPr>
+            <w:color w:val="0000EE"/>
+            <w:u w:val="single"/>
+          </w:rPr>
+          <w:t>徒10:38</w:t>
+        </w:r>
+      </w:hyperlink>
+      <w:r>
+        <w:rPr>
+          <w:lang w:val="zh_TW" w:bidi="zh_TW"/>
+        </w:rPr>
+        <w:t>）。</w:t>
+      </w:r>
+    </w:p>
+    <w:p>
+      <w:pPr>
+        <w:pStyle w:val="Heading3"/>
+      </w:pPr>
+      <w:r>
+        <w:rPr>
+          <w:lang w:val="zh_TW" w:bidi="zh_TW"/>
+        </w:rPr>
+        <w:t>神在祂百姓生命中的權能</w:t>
+      </w:r>
+    </w:p>
+    <w:p>
+      <w:pPr/>
+      <w:r>
+        <w:rPr>
+          <w:lang w:val="zh_TW" w:bidi="zh_TW"/>
+        </w:rPr>
+      </w:r>
+      <w:r>
+        <w:rPr>
+          <w:lang w:val="zh_TW" w:bidi="zh_TW"/>
+        </w:rPr>
+        <w:t>在舊約聖經中，神常使軟弱的人剛強起來。祂賜能力給疲乏的人（</w:t>
+      </w:r>
+      <w:hyperlink r:id="rId58">
+        <w:r>
+          <w:rPr>
+            <w:lang w:val="zh_TW" w:bidi="zh_TW"/>
+          </w:rPr>
+          <w:rPr>
+            <w:color w:val="0000EE"/>
+            <w:u w:val="single"/>
+          </w:rPr>
+          <w:t>賽40:29</w:t>
+        </w:r>
+      </w:hyperlink>
+      <w:r>
+        <w:rPr>
+          <w:lang w:val="zh_TW" w:bidi="zh_TW"/>
+        </w:rPr>
+        <w:t>），使他們越來越有力量（</w:t>
+      </w:r>
+      <w:hyperlink r:id="rId59">
+        <w:r>
+          <w:rPr>
+            <w:lang w:val="zh_TW" w:bidi="zh_TW"/>
+          </w:rPr>
+          <w:rPr>
+            <w:color w:val="0000EE"/>
+            <w:u w:val="single"/>
+          </w:rPr>
+          <w:t>詩84:7</w:t>
+        </w:r>
+      </w:hyperlink>
+      <w:r>
+        <w:rPr>
+          <w:lang w:val="zh_TW" w:bidi="zh_TW"/>
+        </w:rPr>
+        <w:t>；另見</w:t>
+      </w:r>
+      <w:hyperlink r:id="rId60">
+        <w:r>
+          <w:rPr>
+            <w:lang w:val="zh_TW" w:bidi="zh_TW"/>
+          </w:rPr>
+          <w:rPr>
+            <w:color w:val="0000EE"/>
+            <w:u w:val="single"/>
+          </w:rPr>
+          <w:t>詩68:35</w:t>
+        </w:r>
+      </w:hyperlink>
+      <w:r>
+        <w:rPr>
+          <w:lang w:val="zh_TW" w:bidi="zh_TW"/>
+        </w:rPr>
+        <w:t>，</w:t>
+      </w:r>
+      <w:hyperlink r:id="rId61">
+        <w:r>
+          <w:rPr>
+            <w:lang w:val="zh_TW" w:bidi="zh_TW"/>
+          </w:rPr>
+          <w:rPr>
+            <w:color w:val="0000EE"/>
+            <w:u w:val="single"/>
+          </w:rPr>
+          <w:t>138:3</w:t>
+        </w:r>
+      </w:hyperlink>
+      <w:r>
+        <w:rPr>
+          <w:lang w:val="zh_TW" w:bidi="zh_TW"/>
+        </w:rPr>
+        <w:t>）。祂將能力賜給先知（</w:t>
+      </w:r>
+      <w:hyperlink r:id="rId62">
+        <w:r>
+          <w:rPr>
+            <w:lang w:val="zh_TW" w:bidi="zh_TW"/>
+          </w:rPr>
+          <w:rPr>
+            <w:color w:val="0000EE"/>
+            <w:u w:val="single"/>
+          </w:rPr>
+          <w:t>彌3:8</w:t>
+        </w:r>
+      </w:hyperlink>
+      <w:r>
+        <w:rPr>
+          <w:lang w:val="zh_TW" w:bidi="zh_TW"/>
+        </w:rPr>
+        <w:t>）和君王（</w:t>
+      </w:r>
+      <w:hyperlink r:id="rId63">
+        <w:r>
+          <w:rPr>
+            <w:lang w:val="zh_TW" w:bidi="zh_TW"/>
+          </w:rPr>
+          <w:rPr>
+            <w:color w:val="0000EE"/>
+            <w:u w:val="single"/>
+          </w:rPr>
+          <w:t>撒上2:10</w:t>
+        </w:r>
+      </w:hyperlink>
+      <w:r>
+        <w:rPr>
+          <w:lang w:val="zh_TW" w:bidi="zh_TW"/>
+        </w:rPr>
+        <w:t>；</w:t>
+      </w:r>
+      <w:hyperlink r:id="rId64">
+        <w:r>
+          <w:rPr>
+            <w:lang w:val="zh_TW" w:bidi="zh_TW"/>
+          </w:rPr>
+          <w:rPr>
+            <w:color w:val="0000EE"/>
+            <w:u w:val="single"/>
+          </w:rPr>
+          <w:t>詩21:1</w:t>
+        </w:r>
+      </w:hyperlink>
+      <w:r>
+        <w:rPr>
+          <w:lang w:val="zh_TW" w:bidi="zh_TW"/>
+        </w:rPr>
+        <w:t>）。祂也要以特別的方式將權能賜給彌賽亞（</w:t>
+      </w:r>
+      <w:hyperlink r:id="rId65">
+        <w:r>
+          <w:rPr>
+            <w:lang w:val="zh_TW" w:bidi="zh_TW"/>
+          </w:rPr>
+          <w:rPr>
+            <w:color w:val="0000EE"/>
+            <w:u w:val="single"/>
+          </w:rPr>
+          <w:t>賽9:6</w:t>
+        </w:r>
+      </w:hyperlink>
+      <w:r>
+        <w:rPr>
+          <w:lang w:val="zh_TW" w:bidi="zh_TW"/>
+        </w:rPr>
+        <w:t>，</w:t>
+      </w:r>
+      <w:hyperlink r:id="rId66">
+        <w:r>
+          <w:rPr>
+            <w:lang w:val="zh_TW" w:bidi="zh_TW"/>
+          </w:rPr>
+          <w:rPr>
+            <w:color w:val="0000EE"/>
+            <w:u w:val="single"/>
+          </w:rPr>
+          <w:t>11:2</w:t>
+        </w:r>
+      </w:hyperlink>
+      <w:r>
+        <w:rPr>
+          <w:lang w:val="zh_TW" w:bidi="zh_TW"/>
+        </w:rPr>
+        <w:t>；</w:t>
+      </w:r>
+      <w:hyperlink r:id="rId67">
+        <w:r>
+          <w:rPr>
+            <w:lang w:val="zh_TW" w:bidi="zh_TW"/>
+          </w:rPr>
+          <w:rPr>
+            <w:color w:val="0000EE"/>
+            <w:u w:val="single"/>
+          </w:rPr>
+          <w:t>彌5:4</w:t>
+        </w:r>
+      </w:hyperlink>
+      <w:r>
+        <w:rPr>
+          <w:lang w:val="zh_TW" w:bidi="zh_TW"/>
+        </w:rPr>
+        <w:t>）。然而，神所有的百姓都領受力量，好為祂而活並事奉祂（</w:t>
+      </w:r>
+      <w:hyperlink r:id="rId68">
+        <w:r>
+          <w:rPr>
+            <w:lang w:val="zh_TW" w:bidi="zh_TW"/>
+          </w:rPr>
+          <w:rPr>
+            <w:color w:val="0000EE"/>
+            <w:u w:val="single"/>
+          </w:rPr>
+          <w:t>賽49:5</w:t>
+        </w:r>
+      </w:hyperlink>
+      <w:r>
+        <w:rPr>
+          <w:lang w:val="zh_TW" w:bidi="zh_TW"/>
+        </w:rPr>
+        <w:t>）。</w:t>
+      </w:r>
+    </w:p>
+    <w:p>
+      <w:pPr/>
+      <w:r>
+        <w:rPr>
+          <w:lang w:val="zh_TW" w:bidi="zh_TW"/>
+        </w:rPr>
+      </w:r>
+      <w:r>
+        <w:rPr>
+          <w:lang w:val="zh_TW" w:bidi="zh_TW"/>
+        </w:rPr>
+        <w:t>新約聖經中將福音稱為神拯救一切相信之人的大能（</w:t>
+      </w:r>
+      <w:hyperlink r:id="rId69">
+        <w:r>
+          <w:rPr>
+            <w:lang w:val="zh_TW" w:bidi="zh_TW"/>
+          </w:rPr>
+          <w:rPr>
+            <w:color w:val="0000EE"/>
+            <w:u w:val="single"/>
+          </w:rPr>
+          <w:t>羅1:16</w:t>
+        </w:r>
+      </w:hyperlink>
+      <w:r>
+        <w:rPr>
+          <w:lang w:val="zh_TW" w:bidi="zh_TW"/>
+        </w:rPr>
+        <w:t>）。「凡接待他（耶穌基督）的，就是信他名的人，他就賜他們權柄作神的兒女。」（</w:t>
+      </w:r>
+      <w:hyperlink r:id="rId70">
+        <w:r>
+          <w:rPr>
+            <w:lang w:val="zh_TW" w:bidi="zh_TW"/>
+          </w:rPr>
+          <w:rPr>
+            <w:color w:val="0000EE"/>
+            <w:u w:val="single"/>
+          </w:rPr>
+          <w:t>約1:12</w:t>
+        </w:r>
+      </w:hyperlink>
+      <w:r>
+        <w:rPr>
+          <w:lang w:val="zh_TW" w:bidi="zh_TW"/>
+        </w:rPr>
+        <w:t>）。</w:t>
+      </w:r>
+    </w:p>
+    <w:p>
+      <w:pPr/>
+      <w:r>
+        <w:rPr>
+          <w:lang w:val="zh_TW" w:bidi="zh_TW"/>
+        </w:rPr>
+      </w:r>
+      <w:r>
+        <w:rPr>
+          <w:lang w:val="zh_TW" w:bidi="zh_TW"/>
+        </w:rPr>
+        <w:t>信徒是神的兒女，得以從聖靈領受能力（</w:t>
+      </w:r>
+      <w:hyperlink r:id="rId71">
+        <w:r>
+          <w:rPr>
+            <w:lang w:val="zh_TW" w:bidi="zh_TW"/>
+          </w:rPr>
+          <w:rPr>
+            <w:color w:val="0000EE"/>
+            <w:u w:val="single"/>
+          </w:rPr>
+          <w:t>徒6:8</w:t>
+        </w:r>
+      </w:hyperlink>
+      <w:r>
+        <w:rPr>
+          <w:lang w:val="zh_TW" w:bidi="zh_TW"/>
+        </w:rPr>
+        <w:t>）：</w:t>
+      </w:r>
+    </w:p>
+    <w:p>
+      <w:pPr>
+        <w:pStyle w:val="ListBullet"/>
+        <w:spacing w:line="240" w:lineRule="auto"/>
+        <w:ind w:left="720"/>
+      </w:pPr>
+      <w:r>
+        <w:rPr>
+          <w:lang w:val="zh_TW" w:bidi="zh_TW"/>
+        </w:rPr>
+      </w:r>
+      <w:r>
+        <w:rPr>
+          <w:lang w:val="zh_TW" w:bidi="zh_TW"/>
+        </w:rPr>
+        <w:t>能夠事奉神（</w:t>
+      </w:r>
+      <w:hyperlink r:id="rId72">
+        <w:r>
+          <w:rPr>
+            <w:lang w:val="zh_TW" w:bidi="zh_TW"/>
+          </w:rPr>
+          <w:rPr>
+            <w:color w:val="0000EE"/>
+            <w:u w:val="single"/>
+          </w:rPr>
+          <w:t>弗3:16</w:t>
+        </w:r>
+      </w:hyperlink>
+      <w:r>
+        <w:rPr>
+          <w:lang w:val="zh_TW" w:bidi="zh_TW"/>
+        </w:rPr>
+        <w:t>）</w:t>
+      </w:r>
+    </w:p>
+    <w:p>
+      <w:pPr>
+        <w:pStyle w:val="ListBullet"/>
+        <w:spacing w:line="240" w:lineRule="auto"/>
+        <w:ind w:left="720"/>
+      </w:pPr>
+      <w:r>
+        <w:rPr>
+          <w:lang w:val="zh_TW" w:bidi="zh_TW"/>
+        </w:rPr>
+      </w:r>
+      <w:r>
+        <w:rPr>
+          <w:lang w:val="zh_TW" w:bidi="zh_TW"/>
+        </w:rPr>
+        <w:t>能夠為祂作見證（</w:t>
+      </w:r>
+      <w:hyperlink r:id="rId73">
+        <w:r>
+          <w:rPr>
+            <w:lang w:val="zh_TW" w:bidi="zh_TW"/>
+          </w:rPr>
+          <w:rPr>
+            <w:color w:val="0000EE"/>
+            <w:u w:val="single"/>
+          </w:rPr>
+          <w:t>路24:49</w:t>
+        </w:r>
+      </w:hyperlink>
+      <w:r>
+        <w:rPr>
+          <w:lang w:val="zh_TW" w:bidi="zh_TW"/>
+        </w:rPr>
+        <w:t>；</w:t>
+      </w:r>
+      <w:hyperlink r:id="rId74">
+        <w:r>
+          <w:rPr>
+            <w:lang w:val="zh_TW" w:bidi="zh_TW"/>
+          </w:rPr>
+          <w:rPr>
+            <w:color w:val="0000EE"/>
+            <w:u w:val="single"/>
+          </w:rPr>
+          <w:t>徒1:8</w:t>
+        </w:r>
+      </w:hyperlink>
+      <w:r>
+        <w:rPr>
+          <w:lang w:val="zh_TW" w:bidi="zh_TW"/>
+        </w:rPr>
+        <w:t>）</w:t>
+      </w:r>
+    </w:p>
+    <w:p>
+      <w:pPr>
+        <w:pStyle w:val="ListBullet"/>
+        <w:spacing w:line="240" w:lineRule="auto"/>
+        <w:ind w:left="720"/>
+      </w:pPr>
+      <w:r>
+        <w:rPr>
+          <w:lang w:val="zh_TW" w:bidi="zh_TW"/>
+        </w:rPr>
+      </w:r>
+      <w:r>
+        <w:rPr>
+          <w:lang w:val="zh_TW" w:bidi="zh_TW"/>
+        </w:rPr>
+        <w:t>能夠忍受苦難（</w:t>
+      </w:r>
+      <w:hyperlink r:id="rId75">
+        <w:r>
+          <w:rPr>
+            <w:lang w:val="zh_TW" w:bidi="zh_TW"/>
+          </w:rPr>
+          <w:rPr>
+            <w:color w:val="0000EE"/>
+            <w:u w:val="single"/>
+          </w:rPr>
+          <w:t>提後1:8</w:t>
+        </w:r>
+      </w:hyperlink>
+      <w:r>
+        <w:rPr>
+          <w:lang w:val="zh_TW" w:bidi="zh_TW"/>
+        </w:rPr>
+        <w:t>）</w:t>
+      </w:r>
+    </w:p>
+    <w:p>
+      <w:pPr>
+        <w:pStyle w:val="ListBullet"/>
+        <w:spacing w:line="240" w:lineRule="auto"/>
+        <w:ind w:left="720"/>
+      </w:pPr>
+      <w:r>
+        <w:rPr>
+          <w:lang w:val="zh_TW" w:bidi="zh_TW"/>
+        </w:rPr>
+      </w:r>
+      <w:r>
+        <w:rPr>
+          <w:lang w:val="zh_TW" w:bidi="zh_TW"/>
+        </w:rPr>
+        <w:t>能夠參與事奉（</w:t>
+      </w:r>
+      <w:hyperlink r:id="rId76">
+        <w:r>
+          <w:rPr>
+            <w:lang w:val="zh_TW" w:bidi="zh_TW"/>
+          </w:rPr>
+          <w:rPr>
+            <w:color w:val="0000EE"/>
+            <w:u w:val="single"/>
+          </w:rPr>
+          <w:t>弗3:7</w:t>
+        </w:r>
+      </w:hyperlink>
+      <w:r>
+        <w:rPr>
+          <w:lang w:val="zh_TW" w:bidi="zh_TW"/>
+        </w:rPr>
+        <w:t>）</w:t>
+      </w:r>
+    </w:p>
+    <w:p>
+      <w:pPr>
+        <w:pStyle w:val="ListBullet"/>
+        <w:spacing w:line="240" w:lineRule="auto"/>
+        <w:ind w:left="720"/>
+      </w:pPr>
+      <w:r>
+        <w:rPr>
+          <w:lang w:val="zh_TW" w:bidi="zh_TW"/>
+        </w:rPr>
+      </w:r>
+      <w:r>
+        <w:rPr>
+          <w:lang w:val="zh_TW" w:bidi="zh_TW"/>
+        </w:rPr>
+        <w:t>能夠在軟弱時得著能力（</w:t>
+      </w:r>
+      <w:hyperlink r:id="rId77">
+        <w:r>
+          <w:rPr>
+            <w:lang w:val="zh_TW" w:bidi="zh_TW"/>
+          </w:rPr>
+          <w:rPr>
+            <w:color w:val="0000EE"/>
+            <w:u w:val="single"/>
+          </w:rPr>
+          <w:t>林後12:9</w:t>
+        </w:r>
+      </w:hyperlink>
+      <w:r>
+        <w:rPr>
+          <w:lang w:val="zh_TW" w:bidi="zh_TW"/>
+        </w:rPr>
+        <w:t>）</w:t>
+      </w:r>
+    </w:p>
+    <w:p>
+      <w:pPr>
+        <w:pStyle w:val="ListBullet"/>
+        <w:spacing w:line="240" w:lineRule="auto"/>
+        <w:ind w:left="720"/>
+      </w:pPr>
+      <w:r>
+        <w:rPr>
+          <w:lang w:val="zh_TW" w:bidi="zh_TW"/>
+        </w:rPr>
+      </w:r>
+      <w:r>
+        <w:rPr>
+          <w:lang w:val="zh_TW" w:bidi="zh_TW"/>
+        </w:rPr>
+        <w:t>能夠藉著禱告發揮力量（</w:t>
+      </w:r>
+      <w:hyperlink r:id="rId78">
+        <w:r>
+          <w:rPr>
+            <w:lang w:val="zh_TW" w:bidi="zh_TW"/>
+          </w:rPr>
+          <w:rPr>
+            <w:color w:val="0000EE"/>
+            <w:u w:val="single"/>
+          </w:rPr>
+          <w:t>雅5:16</w:t>
+        </w:r>
+      </w:hyperlink>
+      <w:r>
+        <w:rPr>
+          <w:lang w:val="zh_TW" w:bidi="zh_TW"/>
+        </w:rPr>
+        <w:t>）</w:t>
+      </w:r>
+    </w:p>
+    <w:p>
+      <w:pPr>
+        <w:pStyle w:val="ListBullet"/>
+        <w:spacing w:line="240" w:lineRule="auto"/>
+        <w:ind w:left="720"/>
+      </w:pPr>
+      <w:r>
+        <w:rPr>
+          <w:lang w:val="zh_TW" w:bidi="zh_TW"/>
+        </w:rPr>
+      </w:r>
+      <w:r>
+        <w:rPr>
+          <w:lang w:val="zh_TW" w:bidi="zh_TW"/>
+        </w:rPr>
+        <w:t>能夠蒙保守，不受邪惡侵害（</w:t>
+      </w:r>
+      <w:hyperlink r:id="rId79">
+        <w:r>
+          <w:rPr>
+            <w:lang w:val="zh_TW" w:bidi="zh_TW"/>
+          </w:rPr>
+          <w:rPr>
+            <w:color w:val="0000EE"/>
+            <w:u w:val="single"/>
+          </w:rPr>
+          <w:t>彼前1:5</w:t>
+        </w:r>
+      </w:hyperlink>
+      <w:r>
+        <w:rPr>
+          <w:lang w:val="zh_TW" w:bidi="zh_TW"/>
+        </w:rPr>
+        <w:t>）</w:t>
+      </w:r>
+    </w:p>
+    <w:p>
+      <w:pPr/>
+      <w:r>
+        <w:rPr>
+          <w:lang w:val="zh_TW" w:bidi="zh_TW"/>
+        </w:rPr>
+      </w:r>
+      <w:r>
+        <w:rPr>
+          <w:lang w:val="zh_TW" w:bidi="zh_TW"/>
+        </w:rPr>
+        <w:t>那些為基督成就大事的人，並不是靠著自己的能力去做（</w:t>
+      </w:r>
+      <w:hyperlink r:id="rId80">
+        <w:r>
+          <w:rPr>
+            <w:lang w:val="zh_TW" w:bidi="zh_TW"/>
+          </w:rPr>
+          <w:rPr>
+            <w:color w:val="0000EE"/>
+            <w:u w:val="single"/>
+          </w:rPr>
+          <w:t>徒3:12</w:t>
+        </w:r>
+      </w:hyperlink>
+      <w:r>
+        <w:rPr>
+          <w:lang w:val="zh_TW" w:bidi="zh_TW"/>
+        </w:rPr>
+        <w:t>）。他們出去事奉時，知道萬事都在基督的掌管之下，也知道祂必常與他們同在（</w:t>
+      </w:r>
+      <w:hyperlink r:id="rId81">
+        <w:r>
+          <w:rPr>
+            <w:lang w:val="zh_TW" w:bidi="zh_TW"/>
+          </w:rPr>
+          <w:rPr>
+            <w:color w:val="0000EE"/>
+            <w:u w:val="single"/>
+          </w:rPr>
+          <w:t>太28:18–20</w:t>
+        </w:r>
+      </w:hyperlink>
+      <w:r>
+        <w:rPr>
+          <w:lang w:val="zh_TW" w:bidi="zh_TW"/>
+        </w:rPr>
+        <w:t>）。</w:t>
+      </w:r>
+    </w:p>
+    <w:p>
+      <w:pPr/>
+      <w:r>
+        <w:rPr>
+          <w:lang w:val="zh_TW" w:bidi="zh_TW"/>
+        </w:rPr>
+      </w:r>
+      <w:r>
+        <w:rPr>
           <w:i/>
           <w:lang w:val="zh_TW" w:bidi="zh_TW"/>
         </w:rPr>
@@ -1370,13 +2202,13 @@
         <w:rPr>
           <w:lang w:val="zh_TW" w:bidi="zh_TW"/>
         </w:rPr>
-        <w:t>古代與現代曆法</w:t>
-      </w:r>
-      <w:r>
-        <w:rPr>
-          <w:lang w:val="zh_TW" w:bidi="zh_TW"/>
-        </w:rPr>
-        <w:t>；耶和華的日子</w:t>
+        <w:t xml:space="preserve"> </w:t>
+      </w:r>
+      <w:r>
+        <w:rPr>
+          <w:lang w:val="zh_TW" w:bidi="zh_TW"/>
+        </w:rPr>
+        <w:t>神的存在與屬性</w:t>
       </w:r>
       <w:r>
         <w:rPr>
@@ -1388,7 +2220,7 @@
         <w:rPr>
           <w:lang w:val="zh_TW" w:bidi="zh_TW"/>
         </w:rPr>
-        <w:t>末世論</w:t>
+        <w:t>執政的和掌權的</w:t>
       </w:r>
       <w:r>
         <w:rPr>
@@ -3296,6 +4128,12 @@
   </w:num>
   <w:num w:numId="13" w16cid:durableId="592781308">
     <w:abstractNumId w:val="11"/>
+  </w:num>
+  <w:num w:numId="14">
+    <w:abstractNumId w:val="3"/>
+    <w:lvlOverride w:ilvl="0">
+      <w:startOverride w:val="1"/>
+    </w:lvlOverride>
   </w:num>
   <w:numIdMacAtCleanup w:val="10"/>
 </w:numbering>

--- a/zht/docx/129.content.docx
+++ b/zht/docx/129.content.docx
@@ -149,7 +149,7 @@
         <w:rPr>
           <w:lang w:val="zh_TW" w:bidi="zh_TW"/>
         </w:rPr>
-        <w:t>quan</w:t>
+        <w:t>qie</w:t>
       </w:r>
       <w:r>
         <w:rPr>
@@ -212,7 +212,7 @@
         <w:rPr>
           <w:lang w:val="zh_TW" w:bidi="zh_TW"/>
         </w:rPr>
-        <w:t>權能</w:t>
+        <w:t>妾制、妾</w:t>
       </w:r>
       <w:r>
         <w:rPr>
@@ -231,122 +231,7 @@
         <w:rPr>
           <w:lang w:val="zh_TW" w:bidi="zh_TW"/>
         </w:rPr>
-        <w:t>因著力量、技能、資源或權柄而能夠做事的能力。</w:t>
-      </w:r>
-    </w:p>
-    <w:p>
-      <w:pPr/>
-      <w:r>
-        <w:rPr>
-          <w:lang w:val="zh_TW" w:bidi="zh_TW"/>
-        </w:rPr>
-      </w:r>
-      <w:r>
-        <w:rPr>
-          <w:lang w:val="zh_TW" w:bidi="zh_TW"/>
-        </w:rPr>
-        <w:t>舊約聖經使用多個希伯來文詞語來表達權能，新約聖經則使用多個希臘文詞語來表達。聖經有關權能的教導，大致可以歸納為四個方面：</w:t>
-      </w:r>
-    </w:p>
-    <w:p>
-      <w:pPr>
-        <w:pStyle w:val="ListNumber"/>
-        <w:numPr>
-          <w:ilvl w:val="0"/>
-          <w:numId w:val="14"/>
-        </w:numPr>
-        <w:spacing w:line="240" w:lineRule="auto"/>
-        <w:ind w:left="720"/>
-      </w:pPr>
-      <w:r>
-        <w:rPr>
-          <w:lang w:val="zh_TW" w:bidi="zh_TW"/>
-        </w:rPr>
-      </w:r>
-      <w:r>
-        <w:rPr>
-          <w:lang w:val="zh_TW" w:bidi="zh_TW"/>
-        </w:rPr>
-        <w:t>神無限的權能</w:t>
-      </w:r>
-    </w:p>
-    <w:p>
-      <w:pPr>
-        <w:pStyle w:val="ListNumber"/>
-        <w:spacing w:line="240" w:lineRule="auto"/>
-        <w:ind w:left="720"/>
-      </w:pPr>
-      <w:r>
-        <w:rPr>
-          <w:lang w:val="zh_TW" w:bidi="zh_TW"/>
-        </w:rPr>
-      </w:r>
-      <w:r>
-        <w:rPr>
-          <w:lang w:val="zh_TW" w:bidi="zh_TW"/>
-        </w:rPr>
-        <w:t>神賜給受造之物的有限能力</w:t>
-      </w:r>
-    </w:p>
-    <w:p>
-      <w:pPr>
-        <w:pStyle w:val="ListNumber"/>
-        <w:spacing w:line="240" w:lineRule="auto"/>
-        <w:ind w:left="720"/>
-      </w:pPr>
-      <w:r>
-        <w:rPr>
-          <w:lang w:val="zh_TW" w:bidi="zh_TW"/>
-        </w:rPr>
-      </w:r>
-      <w:r>
-        <w:rPr>
-          <w:lang w:val="zh_TW" w:bidi="zh_TW"/>
-        </w:rPr>
-        <w:t>神藉著耶穌基督彰顯的權能</w:t>
-      </w:r>
-    </w:p>
-    <w:p>
-      <w:pPr>
-        <w:pStyle w:val="ListNumber"/>
-        <w:spacing w:line="240" w:lineRule="auto"/>
-        <w:ind w:left="720"/>
-      </w:pPr>
-      <w:r>
-        <w:rPr>
-          <w:lang w:val="zh_TW" w:bidi="zh_TW"/>
-        </w:rPr>
-      </w:r>
-      <w:r>
-        <w:rPr>
-          <w:lang w:val="zh_TW" w:bidi="zh_TW"/>
-        </w:rPr>
-        <w:t>神（藉著聖靈）在祂百姓生命中運行的權能</w:t>
-      </w:r>
-    </w:p>
-    <w:p>
-      <w:pPr>
-        <w:pStyle w:val="Heading3"/>
-      </w:pPr>
-      <w:r>
-        <w:rPr>
-          <w:lang w:val="zh_TW" w:bidi="zh_TW"/>
-        </w:rPr>
-        <w:t>神無限的權能</w:t>
-      </w:r>
-    </w:p>
-    <w:p>
-      <w:pPr/>
-      <w:r>
-        <w:rPr>
-          <w:lang w:val="zh_TW" w:bidi="zh_TW"/>
-        </w:rPr>
-      </w:r>
-      <w:r>
-        <w:rPr>
-          <w:lang w:val="zh_TW" w:bidi="zh_TW"/>
-        </w:rPr>
-        <w:t>神是全能的。一切其它能力都來自祂，並且都在祂的掌管之下。聖經對此的教導，可以用</w:t>
+        <w:t>妾制是指一名男子與一名女子同居，而該女子（稱爲「妾」）被視為其性伴侶或次要妻子，但其地位低於正妻。妾制在許多古代文化中相當普遍，尤其是在美索不達米亞地區。在那裡，君王往往擁有後宮；即使是一般平民，也可能在正妻之外另有一至兩名妾。聖經中亦提及這兩種類型的妾制。妾通常是奴隸或戰爭中被擄的女子（</w:t>
       </w:r>
       <w:hyperlink r:id="rId13">
         <w:r>
@@ -357,14 +242,14 @@
             <w:color w:val="0000EE"/>
             <w:u w:val="single"/>
           </w:rPr>
-          <w:t>歷代志上二十九章11至12節</w:t>
+          <w:t>士5:30</w:t>
         </w:r>
       </w:hyperlink>
       <w:r>
         <w:rPr>
           <w:lang w:val="zh_TW" w:bidi="zh_TW"/>
         </w:rPr>
-        <w:t>向神獻上的讚美來概括：「耶和華啊，尊大、能力、榮耀、強勝、威嚴都是你的；凡天上地下的都是你的；國度也是你的，並且你為至高，為萬有之首。豐富尊榮都從你而來，你也治理萬物。在你手裡有大能大力，使人尊大強盛都出於你。」</w:t>
+        <w:t>）。</w:t>
       </w:r>
     </w:p>
     <w:p>
@@ -378,7 +263,21 @@
         <w:rPr>
           <w:lang w:val="zh_TW" w:bidi="zh_TW"/>
         </w:rPr>
-        <w:t>聖經常用神的「大能的手」和「伸出來的膀臂」來描寫祂的權能（</w:t>
+        <w:t>男子選擇納妾，部分原因在於其成本較低，通常不需要支付聘禮或嫁妝。此外，納妾也能藉由增加子嗣來提升男子的社會地位。妾所生的兒女，往往在被呈交給正妻認可之後，便成為家族的一分子。妾的存在，同時也增加了家庭中的勞動力。</w:t>
+      </w:r>
+    </w:p>
+    <w:p>
+      <w:pPr/>
+      <w:r>
+        <w:rPr>
+          <w:lang w:val="zh_TW" w:bidi="zh_TW"/>
+        </w:rPr>
+      </w:r>
+      <w:r>
+        <w:rPr>
+          <w:lang w:val="zh_TW" w:bidi="zh_TW"/>
+        </w:rPr>
+        <w:t>在族長時期，納妾是一種常見的社會現象（</w:t>
       </w:r>
       <w:hyperlink r:id="rId14">
         <w:r>
@@ -389,7 +288,7 @@
             <w:color w:val="0000EE"/>
             <w:u w:val="single"/>
           </w:rPr>
-          <w:t>出6:6</w:t>
+          <w:t>創22:24</w:t>
         </w:r>
       </w:hyperlink>
       <w:r>
@@ -407,14 +306,14 @@
             <w:color w:val="0000EE"/>
             <w:u w:val="single"/>
           </w:rPr>
-          <w:t>7:4</w:t>
+          <w:t>35:22</w:t>
         </w:r>
       </w:hyperlink>
       <w:r>
         <w:rPr>
           <w:lang w:val="zh_TW" w:bidi="zh_TW"/>
         </w:rPr>
-        <w:t>；</w:t>
+        <w:t>，</w:t>
       </w:r>
       <w:hyperlink r:id="rId16">
         <w:r>
@@ -425,32 +324,14 @@
             <w:color w:val="0000EE"/>
             <w:u w:val="single"/>
           </w:rPr>
-          <w:t>詩44:2–3</w:t>
+          <w:t>36:12</w:t>
         </w:r>
       </w:hyperlink>
       <w:r>
         <w:rPr>
           <w:lang w:val="zh_TW" w:bidi="zh_TW"/>
         </w:rPr>
-        <w:t>）。我們可以從以下幾方面看見神的權能：</w:t>
-      </w:r>
-    </w:p>
-    <w:p>
-      <w:pPr>
-        <w:pStyle w:val="ListBullet"/>
-        <w:spacing w:line="240" w:lineRule="auto"/>
-        <w:ind w:left="720"/>
-      </w:pPr>
-      <w:r>
-        <w:rPr>
-          <w:lang w:val="zh_TW" w:bidi="zh_TW"/>
-        </w:rPr>
-      </w:r>
-      <w:r>
-        <w:rPr>
-          <w:lang w:val="zh_TW" w:bidi="zh_TW"/>
-        </w:rPr>
-        <w:t>創造萬有（</w:t>
+        <w:t>），尤其在正妻無法生育的情況下更為普遍（</w:t>
       </w:r>
       <w:hyperlink r:id="rId17">
         <w:r>
@@ -461,14 +342,14 @@
             <w:color w:val="0000EE"/>
             <w:u w:val="single"/>
           </w:rPr>
-          <w:t>詩65:6</w:t>
+          <w:t>創16:1–3</w:t>
         </w:r>
       </w:hyperlink>
       <w:r>
         <w:rPr>
           <w:lang w:val="zh_TW" w:bidi="zh_TW"/>
         </w:rPr>
-        <w:t>；</w:t>
+        <w:t>，</w:t>
       </w:r>
       <w:hyperlink r:id="rId18">
         <w:r>
@@ -479,7 +360,7 @@
             <w:color w:val="0000EE"/>
             <w:u w:val="single"/>
           </w:rPr>
-          <w:t>賽40:26</w:t>
+          <w:t>25:5–6</w:t>
         </w:r>
       </w:hyperlink>
       <w:r>
@@ -497,14 +378,14 @@
             <w:color w:val="0000EE"/>
             <w:u w:val="single"/>
           </w:rPr>
-          <w:t>耶10:12</w:t>
+          <w:t>歷代志上1:32</w:t>
         </w:r>
       </w:hyperlink>
       <w:r>
         <w:rPr>
           <w:lang w:val="zh_TW" w:bidi="zh_TW"/>
         </w:rPr>
-        <w:t>，</w:t>
+        <w:t>）。妾享有一定的權利，她的子女可以被承認為家族成員，並且有繼承財產的資格。（例如，</w:t>
       </w:r>
       <w:hyperlink r:id="rId20">
         <w:r>
@@ -515,32 +396,14 @@
             <w:color w:val="0000EE"/>
             <w:u w:val="single"/>
           </w:rPr>
-          <w:t>27:5</w:t>
+          <w:t>創49:1–28</w:t>
         </w:r>
       </w:hyperlink>
       <w:r>
         <w:rPr>
           <w:lang w:val="zh_TW" w:bidi="zh_TW"/>
         </w:rPr>
-        <w:t>）</w:t>
-      </w:r>
-    </w:p>
-    <w:p>
-      <w:pPr>
-        <w:pStyle w:val="ListBullet"/>
-        <w:spacing w:line="240" w:lineRule="auto"/>
-        <w:ind w:left="720"/>
-      </w:pPr>
-      <w:r>
-        <w:rPr>
-          <w:lang w:val="zh_TW" w:bidi="zh_TW"/>
-        </w:rPr>
-      </w:r>
-      <w:r>
-        <w:rPr>
-          <w:lang w:val="zh_TW" w:bidi="zh_TW"/>
-        </w:rPr>
-        <w:t>神統管世界（</w:t>
+        <w:t>中將妾所生的兒子與正妻所生的兒子一同列入以色列十二支派之中；另見</w:t>
       </w:r>
       <w:hyperlink r:id="rId21">
         <w:r>
@@ -551,32 +414,14 @@
             <w:color w:val="0000EE"/>
             <w:u w:val="single"/>
           </w:rPr>
-          <w:t>代下20:6</w:t>
+          <w:t>創35:22–26</w:t>
         </w:r>
       </w:hyperlink>
       <w:r>
         <w:rPr>
           <w:lang w:val="zh_TW" w:bidi="zh_TW"/>
         </w:rPr>
-        <w:t>）</w:t>
-      </w:r>
-    </w:p>
-    <w:p>
-      <w:pPr>
-        <w:pStyle w:val="ListBullet"/>
-        <w:spacing w:line="240" w:lineRule="auto"/>
-        <w:ind w:left="720"/>
-      </w:pPr>
-      <w:r>
-        <w:rPr>
-          <w:lang w:val="zh_TW" w:bidi="zh_TW"/>
-        </w:rPr>
-      </w:r>
-      <w:r>
-        <w:rPr>
-          <w:lang w:val="zh_TW" w:bidi="zh_TW"/>
-        </w:rPr>
-        <w:t>神施行拯救和審判（</w:t>
+        <w:t>）。摩西律法並未禁止妾制，反而在關於多妻的規定中提及妾的地位（</w:t>
       </w:r>
       <w:hyperlink r:id="rId22">
         <w:r>
@@ -587,14 +432,14 @@
             <w:color w:val="0000EE"/>
             <w:u w:val="single"/>
           </w:rPr>
-          <w:t>出15:6</w:t>
+          <w:t>申17:17</w:t>
         </w:r>
       </w:hyperlink>
       <w:r>
         <w:rPr>
           <w:lang w:val="zh_TW" w:bidi="zh_TW"/>
         </w:rPr>
-        <w:t>；</w:t>
+        <w:t>，</w:t>
       </w:r>
       <w:hyperlink r:id="rId23">
         <w:r>
@@ -605,32 +450,28 @@
             <w:color w:val="0000EE"/>
             <w:u w:val="single"/>
           </w:rPr>
-          <w:t>申26:8</w:t>
+          <w:t>21:15–17</w:t>
         </w:r>
       </w:hyperlink>
       <w:r>
         <w:rPr>
           <w:lang w:val="zh_TW" w:bidi="zh_TW"/>
         </w:rPr>
-        <w:t>）</w:t>
+        <w:t>）。</w:t>
       </w:r>
     </w:p>
     <w:p>
-      <w:pPr>
-        <w:pStyle w:val="ListBullet"/>
-        <w:spacing w:line="240" w:lineRule="auto"/>
-        <w:ind w:left="720"/>
-      </w:pPr>
-      <w:r>
-        <w:rPr>
-          <w:lang w:val="zh_TW" w:bidi="zh_TW"/>
-        </w:rPr>
-      </w:r>
-      <w:r>
-        <w:rPr>
-          <w:lang w:val="zh_TW" w:bidi="zh_TW"/>
-        </w:rPr>
-        <w:t>幫助祂的百姓（</w:t>
+      <w:pPr/>
+      <w:r>
+        <w:rPr>
+          <w:lang w:val="zh_TW" w:bidi="zh_TW"/>
+        </w:rPr>
+      </w:r>
+      <w:r>
+        <w:rPr>
+          <w:lang w:val="zh_TW" w:bidi="zh_TW"/>
+        </w:rPr>
+        <w:t>到了士師時代，妾制仍然持續存在。基甸有一名妾（</w:t>
       </w:r>
       <w:hyperlink r:id="rId24">
         <w:r>
@@ -641,28 +482,14 @@
             <w:color w:val="0000EE"/>
             <w:u w:val="single"/>
           </w:rPr>
-          <w:t>詩111:6</w:t>
+          <w:t>士8:31</w:t>
         </w:r>
       </w:hyperlink>
       <w:r>
         <w:rPr>
           <w:lang w:val="zh_TW" w:bidi="zh_TW"/>
         </w:rPr>
-        <w:t>）</w:t>
-      </w:r>
-    </w:p>
-    <w:p>
-      <w:pPr/>
-      <w:r>
-        <w:rPr>
-          <w:lang w:val="zh_TW" w:bidi="zh_TW"/>
-        </w:rPr>
-      </w:r>
-      <w:r>
-        <w:rPr>
-          <w:lang w:val="zh_TW" w:bidi="zh_TW"/>
-        </w:rPr>
-        <w:t xml:space="preserve">新約聖經同樣提到了神大能的權能。 </w:t>
+        <w:t>），一位利未人也有妾（</w:t>
       </w:r>
       <w:hyperlink r:id="rId25">
         <w:r>
@@ -673,14 +500,14 @@
             <w:color w:val="0000EE"/>
             <w:u w:val="single"/>
           </w:rPr>
-          <w:t>以弗所書一章19節</w:t>
+          <w:t>士19章</w:t>
         </w:r>
       </w:hyperlink>
       <w:r>
         <w:rPr>
           <w:lang w:val="zh_TW" w:bidi="zh_TW"/>
         </w:rPr>
-        <w:t>指出，祂的權能是無限的。在</w:t>
+        <w:t>）。這名利未人的妾因遭便雅憫支派的人凌辱，引發了一場血腥的內戰（</w:t>
       </w:r>
       <w:hyperlink r:id="rId26">
         <w:r>
@@ -691,39 +518,14 @@
             <w:color w:val="0000EE"/>
             <w:u w:val="single"/>
           </w:rPr>
-          <w:t>馬太福音二十六章64節</w:t>
+          <w:t>士20–21章</w:t>
         </w:r>
       </w:hyperlink>
       <w:r>
         <w:rPr>
           <w:lang w:val="zh_TW" w:bidi="zh_TW"/>
         </w:rPr>
-        <w:t>，耶穌更以「那權能者」來稱呼神：「你們要看見人子坐在那權能者的右邊，駕著天上的雲降臨。」</w:t>
-      </w:r>
-    </w:p>
-    <w:p>
-      <w:pPr>
-        <w:pStyle w:val="Heading3"/>
-      </w:pPr>
-      <w:r>
-        <w:rPr>
-          <w:lang w:val="zh_TW" w:bidi="zh_TW"/>
-        </w:rPr>
-        <w:t>神賜給受造之物的有限力量</w:t>
-      </w:r>
-    </w:p>
-    <w:p>
-      <w:pPr/>
-      <w:r>
-        <w:rPr>
-          <w:lang w:val="zh_TW" w:bidi="zh_TW"/>
-        </w:rPr>
-      </w:r>
-      <w:r>
-        <w:rPr>
-          <w:lang w:val="zh_TW" w:bidi="zh_TW"/>
-        </w:rPr>
-        <w:t>神所創造的萬物都擁有一定的能力。例如：</w:t>
+        <w:t>）。在以色列的君主時期，只有君王才負擔得起納妾的生活，例如：</w:t>
       </w:r>
     </w:p>
     <w:p>
@@ -741,7 +543,7 @@
         <w:rPr>
           <w:lang w:val="zh_TW" w:bidi="zh_TW"/>
         </w:rPr>
-        <w:t>動物，例如野牛、馬和獅子（</w:t>
+        <w:t>掃羅（</w:t>
       </w:r>
       <w:hyperlink r:id="rId27">
         <w:r>
@@ -752,32 +554,32 @@
             <w:color w:val="0000EE"/>
             <w:u w:val="single"/>
           </w:rPr>
-          <w:t>伯39:11</w:t>
+          <w:t>撒下3:7</w:t>
         </w:r>
       </w:hyperlink>
       <w:r>
         <w:rPr>
           <w:lang w:val="zh_TW" w:bidi="zh_TW"/>
         </w:rPr>
-        <w:t>、</w:t>
-      </w:r>
-      <w:hyperlink r:id="rId27">
-        <w:r>
-          <w:rPr>
-            <w:lang w:val="zh_TW" w:bidi="zh_TW"/>
-          </w:rPr>
-          <w:rPr>
-            <w:color w:val="0000EE"/>
-            <w:u w:val="single"/>
-          </w:rPr>
-          <w:t>19</w:t>
-        </w:r>
-      </w:hyperlink>
-      <w:r>
-        <w:rPr>
-          <w:lang w:val="zh_TW" w:bidi="zh_TW"/>
-        </w:rPr>
-        <w:t>；</w:t>
+        <w:t>）</w:t>
+      </w:r>
+    </w:p>
+    <w:p>
+      <w:pPr>
+        <w:pStyle w:val="ListBullet"/>
+        <w:spacing w:line="240" w:lineRule="auto"/>
+        <w:ind w:left="720"/>
+      </w:pPr>
+      <w:r>
+        <w:rPr>
+          <w:lang w:val="zh_TW" w:bidi="zh_TW"/>
+        </w:rPr>
+      </w:r>
+      <w:r>
+        <w:rPr>
+          <w:lang w:val="zh_TW" w:bidi="zh_TW"/>
+        </w:rPr>
+        <w:t>大衛（</w:t>
       </w:r>
       <w:hyperlink r:id="rId28">
         <w:r>
@@ -788,64 +590,14 @@
             <w:color w:val="0000EE"/>
             <w:u w:val="single"/>
           </w:rPr>
-          <w:t>箴30:30</w:t>
+          <w:t>撒下5:13</w:t>
         </w:r>
       </w:hyperlink>
       <w:r>
         <w:rPr>
           <w:lang w:val="zh_TW" w:bidi="zh_TW"/>
         </w:rPr>
-        <w:t>）</w:t>
-      </w:r>
-    </w:p>
-    <w:p>
-      <w:pPr>
-        <w:pStyle w:val="ListBullet"/>
-        <w:spacing w:line="240" w:lineRule="auto"/>
-        <w:ind w:left="720"/>
-      </w:pPr>
-      <w:r>
-        <w:rPr>
-          <w:lang w:val="zh_TW" w:bidi="zh_TW"/>
-        </w:rPr>
-      </w:r>
-      <w:r>
-        <w:rPr>
-          <w:lang w:val="zh_TW" w:bidi="zh_TW"/>
-        </w:rPr>
-        <w:t>風暴、狂風、雷和閃電。</w:t>
-      </w:r>
-    </w:p>
-    <w:p>
-      <w:pPr/>
-      <w:r>
-        <w:rPr>
-          <w:lang w:val="zh_TW" w:bidi="zh_TW"/>
-        </w:rPr>
-      </w:r>
-      <w:r>
-        <w:rPr>
-          <w:lang w:val="zh_TW" w:bidi="zh_TW"/>
-        </w:rPr>
-        <w:t>神也賜給人能力，使人擁有：</w:t>
-      </w:r>
-    </w:p>
-    <w:p>
-      <w:pPr>
-        <w:pStyle w:val="ListBullet"/>
-        <w:spacing w:line="240" w:lineRule="auto"/>
-        <w:ind w:left="720"/>
-      </w:pPr>
-      <w:r>
-        <w:rPr>
-          <w:lang w:val="zh_TW" w:bidi="zh_TW"/>
-        </w:rPr>
-      </w:r>
-      <w:r>
-        <w:rPr>
-          <w:lang w:val="zh_TW" w:bidi="zh_TW"/>
-        </w:rPr>
-        <w:t>力氣（</w:t>
+        <w:t>，</w:t>
       </w:r>
       <w:hyperlink r:id="rId29">
         <w:r>
@@ -856,7 +608,7 @@
             <w:color w:val="0000EE"/>
             <w:u w:val="single"/>
           </w:rPr>
-          <w:t>士16:5–6</w:t>
+          <w:t>15:16</w:t>
         </w:r>
       </w:hyperlink>
       <w:r>
@@ -881,7 +633,7 @@
         <w:rPr>
           <w:lang w:val="zh_TW" w:bidi="zh_TW"/>
         </w:rPr>
-        <w:t>爭戰的能力（</w:t>
+        <w:t>所羅門（</w:t>
       </w:r>
       <w:hyperlink r:id="rId30">
         <w:r>
@@ -892,7 +644,7 @@
             <w:color w:val="0000EE"/>
             <w:u w:val="single"/>
           </w:rPr>
-          <w:t>士6:12</w:t>
+          <w:t>王上11:3</w:t>
         </w:r>
       </w:hyperlink>
       <w:r>
@@ -917,7 +669,7 @@
         <w:rPr>
           <w:lang w:val="zh_TW" w:bidi="zh_TW"/>
         </w:rPr>
-        <w:t>行善的能力和加害於人的能力（</w:t>
+        <w:t>羅波安（</w:t>
       </w:r>
       <w:hyperlink r:id="rId31">
         <w:r>
@@ -928,14 +680,64 @@
             <w:color w:val="0000EE"/>
             <w:u w:val="single"/>
           </w:rPr>
-          <w:t>創31:29</w:t>
+          <w:t>代下11:21</w:t>
         </w:r>
       </w:hyperlink>
       <w:r>
         <w:rPr>
           <w:lang w:val="zh_TW" w:bidi="zh_TW"/>
         </w:rPr>
-        <w:t>；</w:t>
+        <w:t>）</w:t>
+      </w:r>
+    </w:p>
+    <w:p>
+      <w:pPr/>
+      <w:r>
+        <w:rPr>
+          <w:lang w:val="zh_TW" w:bidi="zh_TW"/>
+        </w:rPr>
+      </w:r>
+      <w:r>
+        <w:rPr>
+          <w:lang w:val="zh_TW" w:bidi="zh_TW"/>
+        </w:rPr>
+        <w:t>在同一時期的其它文化中，王室後宮也十分常見，包括：</w:t>
+      </w:r>
+    </w:p>
+    <w:p>
+      <w:pPr>
+        <w:pStyle w:val="ListBullet"/>
+        <w:spacing w:line="240" w:lineRule="auto"/>
+        <w:ind w:left="720"/>
+      </w:pPr>
+      <w:r>
+        <w:rPr>
+          <w:lang w:val="zh_TW" w:bidi="zh_TW"/>
+        </w:rPr>
+      </w:r>
+      <w:r>
+        <w:rPr>
+          <w:lang w:val="zh_TW" w:bidi="zh_TW"/>
+        </w:rPr>
+        <w:t>埃及</w:t>
+      </w:r>
+    </w:p>
+    <w:p>
+      <w:pPr>
+        <w:pStyle w:val="ListBullet"/>
+        <w:spacing w:line="240" w:lineRule="auto"/>
+        <w:ind w:left="720"/>
+      </w:pPr>
+      <w:r>
+        <w:rPr>
+          <w:lang w:val="zh_TW" w:bidi="zh_TW"/>
+        </w:rPr>
+      </w:r>
+      <w:r>
+        <w:rPr>
+          <w:lang w:val="zh_TW" w:bidi="zh_TW"/>
+        </w:rPr>
+        <w:t>波斯（</w:t>
       </w:r>
       <w:hyperlink r:id="rId32">
         <w:r>
@@ -946,14 +748,32 @@
             <w:color w:val="0000EE"/>
             <w:u w:val="single"/>
           </w:rPr>
-          <w:t>箴3:27</w:t>
+          <w:t>斯2:14</w:t>
         </w:r>
       </w:hyperlink>
       <w:r>
         <w:rPr>
           <w:lang w:val="zh_TW" w:bidi="zh_TW"/>
         </w:rPr>
-        <w:t>；</w:t>
+        <w:t>）</w:t>
+      </w:r>
+    </w:p>
+    <w:p>
+      <w:pPr>
+        <w:pStyle w:val="ListBullet"/>
+        <w:spacing w:line="240" w:lineRule="auto"/>
+        <w:ind w:left="720"/>
+      </w:pPr>
+      <w:r>
+        <w:rPr>
+          <w:lang w:val="zh_TW" w:bidi="zh_TW"/>
+        </w:rPr>
+      </w:r>
+      <w:r>
+        <w:rPr>
+          <w:lang w:val="zh_TW" w:bidi="zh_TW"/>
+        </w:rPr>
+        <w:t>巴比倫 （</w:t>
       </w:r>
       <w:hyperlink r:id="rId33">
         <w:r>
@@ -964,7 +784,25 @@
             <w:color w:val="0000EE"/>
             <w:u w:val="single"/>
           </w:rPr>
-          <w:t>彌2:1</w:t>
+          <w:t>但5:2–3</w:t>
+        </w:r>
+      </w:hyperlink>
+      <w:r>
+        <w:rPr>
+          <w:lang w:val="zh_TW" w:bidi="zh_TW"/>
+        </w:rPr>
+        <w:t>、</w:t>
+      </w:r>
+      <w:hyperlink r:id="rId33">
+        <w:r>
+          <w:rPr>
+            <w:lang w:val="zh_TW" w:bidi="zh_TW"/>
+          </w:rPr>
+          <w:rPr>
+            <w:color w:val="0000EE"/>
+            <w:u w:val="single"/>
+          </w:rPr>
+          <w:t>23</w:t>
         </w:r>
       </w:hyperlink>
       <w:r>
@@ -985,7 +823,7 @@
         <w:rPr>
           <w:lang w:val="zh_TW" w:bidi="zh_TW"/>
         </w:rPr>
-        <w:t>掌權者所擁有的權力和權柄也是神所賜的（</w:t>
+        <w:t>儘管妾制在古代社會被廣泛接受，但兩人之間的婚姻仍被視為更理想的婚姻。妾制的出現多與追求聲望和生育更多子嗣有關，但有時也可能導致性自由（</w:t>
       </w:r>
       <w:hyperlink r:id="rId34">
         <w:r>
@@ -996,28 +834,14 @@
             <w:color w:val="0000EE"/>
             <w:u w:val="single"/>
           </w:rPr>
-          <w:t>羅13:1</w:t>
+          <w:t>傳2:8</w:t>
         </w:r>
       </w:hyperlink>
       <w:r>
         <w:rPr>
           <w:lang w:val="zh_TW" w:bidi="zh_TW"/>
         </w:rPr>
-        <w:t>）。</w:t>
-      </w:r>
-    </w:p>
-    <w:p>
-      <w:pPr/>
-      <w:r>
-        <w:rPr>
-          <w:lang w:val="zh_TW" w:bidi="zh_TW"/>
-        </w:rPr>
-      </w:r>
-      <w:r>
-        <w:rPr>
-          <w:lang w:val="zh_TW" w:bidi="zh_TW"/>
-        </w:rPr>
-        <w:t>聖經也提到了天使的權能（</w:t>
+        <w:t>）。雖然妾制在希臘與羅馬文化中普遍存在，但這種制度並不符合耶穌對婚姻的教導（</w:t>
       </w:r>
       <w:hyperlink r:id="rId35">
         <w:r>
@@ -1028,97 +852,7 @@
             <w:color w:val="0000EE"/>
             <w:u w:val="single"/>
           </w:rPr>
-          <w:t>彼後2:11</w:t>
-        </w:r>
-      </w:hyperlink>
-      <w:r>
-        <w:rPr>
-          <w:lang w:val="zh_TW" w:bidi="zh_TW"/>
-        </w:rPr>
-        <w:t>），以及被稱為「執政的、掌權的」屬靈存有。撒但也有一定的權勢（見</w:t>
-      </w:r>
-      <w:hyperlink r:id="rId36">
-        <w:r>
-          <w:rPr>
-            <w:lang w:val="zh_TW" w:bidi="zh_TW"/>
-          </w:rPr>
-          <w:rPr>
-            <w:color w:val="0000EE"/>
-            <w:u w:val="single"/>
-          </w:rPr>
-          <w:t>伯1:6–12</w:t>
-        </w:r>
-      </w:hyperlink>
-      <w:r>
-        <w:rPr>
-          <w:lang w:val="zh_TW" w:bidi="zh_TW"/>
-        </w:rPr>
-        <w:t>，</w:t>
-      </w:r>
-      <w:hyperlink r:id="rId37">
-        <w:r>
-          <w:rPr>
-            <w:lang w:val="zh_TW" w:bidi="zh_TW"/>
-          </w:rPr>
-          <w:rPr>
-            <w:color w:val="0000EE"/>
-            <w:u w:val="single"/>
-          </w:rPr>
-          <w:t>2:1–6</w:t>
-        </w:r>
-      </w:hyperlink>
-      <w:r>
-        <w:rPr>
-          <w:lang w:val="zh_TW" w:bidi="zh_TW"/>
-        </w:rPr>
-        <w:t>）。神容許罪惡、邪惡和死亡在人身上發揮一定的權勢（</w:t>
-      </w:r>
-      <w:hyperlink r:id="rId38">
-        <w:r>
-          <w:rPr>
-            <w:lang w:val="zh_TW" w:bidi="zh_TW"/>
-          </w:rPr>
-          <w:rPr>
-            <w:color w:val="0000EE"/>
-            <w:u w:val="single"/>
-          </w:rPr>
-          <w:t>何13:14</w:t>
-        </w:r>
-      </w:hyperlink>
-      <w:r>
-        <w:rPr>
-          <w:lang w:val="zh_TW" w:bidi="zh_TW"/>
-        </w:rPr>
-        <w:t>；</w:t>
-      </w:r>
-      <w:hyperlink r:id="rId39">
-        <w:r>
-          <w:rPr>
-            <w:lang w:val="zh_TW" w:bidi="zh_TW"/>
-          </w:rPr>
-          <w:rPr>
-            <w:color w:val="0000EE"/>
-            <w:u w:val="single"/>
-          </w:rPr>
-          <w:t>路22:53</w:t>
-        </w:r>
-      </w:hyperlink>
-      <w:r>
-        <w:rPr>
-          <w:lang w:val="zh_TW" w:bidi="zh_TW"/>
-        </w:rPr>
-        <w:t>；</w:t>
-      </w:r>
-      <w:hyperlink r:id="rId40">
-        <w:r>
-          <w:rPr>
-            <w:lang w:val="zh_TW" w:bidi="zh_TW"/>
-          </w:rPr>
-          <w:rPr>
-            <w:color w:val="0000EE"/>
-            <w:u w:val="single"/>
-          </w:rPr>
-          <w:t>羅3:9</w:t>
+          <w:t>太19:1–9</w:t>
         </w:r>
       </w:hyperlink>
       <w:r>
@@ -1137,1090 +871,46 @@
       </w:r>
       <w:r>
         <w:rPr>
-          <w:lang w:val="zh_TW" w:bidi="zh_TW"/>
-        </w:rPr>
-        <w:t>這一切都只是有限的權勢。神賜給祂的百姓力量，使他們能勝過這些權勢。神能保護祂的百姓脫離野獸的傷害（</w:t>
-      </w:r>
-      <w:hyperlink r:id="rId41">
-        <w:r>
-          <w:rPr>
-            <w:lang w:val="zh_TW" w:bidi="zh_TW"/>
-          </w:rPr>
-          <w:rPr>
-            <w:color w:val="0000EE"/>
-            <w:u w:val="single"/>
-          </w:rPr>
-          <w:t>但6:27</w:t>
-        </w:r>
-      </w:hyperlink>
+          <w:i/>
+          <w:lang w:val="zh_TW" w:bidi="zh_TW"/>
+        </w:rPr>
+        <w:t>另見</w:t>
+      </w:r>
+      <w:r>
+        <w:rPr>
+          <w:lang w:val="zh_TW" w:bidi="zh_TW"/>
+        </w:rPr>
+        <w:t xml:space="preserve"> </w:t>
+      </w:r>
+      <w:r>
+        <w:rPr>
+          <w:lang w:val="zh_TW" w:bidi="zh_TW"/>
+        </w:rPr>
+        <w:t>民事法律和司法</w:t>
+      </w:r>
       <w:r>
         <w:rPr>
           <w:lang w:val="zh_TW" w:bidi="zh_TW"/>
         </w:rPr>
         <w:t>；</w:t>
       </w:r>
-      <w:hyperlink r:id="rId42">
-        <w:r>
-          <w:rPr>
-            <w:lang w:val="zh_TW" w:bidi="zh_TW"/>
-          </w:rPr>
-          <w:rPr>
-            <w:color w:val="0000EE"/>
-            <w:u w:val="single"/>
-          </w:rPr>
-          <w:t>路10:19</w:t>
-        </w:r>
-      </w:hyperlink>
-      <w:r>
-        <w:rPr>
-          <w:lang w:val="zh_TW" w:bidi="zh_TW"/>
-        </w:rPr>
-        <w:t>），也能保護他們不受他人轄制。耶穌對彼拉多說：「若不是從上頭賜給你的，你就毫無權柄辦我。」（</w:t>
-      </w:r>
-      <w:hyperlink r:id="rId43">
-        <w:r>
-          <w:rPr>
-            <w:lang w:val="zh_TW" w:bidi="zh_TW"/>
-          </w:rPr>
-          <w:rPr>
-            <w:color w:val="0000EE"/>
-            <w:u w:val="single"/>
-          </w:rPr>
-          <w:t>約19:11</w:t>
-        </w:r>
-      </w:hyperlink>
-      <w:r>
-        <w:rPr>
-          <w:lang w:val="zh_TW" w:bidi="zh_TW"/>
-        </w:rPr>
-        <w:t>）。神也能救人脫離罪、死亡、撒但，以及一切邪靈勢力（</w:t>
-      </w:r>
-      <w:hyperlink r:id="rId44">
-        <w:r>
-          <w:rPr>
-            <w:lang w:val="zh_TW" w:bidi="zh_TW"/>
-          </w:rPr>
-          <w:rPr>
-            <w:color w:val="0000EE"/>
-            <w:u w:val="single"/>
-          </w:rPr>
-          <w:t>林後10:4</w:t>
-        </w:r>
-      </w:hyperlink>
+      <w:r>
+        <w:rPr>
+          <w:lang w:val="zh_TW" w:bidi="zh_TW"/>
+        </w:rPr>
+        <w:t>家庭生活和關係</w:t>
+      </w:r>
       <w:r>
         <w:rPr>
           <w:lang w:val="zh_TW" w:bidi="zh_TW"/>
         </w:rPr>
         <w:t>；</w:t>
       </w:r>
-      <w:hyperlink r:id="rId45">
-        <w:r>
-          <w:rPr>
-            <w:lang w:val="zh_TW" w:bidi="zh_TW"/>
-          </w:rPr>
-          <w:rPr>
-            <w:color w:val="0000EE"/>
-            <w:u w:val="single"/>
-          </w:rPr>
-          <w:t>弗6:10–18</w:t>
-        </w:r>
-      </w:hyperlink>
-      <w:r>
-        <w:rPr>
-          <w:lang w:val="zh_TW" w:bidi="zh_TW"/>
-        </w:rPr>
-        <w:t>）。「這世界的王」對基督毫無權柄（</w:t>
-      </w:r>
-      <w:hyperlink r:id="rId46">
-        <w:r>
-          <w:rPr>
-            <w:lang w:val="zh_TW" w:bidi="zh_TW"/>
-          </w:rPr>
-          <w:rPr>
-            <w:color w:val="0000EE"/>
-            <w:u w:val="single"/>
-          </w:rPr>
-          <w:t>約14:30</w:t>
-        </w:r>
-      </w:hyperlink>
-      <w:r>
-        <w:rPr>
-          <w:lang w:val="zh_TW" w:bidi="zh_TW"/>
-        </w:rPr>
-        <w:t>），因此牠也不能轄制那些信靠基督的人。</w:t>
-      </w:r>
-    </w:p>
-    <w:p>
-      <w:pPr>
-        <w:pStyle w:val="Heading3"/>
-      </w:pPr>
-      <w:r>
-        <w:rPr>
-          <w:lang w:val="zh_TW" w:bidi="zh_TW"/>
-        </w:rPr>
-        <w:t>神藉著耶穌基督彰顯的權能</w:t>
-      </w:r>
-    </w:p>
-    <w:p>
-      <w:pPr/>
-      <w:r>
-        <w:rPr>
-          <w:lang w:val="zh_TW" w:bidi="zh_TW"/>
-        </w:rPr>
-      </w:r>
-      <w:r>
-        <w:rPr>
-          <w:lang w:val="zh_TW" w:bidi="zh_TW"/>
-        </w:rPr>
-        <w:t>福音書和使徒行傳經常記載基督所彰顯的權能。祂的權能表現在：</w:t>
-      </w:r>
-    </w:p>
-    <w:p>
-      <w:pPr>
-        <w:pStyle w:val="ListBullet"/>
-        <w:spacing w:line="240" w:lineRule="auto"/>
-        <w:ind w:left="720"/>
-      </w:pPr>
-      <w:r>
-        <w:rPr>
-          <w:lang w:val="zh_TW" w:bidi="zh_TW"/>
-        </w:rPr>
-      </w:r>
-      <w:r>
-        <w:rPr>
-          <w:lang w:val="zh_TW" w:bidi="zh_TW"/>
-        </w:rPr>
-        <w:t>神蹟（</w:t>
-      </w:r>
-      <w:hyperlink r:id="rId47">
-        <w:r>
-          <w:rPr>
-            <w:lang w:val="zh_TW" w:bidi="zh_TW"/>
-          </w:rPr>
-          <w:rPr>
-            <w:color w:val="0000EE"/>
-            <w:u w:val="single"/>
-          </w:rPr>
-          <w:t>太11:20</w:t>
-        </w:r>
-      </w:hyperlink>
-      <w:r>
-        <w:rPr>
-          <w:lang w:val="zh_TW" w:bidi="zh_TW"/>
-        </w:rPr>
-        <w:t>；</w:t>
-      </w:r>
-      <w:hyperlink r:id="rId48">
-        <w:r>
-          <w:rPr>
-            <w:lang w:val="zh_TW" w:bidi="zh_TW"/>
-          </w:rPr>
-          <w:rPr>
-            <w:color w:val="0000EE"/>
-            <w:u w:val="single"/>
-          </w:rPr>
-          <w:t>徒2:22</w:t>
-        </w:r>
-      </w:hyperlink>
-      <w:r>
-        <w:rPr>
-          <w:lang w:val="zh_TW" w:bidi="zh_TW"/>
-        </w:rPr>
-        <w:t>）</w:t>
-      </w:r>
-    </w:p>
-    <w:p>
-      <w:pPr>
-        <w:pStyle w:val="ListBullet"/>
-        <w:spacing w:line="240" w:lineRule="auto"/>
-        <w:ind w:left="720"/>
-      </w:pPr>
-      <w:r>
-        <w:rPr>
-          <w:lang w:val="zh_TW" w:bidi="zh_TW"/>
-        </w:rPr>
-      </w:r>
-      <w:r>
-        <w:rPr>
-          <w:lang w:val="zh_TW" w:bidi="zh_TW"/>
-        </w:rPr>
-        <w:t>醫治</w:t>
-      </w:r>
-    </w:p>
-    <w:p>
-      <w:pPr>
-        <w:pStyle w:val="ListBullet"/>
-        <w:spacing w:line="240" w:lineRule="auto"/>
-        <w:ind w:left="720"/>
-      </w:pPr>
-      <w:r>
-        <w:rPr>
-          <w:lang w:val="zh_TW" w:bidi="zh_TW"/>
-        </w:rPr>
-      </w:r>
-      <w:r>
-        <w:rPr>
-          <w:lang w:val="zh_TW" w:bidi="zh_TW"/>
-        </w:rPr>
-        <w:t>趕鬼（</w:t>
-      </w:r>
-      <w:hyperlink r:id="rId49">
-        <w:r>
-          <w:rPr>
-            <w:lang w:val="zh_TW" w:bidi="zh_TW"/>
-          </w:rPr>
-          <w:rPr>
-            <w:color w:val="0000EE"/>
-            <w:u w:val="single"/>
-          </w:rPr>
-          <w:t>路4:36</w:t>
-        </w:r>
-      </w:hyperlink>
-      <w:r>
-        <w:rPr>
-          <w:lang w:val="zh_TW" w:bidi="zh_TW"/>
-        </w:rPr>
-        <w:t>，</w:t>
-      </w:r>
-      <w:hyperlink r:id="rId50">
-        <w:r>
-          <w:rPr>
-            <w:lang w:val="zh_TW" w:bidi="zh_TW"/>
-          </w:rPr>
-          <w:rPr>
-            <w:color w:val="0000EE"/>
-            <w:u w:val="single"/>
-          </w:rPr>
-          <w:t>5:17</w:t>
-        </w:r>
-      </w:hyperlink>
-      <w:r>
-        <w:rPr>
-          <w:lang w:val="zh_TW" w:bidi="zh_TW"/>
-        </w:rPr>
-        <w:t>，</w:t>
-      </w:r>
-      <w:hyperlink r:id="rId51">
-        <w:r>
-          <w:rPr>
-            <w:lang w:val="zh_TW" w:bidi="zh_TW"/>
-          </w:rPr>
-          <w:rPr>
-            <w:color w:val="0000EE"/>
-            <w:u w:val="single"/>
-          </w:rPr>
-          <w:t>6:19</w:t>
-        </w:r>
-      </w:hyperlink>
-      <w:r>
-        <w:rPr>
-          <w:lang w:val="zh_TW" w:bidi="zh_TW"/>
-        </w:rPr>
-        <w:t>；</w:t>
-      </w:r>
-      <w:hyperlink r:id="rId52">
-        <w:r>
-          <w:rPr>
-            <w:lang w:val="zh_TW" w:bidi="zh_TW"/>
-          </w:rPr>
-          <w:rPr>
-            <w:color w:val="0000EE"/>
-            <w:u w:val="single"/>
-          </w:rPr>
-          <w:t>徒10:38</w:t>
-        </w:r>
-      </w:hyperlink>
-      <w:r>
-        <w:rPr>
-          <w:lang w:val="zh_TW" w:bidi="zh_TW"/>
-        </w:rPr>
-        <w:t>）</w:t>
-      </w:r>
-    </w:p>
-    <w:p>
-      <w:pPr/>
-      <w:r>
-        <w:rPr>
-          <w:lang w:val="zh_TW" w:bidi="zh_TW"/>
-        </w:rPr>
-      </w:r>
-      <w:r>
-        <w:rPr>
-          <w:lang w:val="zh_TW" w:bidi="zh_TW"/>
-        </w:rPr>
-        <w:t>祂的復活顯明了祂最大的權能。耶穌曾提到自己有權柄捨命，也有權柄再取回生命（</w:t>
-      </w:r>
-      <w:hyperlink r:id="rId53">
-        <w:r>
-          <w:rPr>
-            <w:lang w:val="zh_TW" w:bidi="zh_TW"/>
-          </w:rPr>
-          <w:rPr>
-            <w:color w:val="0000EE"/>
-            <w:u w:val="single"/>
-          </w:rPr>
-          <w:t>約10:18</w:t>
-        </w:r>
-      </w:hyperlink>
-      <w:r>
-        <w:rPr>
-          <w:lang w:val="zh_TW" w:bidi="zh_TW"/>
-        </w:rPr>
-        <w:t>）。不過，新約聖經也經常提到父神以大能使祂從死人中復活（</w:t>
-      </w:r>
-      <w:hyperlink r:id="rId54">
-        <w:r>
-          <w:rPr>
-            <w:lang w:val="zh_TW" w:bidi="zh_TW"/>
-          </w:rPr>
-          <w:rPr>
-            <w:color w:val="0000EE"/>
-            <w:u w:val="single"/>
-          </w:rPr>
-          <w:t>羅1:4</w:t>
-        </w:r>
-      </w:hyperlink>
-      <w:r>
-        <w:rPr>
-          <w:lang w:val="zh_TW" w:bidi="zh_TW"/>
-        </w:rPr>
-        <w:t>；</w:t>
-      </w:r>
-      <w:hyperlink r:id="rId55">
-        <w:r>
-          <w:rPr>
-            <w:lang w:val="zh_TW" w:bidi="zh_TW"/>
-          </w:rPr>
-          <w:rPr>
-            <w:color w:val="0000EE"/>
-            <w:u w:val="single"/>
-          </w:rPr>
-          <w:t>弗1:19–20</w:t>
-        </w:r>
-      </w:hyperlink>
-      <w:r>
-        <w:rPr>
-          <w:lang w:val="zh_TW" w:bidi="zh_TW"/>
-        </w:rPr>
-        <w:t>）。到了時候，祂要帶著能力和大榮耀降臨（</w:t>
-      </w:r>
-      <w:hyperlink r:id="rId56">
-        <w:r>
-          <w:rPr>
-            <w:lang w:val="zh_TW" w:bidi="zh_TW"/>
-          </w:rPr>
-          <w:rPr>
-            <w:color w:val="0000EE"/>
-            <w:u w:val="single"/>
-          </w:rPr>
-          <w:t>太24:30</w:t>
-        </w:r>
-      </w:hyperlink>
-      <w:r>
-        <w:rPr>
-          <w:lang w:val="zh_TW" w:bidi="zh_TW"/>
-        </w:rPr>
-        <w:t>）。耶穌在地上生活期間，也是藉著聖靈行出這些大能的作為（</w:t>
-      </w:r>
-      <w:hyperlink r:id="rId57">
-        <w:r>
-          <w:rPr>
-            <w:lang w:val="zh_TW" w:bidi="zh_TW"/>
-          </w:rPr>
-          <w:rPr>
-            <w:color w:val="0000EE"/>
-            <w:u w:val="single"/>
-          </w:rPr>
-          <w:t>路4:14</w:t>
-        </w:r>
-      </w:hyperlink>
-      <w:r>
-        <w:rPr>
-          <w:lang w:val="zh_TW" w:bidi="zh_TW"/>
-        </w:rPr>
-        <w:t>；</w:t>
-      </w:r>
-      <w:hyperlink r:id="rId52">
-        <w:r>
-          <w:rPr>
-            <w:lang w:val="zh_TW" w:bidi="zh_TW"/>
-          </w:rPr>
-          <w:rPr>
-            <w:color w:val="0000EE"/>
-            <w:u w:val="single"/>
-          </w:rPr>
-          <w:t>徒10:38</w:t>
-        </w:r>
-      </w:hyperlink>
-      <w:r>
-        <w:rPr>
-          <w:lang w:val="zh_TW" w:bidi="zh_TW"/>
-        </w:rPr>
-        <w:t>）。</w:t>
-      </w:r>
-    </w:p>
-    <w:p>
-      <w:pPr>
-        <w:pStyle w:val="Heading3"/>
-      </w:pPr>
-      <w:r>
-        <w:rPr>
-          <w:lang w:val="zh_TW" w:bidi="zh_TW"/>
-        </w:rPr>
-        <w:t>神在祂百姓生命中的權能</w:t>
-      </w:r>
-    </w:p>
-    <w:p>
-      <w:pPr/>
-      <w:r>
-        <w:rPr>
-          <w:lang w:val="zh_TW" w:bidi="zh_TW"/>
-        </w:rPr>
-      </w:r>
-      <w:r>
-        <w:rPr>
-          <w:lang w:val="zh_TW" w:bidi="zh_TW"/>
-        </w:rPr>
-        <w:t>在舊約聖經中，神常使軟弱的人剛強起來。祂賜能力給疲乏的人（</w:t>
-      </w:r>
-      <w:hyperlink r:id="rId58">
-        <w:r>
-          <w:rPr>
-            <w:lang w:val="zh_TW" w:bidi="zh_TW"/>
-          </w:rPr>
-          <w:rPr>
-            <w:color w:val="0000EE"/>
-            <w:u w:val="single"/>
-          </w:rPr>
-          <w:t>賽40:29</w:t>
-        </w:r>
-      </w:hyperlink>
-      <w:r>
-        <w:rPr>
-          <w:lang w:val="zh_TW" w:bidi="zh_TW"/>
-        </w:rPr>
-        <w:t>），使他們越來越有力量（</w:t>
-      </w:r>
-      <w:hyperlink r:id="rId59">
-        <w:r>
-          <w:rPr>
-            <w:lang w:val="zh_TW" w:bidi="zh_TW"/>
-          </w:rPr>
-          <w:rPr>
-            <w:color w:val="0000EE"/>
-            <w:u w:val="single"/>
-          </w:rPr>
-          <w:t>詩84:7</w:t>
-        </w:r>
-      </w:hyperlink>
-      <w:r>
-        <w:rPr>
-          <w:lang w:val="zh_TW" w:bidi="zh_TW"/>
-        </w:rPr>
-        <w:t>；另見</w:t>
-      </w:r>
-      <w:hyperlink r:id="rId60">
-        <w:r>
-          <w:rPr>
-            <w:lang w:val="zh_TW" w:bidi="zh_TW"/>
-          </w:rPr>
-          <w:rPr>
-            <w:color w:val="0000EE"/>
-            <w:u w:val="single"/>
-          </w:rPr>
-          <w:t>詩68:35</w:t>
-        </w:r>
-      </w:hyperlink>
-      <w:r>
-        <w:rPr>
-          <w:lang w:val="zh_TW" w:bidi="zh_TW"/>
-        </w:rPr>
-        <w:t>，</w:t>
-      </w:r>
-      <w:hyperlink r:id="rId61">
-        <w:r>
-          <w:rPr>
-            <w:lang w:val="zh_TW" w:bidi="zh_TW"/>
-          </w:rPr>
-          <w:rPr>
-            <w:color w:val="0000EE"/>
-            <w:u w:val="single"/>
-          </w:rPr>
-          <w:t>138:3</w:t>
-        </w:r>
-      </w:hyperlink>
-      <w:r>
-        <w:rPr>
-          <w:lang w:val="zh_TW" w:bidi="zh_TW"/>
-        </w:rPr>
-        <w:t>）。祂將能力賜給先知（</w:t>
-      </w:r>
-      <w:hyperlink r:id="rId62">
-        <w:r>
-          <w:rPr>
-            <w:lang w:val="zh_TW" w:bidi="zh_TW"/>
-          </w:rPr>
-          <w:rPr>
-            <w:color w:val="0000EE"/>
-            <w:u w:val="single"/>
-          </w:rPr>
-          <w:t>彌3:8</w:t>
-        </w:r>
-      </w:hyperlink>
-      <w:r>
-        <w:rPr>
-          <w:lang w:val="zh_TW" w:bidi="zh_TW"/>
-        </w:rPr>
-        <w:t>）和君王（</w:t>
-      </w:r>
-      <w:hyperlink r:id="rId63">
-        <w:r>
-          <w:rPr>
-            <w:lang w:val="zh_TW" w:bidi="zh_TW"/>
-          </w:rPr>
-          <w:rPr>
-            <w:color w:val="0000EE"/>
-            <w:u w:val="single"/>
-          </w:rPr>
-          <w:t>撒上2:10</w:t>
-        </w:r>
-      </w:hyperlink>
-      <w:r>
-        <w:rPr>
-          <w:lang w:val="zh_TW" w:bidi="zh_TW"/>
-        </w:rPr>
-        <w:t>；</w:t>
-      </w:r>
-      <w:hyperlink r:id="rId64">
-        <w:r>
-          <w:rPr>
-            <w:lang w:val="zh_TW" w:bidi="zh_TW"/>
-          </w:rPr>
-          <w:rPr>
-            <w:color w:val="0000EE"/>
-            <w:u w:val="single"/>
-          </w:rPr>
-          <w:t>詩21:1</w:t>
-        </w:r>
-      </w:hyperlink>
-      <w:r>
-        <w:rPr>
-          <w:lang w:val="zh_TW" w:bidi="zh_TW"/>
-        </w:rPr>
-        <w:t>）。祂也要以特別的方式將權能賜給彌賽亞（</w:t>
-      </w:r>
-      <w:hyperlink r:id="rId65">
-        <w:r>
-          <w:rPr>
-            <w:lang w:val="zh_TW" w:bidi="zh_TW"/>
-          </w:rPr>
-          <w:rPr>
-            <w:color w:val="0000EE"/>
-            <w:u w:val="single"/>
-          </w:rPr>
-          <w:t>賽9:6</w:t>
-        </w:r>
-      </w:hyperlink>
-      <w:r>
-        <w:rPr>
-          <w:lang w:val="zh_TW" w:bidi="zh_TW"/>
-        </w:rPr>
-        <w:t>，</w:t>
-      </w:r>
-      <w:hyperlink r:id="rId66">
-        <w:r>
-          <w:rPr>
-            <w:lang w:val="zh_TW" w:bidi="zh_TW"/>
-          </w:rPr>
-          <w:rPr>
-            <w:color w:val="0000EE"/>
-            <w:u w:val="single"/>
-          </w:rPr>
-          <w:t>11:2</w:t>
-        </w:r>
-      </w:hyperlink>
-      <w:r>
-        <w:rPr>
-          <w:lang w:val="zh_TW" w:bidi="zh_TW"/>
-        </w:rPr>
-        <w:t>；</w:t>
-      </w:r>
-      <w:hyperlink r:id="rId67">
-        <w:r>
-          <w:rPr>
-            <w:lang w:val="zh_TW" w:bidi="zh_TW"/>
-          </w:rPr>
-          <w:rPr>
-            <w:color w:val="0000EE"/>
-            <w:u w:val="single"/>
-          </w:rPr>
-          <w:t>彌5:4</w:t>
-        </w:r>
-      </w:hyperlink>
-      <w:r>
-        <w:rPr>
-          <w:lang w:val="zh_TW" w:bidi="zh_TW"/>
-        </w:rPr>
-        <w:t>）。然而，神所有的百姓都領受力量，好為祂而活並事奉祂（</w:t>
-      </w:r>
-      <w:hyperlink r:id="rId68">
-        <w:r>
-          <w:rPr>
-            <w:lang w:val="zh_TW" w:bidi="zh_TW"/>
-          </w:rPr>
-          <w:rPr>
-            <w:color w:val="0000EE"/>
-            <w:u w:val="single"/>
-          </w:rPr>
-          <w:t>賽49:5</w:t>
-        </w:r>
-      </w:hyperlink>
-      <w:r>
-        <w:rPr>
-          <w:lang w:val="zh_TW" w:bidi="zh_TW"/>
-        </w:rPr>
-        <w:t>）。</w:t>
-      </w:r>
-    </w:p>
-    <w:p>
-      <w:pPr/>
-      <w:r>
-        <w:rPr>
-          <w:lang w:val="zh_TW" w:bidi="zh_TW"/>
-        </w:rPr>
-      </w:r>
-      <w:r>
-        <w:rPr>
-          <w:lang w:val="zh_TW" w:bidi="zh_TW"/>
-        </w:rPr>
-        <w:t>新約聖經中將福音稱為神拯救一切相信之人的大能（</w:t>
-      </w:r>
-      <w:hyperlink r:id="rId69">
-        <w:r>
-          <w:rPr>
-            <w:lang w:val="zh_TW" w:bidi="zh_TW"/>
-          </w:rPr>
-          <w:rPr>
-            <w:color w:val="0000EE"/>
-            <w:u w:val="single"/>
-          </w:rPr>
-          <w:t>羅1:16</w:t>
-        </w:r>
-      </w:hyperlink>
-      <w:r>
-        <w:rPr>
-          <w:lang w:val="zh_TW" w:bidi="zh_TW"/>
-        </w:rPr>
-        <w:t>）。「凡接待他（耶穌基督）的，就是信他名的人，他就賜他們權柄作神的兒女。」（</w:t>
-      </w:r>
-      <w:hyperlink r:id="rId70">
-        <w:r>
-          <w:rPr>
-            <w:lang w:val="zh_TW" w:bidi="zh_TW"/>
-          </w:rPr>
-          <w:rPr>
-            <w:color w:val="0000EE"/>
-            <w:u w:val="single"/>
-          </w:rPr>
-          <w:t>約1:12</w:t>
-        </w:r>
-      </w:hyperlink>
-      <w:r>
-        <w:rPr>
-          <w:lang w:val="zh_TW" w:bidi="zh_TW"/>
-        </w:rPr>
-        <w:t>）。</w:t>
-      </w:r>
-    </w:p>
-    <w:p>
-      <w:pPr/>
-      <w:r>
-        <w:rPr>
-          <w:lang w:val="zh_TW" w:bidi="zh_TW"/>
-        </w:rPr>
-      </w:r>
-      <w:r>
-        <w:rPr>
-          <w:lang w:val="zh_TW" w:bidi="zh_TW"/>
-        </w:rPr>
-        <w:t>信徒是神的兒女，得以從聖靈領受能力（</w:t>
-      </w:r>
-      <w:hyperlink r:id="rId71">
-        <w:r>
-          <w:rPr>
-            <w:lang w:val="zh_TW" w:bidi="zh_TW"/>
-          </w:rPr>
-          <w:rPr>
-            <w:color w:val="0000EE"/>
-            <w:u w:val="single"/>
-          </w:rPr>
-          <w:t>徒6:8</w:t>
-        </w:r>
-      </w:hyperlink>
-      <w:r>
-        <w:rPr>
-          <w:lang w:val="zh_TW" w:bidi="zh_TW"/>
-        </w:rPr>
-        <w:t>）：</w:t>
-      </w:r>
-    </w:p>
-    <w:p>
-      <w:pPr>
-        <w:pStyle w:val="ListBullet"/>
-        <w:spacing w:line="240" w:lineRule="auto"/>
-        <w:ind w:left="720"/>
-      </w:pPr>
-      <w:r>
-        <w:rPr>
-          <w:lang w:val="zh_TW" w:bidi="zh_TW"/>
-        </w:rPr>
-      </w:r>
-      <w:r>
-        <w:rPr>
-          <w:lang w:val="zh_TW" w:bidi="zh_TW"/>
-        </w:rPr>
-        <w:t>能夠事奉神（</w:t>
-      </w:r>
-      <w:hyperlink r:id="rId72">
-        <w:r>
-          <w:rPr>
-            <w:lang w:val="zh_TW" w:bidi="zh_TW"/>
-          </w:rPr>
-          <w:rPr>
-            <w:color w:val="0000EE"/>
-            <w:u w:val="single"/>
-          </w:rPr>
-          <w:t>弗3:16</w:t>
-        </w:r>
-      </w:hyperlink>
-      <w:r>
-        <w:rPr>
-          <w:lang w:val="zh_TW" w:bidi="zh_TW"/>
-        </w:rPr>
-        <w:t>）</w:t>
-      </w:r>
-    </w:p>
-    <w:p>
-      <w:pPr>
-        <w:pStyle w:val="ListBullet"/>
-        <w:spacing w:line="240" w:lineRule="auto"/>
-        <w:ind w:left="720"/>
-      </w:pPr>
-      <w:r>
-        <w:rPr>
-          <w:lang w:val="zh_TW" w:bidi="zh_TW"/>
-        </w:rPr>
-      </w:r>
-      <w:r>
-        <w:rPr>
-          <w:lang w:val="zh_TW" w:bidi="zh_TW"/>
-        </w:rPr>
-        <w:t>能夠為祂作見證（</w:t>
-      </w:r>
-      <w:hyperlink r:id="rId73">
-        <w:r>
-          <w:rPr>
-            <w:lang w:val="zh_TW" w:bidi="zh_TW"/>
-          </w:rPr>
-          <w:rPr>
-            <w:color w:val="0000EE"/>
-            <w:u w:val="single"/>
-          </w:rPr>
-          <w:t>路24:49</w:t>
-        </w:r>
-      </w:hyperlink>
-      <w:r>
-        <w:rPr>
-          <w:lang w:val="zh_TW" w:bidi="zh_TW"/>
-        </w:rPr>
-        <w:t>；</w:t>
-      </w:r>
-      <w:hyperlink r:id="rId74">
-        <w:r>
-          <w:rPr>
-            <w:lang w:val="zh_TW" w:bidi="zh_TW"/>
-          </w:rPr>
-          <w:rPr>
-            <w:color w:val="0000EE"/>
-            <w:u w:val="single"/>
-          </w:rPr>
-          <w:t>徒1:8</w:t>
-        </w:r>
-      </w:hyperlink>
-      <w:r>
-        <w:rPr>
-          <w:lang w:val="zh_TW" w:bidi="zh_TW"/>
-        </w:rPr>
-        <w:t>）</w:t>
-      </w:r>
-    </w:p>
-    <w:p>
-      <w:pPr>
-        <w:pStyle w:val="ListBullet"/>
-        <w:spacing w:line="240" w:lineRule="auto"/>
-        <w:ind w:left="720"/>
-      </w:pPr>
-      <w:r>
-        <w:rPr>
-          <w:lang w:val="zh_TW" w:bidi="zh_TW"/>
-        </w:rPr>
-      </w:r>
-      <w:r>
-        <w:rPr>
-          <w:lang w:val="zh_TW" w:bidi="zh_TW"/>
-        </w:rPr>
-        <w:t>能夠忍受苦難（</w:t>
-      </w:r>
-      <w:hyperlink r:id="rId75">
-        <w:r>
-          <w:rPr>
-            <w:lang w:val="zh_TW" w:bidi="zh_TW"/>
-          </w:rPr>
-          <w:rPr>
-            <w:color w:val="0000EE"/>
-            <w:u w:val="single"/>
-          </w:rPr>
-          <w:t>提後1:8</w:t>
-        </w:r>
-      </w:hyperlink>
-      <w:r>
-        <w:rPr>
-          <w:lang w:val="zh_TW" w:bidi="zh_TW"/>
-        </w:rPr>
-        <w:t>）</w:t>
-      </w:r>
-    </w:p>
-    <w:p>
-      <w:pPr>
-        <w:pStyle w:val="ListBullet"/>
-        <w:spacing w:line="240" w:lineRule="auto"/>
-        <w:ind w:left="720"/>
-      </w:pPr>
-      <w:r>
-        <w:rPr>
-          <w:lang w:val="zh_TW" w:bidi="zh_TW"/>
-        </w:rPr>
-      </w:r>
-      <w:r>
-        <w:rPr>
-          <w:lang w:val="zh_TW" w:bidi="zh_TW"/>
-        </w:rPr>
-        <w:t>能夠參與事奉（</w:t>
-      </w:r>
-      <w:hyperlink r:id="rId76">
-        <w:r>
-          <w:rPr>
-            <w:lang w:val="zh_TW" w:bidi="zh_TW"/>
-          </w:rPr>
-          <w:rPr>
-            <w:color w:val="0000EE"/>
-            <w:u w:val="single"/>
-          </w:rPr>
-          <w:t>弗3:7</w:t>
-        </w:r>
-      </w:hyperlink>
-      <w:r>
-        <w:rPr>
-          <w:lang w:val="zh_TW" w:bidi="zh_TW"/>
-        </w:rPr>
-        <w:t>）</w:t>
-      </w:r>
-    </w:p>
-    <w:p>
-      <w:pPr>
-        <w:pStyle w:val="ListBullet"/>
-        <w:spacing w:line="240" w:lineRule="auto"/>
-        <w:ind w:left="720"/>
-      </w:pPr>
-      <w:r>
-        <w:rPr>
-          <w:lang w:val="zh_TW" w:bidi="zh_TW"/>
-        </w:rPr>
-      </w:r>
-      <w:r>
-        <w:rPr>
-          <w:lang w:val="zh_TW" w:bidi="zh_TW"/>
-        </w:rPr>
-        <w:t>能夠在軟弱時得著能力（</w:t>
-      </w:r>
-      <w:hyperlink r:id="rId77">
-        <w:r>
-          <w:rPr>
-            <w:lang w:val="zh_TW" w:bidi="zh_TW"/>
-          </w:rPr>
-          <w:rPr>
-            <w:color w:val="0000EE"/>
-            <w:u w:val="single"/>
-          </w:rPr>
-          <w:t>林後12:9</w:t>
-        </w:r>
-      </w:hyperlink>
-      <w:r>
-        <w:rPr>
-          <w:lang w:val="zh_TW" w:bidi="zh_TW"/>
-        </w:rPr>
-        <w:t>）</w:t>
-      </w:r>
-    </w:p>
-    <w:p>
-      <w:pPr>
-        <w:pStyle w:val="ListBullet"/>
-        <w:spacing w:line="240" w:lineRule="auto"/>
-        <w:ind w:left="720"/>
-      </w:pPr>
-      <w:r>
-        <w:rPr>
-          <w:lang w:val="zh_TW" w:bidi="zh_TW"/>
-        </w:rPr>
-      </w:r>
-      <w:r>
-        <w:rPr>
-          <w:lang w:val="zh_TW" w:bidi="zh_TW"/>
-        </w:rPr>
-        <w:t>能夠藉著禱告發揮力量（</w:t>
-      </w:r>
-      <w:hyperlink r:id="rId78">
-        <w:r>
-          <w:rPr>
-            <w:lang w:val="zh_TW" w:bidi="zh_TW"/>
-          </w:rPr>
-          <w:rPr>
-            <w:color w:val="0000EE"/>
-            <w:u w:val="single"/>
-          </w:rPr>
-          <w:t>雅5:16</w:t>
-        </w:r>
-      </w:hyperlink>
-      <w:r>
-        <w:rPr>
-          <w:lang w:val="zh_TW" w:bidi="zh_TW"/>
-        </w:rPr>
-        <w:t>）</w:t>
-      </w:r>
-    </w:p>
-    <w:p>
-      <w:pPr>
-        <w:pStyle w:val="ListBullet"/>
-        <w:spacing w:line="240" w:lineRule="auto"/>
-        <w:ind w:left="720"/>
-      </w:pPr>
-      <w:r>
-        <w:rPr>
-          <w:lang w:val="zh_TW" w:bidi="zh_TW"/>
-        </w:rPr>
-      </w:r>
-      <w:r>
-        <w:rPr>
-          <w:lang w:val="zh_TW" w:bidi="zh_TW"/>
-        </w:rPr>
-        <w:t>能夠蒙保守，不受邪惡侵害（</w:t>
-      </w:r>
-      <w:hyperlink r:id="rId79">
-        <w:r>
-          <w:rPr>
-            <w:lang w:val="zh_TW" w:bidi="zh_TW"/>
-          </w:rPr>
-          <w:rPr>
-            <w:color w:val="0000EE"/>
-            <w:u w:val="single"/>
-          </w:rPr>
-          <w:t>彼前1:5</w:t>
-        </w:r>
-      </w:hyperlink>
-      <w:r>
-        <w:rPr>
-          <w:lang w:val="zh_TW" w:bidi="zh_TW"/>
-        </w:rPr>
-        <w:t>）</w:t>
-      </w:r>
-    </w:p>
-    <w:p>
-      <w:pPr/>
-      <w:r>
-        <w:rPr>
-          <w:lang w:val="zh_TW" w:bidi="zh_TW"/>
-        </w:rPr>
-      </w:r>
-      <w:r>
-        <w:rPr>
-          <w:lang w:val="zh_TW" w:bidi="zh_TW"/>
-        </w:rPr>
-        <w:t>那些為基督成就大事的人，並不是靠著自己的能力去做（</w:t>
-      </w:r>
-      <w:hyperlink r:id="rId80">
-        <w:r>
-          <w:rPr>
-            <w:lang w:val="zh_TW" w:bidi="zh_TW"/>
-          </w:rPr>
-          <w:rPr>
-            <w:color w:val="0000EE"/>
-            <w:u w:val="single"/>
-          </w:rPr>
-          <w:t>徒3:12</w:t>
-        </w:r>
-      </w:hyperlink>
-      <w:r>
-        <w:rPr>
-          <w:lang w:val="zh_TW" w:bidi="zh_TW"/>
-        </w:rPr>
-        <w:t>）。他們出去事奉時，知道萬事都在基督的掌管之下，也知道祂必常與他們同在（</w:t>
-      </w:r>
-      <w:hyperlink r:id="rId81">
-        <w:r>
-          <w:rPr>
-            <w:lang w:val="zh_TW" w:bidi="zh_TW"/>
-          </w:rPr>
-          <w:rPr>
-            <w:color w:val="0000EE"/>
-            <w:u w:val="single"/>
-          </w:rPr>
-          <w:t>太28:18–20</w:t>
-        </w:r>
-      </w:hyperlink>
-      <w:r>
-        <w:rPr>
-          <w:lang w:val="zh_TW" w:bidi="zh_TW"/>
-        </w:rPr>
-        <w:t>）。</w:t>
-      </w:r>
-    </w:p>
-    <w:p>
-      <w:pPr/>
-      <w:r>
-        <w:rPr>
-          <w:lang w:val="zh_TW" w:bidi="zh_TW"/>
-        </w:rPr>
-      </w:r>
-      <w:r>
-        <w:rPr>
-          <w:i/>
-          <w:lang w:val="zh_TW" w:bidi="zh_TW"/>
-        </w:rPr>
-        <w:t>另見</w:t>
-      </w:r>
-      <w:r>
-        <w:rPr>
-          <w:lang w:val="zh_TW" w:bidi="zh_TW"/>
-        </w:rPr>
-        <w:t xml:space="preserve"> </w:t>
-      </w:r>
-      <w:r>
-        <w:rPr>
-          <w:lang w:val="zh_TW" w:bidi="zh_TW"/>
-        </w:rPr>
-        <w:t>神的存在與屬性</w:t>
-      </w:r>
-      <w:r>
-        <w:rPr>
-          <w:lang w:val="zh_TW" w:bidi="zh_TW"/>
-        </w:rPr>
-        <w:t>；</w:t>
-      </w:r>
-      <w:r>
-        <w:rPr>
-          <w:lang w:val="zh_TW" w:bidi="zh_TW"/>
-        </w:rPr>
-        <w:t>執政的和掌權的</w:t>
+      <w:r>
+        <w:rPr>
+          <w:lang w:val="zh_TW" w:bidi="zh_TW"/>
+        </w:rPr>
+        <w:t>婚姻、婚姻習俗</w:t>
       </w:r>
       <w:r>
         <w:rPr>
@@ -4128,12 +2818,6 @@
   </w:num>
   <w:num w:numId="13" w16cid:durableId="592781308">
     <w:abstractNumId w:val="11"/>
-  </w:num>
-  <w:num w:numId="14">
-    <w:abstractNumId w:val="3"/>
-    <w:lvlOverride w:ilvl="0">
-      <w:startOverride w:val="1"/>
-    </w:lvlOverride>
   </w:num>
   <w:numIdMacAtCleanup w:val="10"/>
 </w:numbering>

--- a/zht/docx/129.content.docx
+++ b/zht/docx/129.content.docx
@@ -149,7 +149,7 @@
         <w:rPr>
           <w:lang w:val="zh_TW" w:bidi="zh_TW"/>
         </w:rPr>
-        <w:t>qie</w:t>
+        <w:t>qian</w:t>
       </w:r>
       <w:r>
         <w:rPr>
@@ -212,7 +212,7 @@
         <w:rPr>
           <w:lang w:val="zh_TW" w:bidi="zh_TW"/>
         </w:rPr>
-        <w:t>妾制、妾</w:t>
+        <w:t>謙卑</w:t>
       </w:r>
       <w:r>
         <w:rPr>
@@ -231,25 +231,7 @@
         <w:rPr>
           <w:lang w:val="zh_TW" w:bidi="zh_TW"/>
         </w:rPr>
-        <w:t>妾制是指一名男子與一名女子同居，而該女子（稱爲「妾」）被視為其性伴侶或次要妻子，但其地位低於正妻。妾制在許多古代文化中相當普遍，尤其是在美索不達米亞地區。在那裡，君王往往擁有後宮；即使是一般平民，也可能在正妻之外另有一至兩名妾。聖經中亦提及這兩種類型的妾制。妾通常是奴隸或戰爭中被擄的女子（</w:t>
-      </w:r>
-      <w:hyperlink r:id="rId13">
-        <w:r>
-          <w:rPr>
-            <w:lang w:val="zh_TW" w:bidi="zh_TW"/>
-          </w:rPr>
-          <w:rPr>
-            <w:color w:val="0000EE"/>
-            <w:u w:val="single"/>
-          </w:rPr>
-          <w:t>士5:30</w:t>
-        </w:r>
-      </w:hyperlink>
-      <w:r>
-        <w:rPr>
-          <w:lang w:val="zh_TW" w:bidi="zh_TW"/>
-        </w:rPr>
-        <w:t>）。</w:t>
+        <w:t>卑微或受苦的狀態，在這種狀態下，人會經歷權力與聲望的喪失。在基督教信仰之外，這樣的謙卑，通常不會被視為是一種美德。然而，在猶太基督教傳統的語境中，謙卑被認為是人類對造物主的正確態度。謙卑是一種感恩和自發的意識，即生命是神賜予的禮物，並表現為對神的絕對依賴，是既不勉強又不虛偽的確信。</w:t>
       </w:r>
     </w:p>
     <w:p>
@@ -263,7 +245,97 @@
         <w:rPr>
           <w:lang w:val="zh_TW" w:bidi="zh_TW"/>
         </w:rPr>
-        <w:t>男子選擇納妾，部分原因在於其成本較低，通常不需要支付聘禮或嫁妝。此外，納妾也能藉由增加子嗣來提升男子的社會地位。妾所生的兒女，往往在被呈交給正妻認可之後，便成為家族的一分子。妾的存在，同時也增加了家庭中的勞動力。</w:t>
+        <w:t>在聖經文學中，謙卑與溫柔或耐心之間，並沒有明顯的區分。在以色列歷史的早期階段中，謙卑者被認為是貧窮的、受苦的和無權勢的人。耶和華拯救謙卑者，但使驕傲者降卑（</w:t>
+      </w:r>
+      <w:hyperlink r:id="rId13">
+        <w:r>
+          <w:rPr>
+            <w:lang w:val="zh_TW" w:bidi="zh_TW"/>
+          </w:rPr>
+          <w:rPr>
+            <w:color w:val="0000EE"/>
+            <w:u w:val="single"/>
+          </w:rPr>
+          <w:t>撒上2:7</w:t>
+        </w:r>
+      </w:hyperlink>
+      <w:r>
+        <w:rPr>
+          <w:lang w:val="zh_TW" w:bidi="zh_TW"/>
+        </w:rPr>
+        <w:t>；</w:t>
+      </w:r>
+      <w:hyperlink r:id="rId14">
+        <w:r>
+          <w:rPr>
+            <w:lang w:val="zh_TW" w:bidi="zh_TW"/>
+          </w:rPr>
+          <w:rPr>
+            <w:color w:val="0000EE"/>
+            <w:u w:val="single"/>
+          </w:rPr>
+          <w:t>撒下22:28</w:t>
+        </w:r>
+      </w:hyperlink>
+      <w:r>
+        <w:rPr>
+          <w:lang w:val="zh_TW" w:bidi="zh_TW"/>
+        </w:rPr>
+        <w:t>）。在神的權能和榮耀面前，族長亞伯拉罕承認他不過是塵土和灰燼（</w:t>
+      </w:r>
+      <w:hyperlink r:id="rId15">
+        <w:r>
+          <w:rPr>
+            <w:lang w:val="zh_TW" w:bidi="zh_TW"/>
+          </w:rPr>
+          <w:rPr>
+            <w:color w:val="0000EE"/>
+            <w:u w:val="single"/>
+          </w:rPr>
+          <w:t>創18:27</w:t>
+        </w:r>
+      </w:hyperlink>
+      <w:r>
+        <w:rPr>
+          <w:lang w:val="zh_TW" w:bidi="zh_TW"/>
+        </w:rPr>
+        <w:t>）。以色列起初是一個受奴役的國家，他們知道自己被選中不是因為人數眾多或物質財富，而是因為神的愛（</w:t>
+      </w:r>
+      <w:hyperlink r:id="rId16">
+        <w:r>
+          <w:rPr>
+            <w:lang w:val="zh_TW" w:bidi="zh_TW"/>
+          </w:rPr>
+          <w:rPr>
+            <w:color w:val="0000EE"/>
+            <w:u w:val="single"/>
+          </w:rPr>
+          <w:t>申7:7–8</w:t>
+        </w:r>
+      </w:hyperlink>
+      <w:r>
+        <w:rPr>
+          <w:lang w:val="zh_TW" w:bidi="zh_TW"/>
+        </w:rPr>
+        <w:t>）。透過將所有財富和權力的來源歸於主，神便能掌管人類驕傲和傲慢的兩大主要來源（參：</w:t>
+      </w:r>
+      <w:hyperlink r:id="rId17">
+        <w:r>
+          <w:rPr>
+            <w:lang w:val="zh_TW" w:bidi="zh_TW"/>
+          </w:rPr>
+          <w:rPr>
+            <w:color w:val="0000EE"/>
+            <w:u w:val="single"/>
+          </w:rPr>
+          <w:t>耶9:23–24</w:t>
+        </w:r>
+      </w:hyperlink>
+      <w:r>
+        <w:rPr>
+          <w:lang w:val="zh_TW" w:bidi="zh_TW"/>
+        </w:rPr>
+        <w:t>）。</w:t>
       </w:r>
     </w:p>
     <w:p>
@@ -277,9 +349,9 @@
         <w:rPr>
           <w:lang w:val="zh_TW" w:bidi="zh_TW"/>
         </w:rPr>
-        <w:t>在族長時期，納妾是一種常見的社會現象（</w:t>
-      </w:r>
-      <w:hyperlink r:id="rId14">
+        <w:t>既謙卑又貧窮的人是耶和華關心的對象（</w:t>
+      </w:r>
+      <w:hyperlink r:id="rId18">
         <w:r>
           <w:rPr>
             <w:lang w:val="zh_TW" w:bidi="zh_TW"/>
@@ -288,16 +360,16 @@
             <w:color w:val="0000EE"/>
             <w:u w:val="single"/>
           </w:rPr>
-          <w:t>創22:24</w:t>
+          <w:t>出23:6、11</w:t>
         </w:r>
       </w:hyperlink>
       <w:r>
         <w:rPr>
           <w:lang w:val="zh_TW" w:bidi="zh_TW"/>
         </w:rPr>
-        <w:t>，</w:t>
-      </w:r>
-      <w:hyperlink r:id="rId15">
+        <w:t>；</w:t>
+      </w:r>
+      <w:hyperlink r:id="rId19">
         <w:r>
           <w:rPr>
             <w:lang w:val="zh_TW" w:bidi="zh_TW"/>
@@ -306,16 +378,16 @@
             <w:color w:val="0000EE"/>
             <w:u w:val="single"/>
           </w:rPr>
-          <w:t>35:22</w:t>
+          <w:t>申15:4、7</w:t>
         </w:r>
       </w:hyperlink>
       <w:r>
         <w:rPr>
           <w:lang w:val="zh_TW" w:bidi="zh_TW"/>
         </w:rPr>
-        <w:t>，</w:t>
-      </w:r>
-      <w:hyperlink r:id="rId16">
+        <w:t>）。因此，貧窮人的謙卑成為敬畏神的義人的象徵（</w:t>
+      </w:r>
+      <w:hyperlink r:id="rId20">
         <w:r>
           <w:rPr>
             <w:lang w:val="zh_TW" w:bidi="zh_TW"/>
@@ -324,16 +396,16 @@
             <w:color w:val="0000EE"/>
             <w:u w:val="single"/>
           </w:rPr>
-          <w:t>36:12</w:t>
+          <w:t>民12:3</w:t>
         </w:r>
       </w:hyperlink>
       <w:r>
         <w:rPr>
           <w:lang w:val="zh_TW" w:bidi="zh_TW"/>
         </w:rPr>
-        <w:t>），尤其在正妻無法生育的情況下更為普遍（</w:t>
-      </w:r>
-      <w:hyperlink r:id="rId17">
+        <w:t>）。在舊約中，謙卑這個概念的發展幾乎等同於公義，並與公正和憐憫一起被視為是神的要求（</w:t>
+      </w:r>
+      <w:hyperlink r:id="rId21">
         <w:r>
           <w:rPr>
             <w:lang w:val="zh_TW" w:bidi="zh_TW"/>
@@ -342,16 +414,16 @@
             <w:color w:val="0000EE"/>
             <w:u w:val="single"/>
           </w:rPr>
-          <w:t>創16:1–3</w:t>
+          <w:t>彌6:8</w:t>
         </w:r>
       </w:hyperlink>
       <w:r>
         <w:rPr>
           <w:lang w:val="zh_TW" w:bidi="zh_TW"/>
         </w:rPr>
-        <w:t>，</w:t>
-      </w:r>
-      <w:hyperlink r:id="rId18">
+        <w:t>）。特別是在詩篇中，「受苦者」幾乎成為義人的專有名詞（</w:t>
+      </w:r>
+      <w:hyperlink r:id="rId22">
         <w:r>
           <w:rPr>
             <w:lang w:val="zh_TW" w:bidi="zh_TW"/>
@@ -360,7 +432,7 @@
             <w:color w:val="0000EE"/>
             <w:u w:val="single"/>
           </w:rPr>
-          <w:t>25:5–6</w:t>
+          <w:t>詩22:26</w:t>
         </w:r>
       </w:hyperlink>
       <w:r>
@@ -369,7 +441,7 @@
         </w:rPr>
         <w:t>；</w:t>
       </w:r>
-      <w:hyperlink r:id="rId19">
+      <w:hyperlink r:id="rId23">
         <w:r>
           <w:rPr>
             <w:lang w:val="zh_TW" w:bidi="zh_TW"/>
@@ -378,16 +450,16 @@
             <w:color w:val="0000EE"/>
             <w:u w:val="single"/>
           </w:rPr>
-          <w:t>歷代志上1:32</w:t>
+          <w:t>25:9</w:t>
         </w:r>
       </w:hyperlink>
       <w:r>
         <w:rPr>
           <w:lang w:val="zh_TW" w:bidi="zh_TW"/>
         </w:rPr>
-        <w:t>）。妾享有一定的權利，她的子女可以被承認為家族成員，並且有繼承財產的資格。（例如，</w:t>
-      </w:r>
-      <w:hyperlink r:id="rId20">
+        <w:t>；</w:t>
+      </w:r>
+      <w:hyperlink r:id="rId24">
         <w:r>
           <w:rPr>
             <w:lang w:val="zh_TW" w:bidi="zh_TW"/>
@@ -396,61 +468,7 @@
             <w:color w:val="0000EE"/>
             <w:u w:val="single"/>
           </w:rPr>
-          <w:t>創49:1–28</w:t>
-        </w:r>
-      </w:hyperlink>
-      <w:r>
-        <w:rPr>
-          <w:lang w:val="zh_TW" w:bidi="zh_TW"/>
-        </w:rPr>
-        <w:t>中將妾所生的兒子與正妻所生的兒子一同列入以色列十二支派之中；另見</w:t>
-      </w:r>
-      <w:hyperlink r:id="rId21">
-        <w:r>
-          <w:rPr>
-            <w:lang w:val="zh_TW" w:bidi="zh_TW"/>
-          </w:rPr>
-          <w:rPr>
-            <w:color w:val="0000EE"/>
-            <w:u w:val="single"/>
-          </w:rPr>
-          <w:t>創35:22–26</w:t>
-        </w:r>
-      </w:hyperlink>
-      <w:r>
-        <w:rPr>
-          <w:lang w:val="zh_TW" w:bidi="zh_TW"/>
-        </w:rPr>
-        <w:t>）。摩西律法並未禁止妾制，反而在關於多妻的規定中提及妾的地位（</w:t>
-      </w:r>
-      <w:hyperlink r:id="rId22">
-        <w:r>
-          <w:rPr>
-            <w:lang w:val="zh_TW" w:bidi="zh_TW"/>
-          </w:rPr>
-          <w:rPr>
-            <w:color w:val="0000EE"/>
-            <w:u w:val="single"/>
-          </w:rPr>
-          <w:t>申17:17</w:t>
-        </w:r>
-      </w:hyperlink>
-      <w:r>
-        <w:rPr>
-          <w:lang w:val="zh_TW" w:bidi="zh_TW"/>
-        </w:rPr>
-        <w:t>，</w:t>
-      </w:r>
-      <w:hyperlink r:id="rId23">
-        <w:r>
-          <w:rPr>
-            <w:lang w:val="zh_TW" w:bidi="zh_TW"/>
-          </w:rPr>
-          <w:rPr>
-            <w:color w:val="0000EE"/>
-            <w:u w:val="single"/>
-          </w:rPr>
-          <w:t>21:15–17</w:t>
+          <w:t>147:6</w:t>
         </w:r>
       </w:hyperlink>
       <w:r>
@@ -471,9 +489,21 @@
         <w:rPr>
           <w:lang w:val="zh_TW" w:bidi="zh_TW"/>
         </w:rPr>
-        <w:t>到了士師時代，妾制仍然持續存在。基甸有一名妾（</w:t>
-      </w:r>
-      <w:hyperlink r:id="rId24">
+        <w:t>此外，謙卑是罪人對神的聖潔適當的回應。先知以賽亞，面對神在聖殿中的榮耀，呼喊：「</w:t>
+      </w:r>
+      <w:r>
+        <w:rPr>
+          <w:lang w:val="zh_TW" w:bidi="zh_TW"/>
+        </w:rPr>
+        <w:t>禍哉！我滅亡了！因為我是嘴唇不潔的人</w:t>
+      </w:r>
+      <w:r>
+        <w:rPr>
+          <w:lang w:val="zh_TW" w:bidi="zh_TW"/>
+        </w:rPr>
+        <w:t>」(</w:t>
+      </w:r>
+      <w:hyperlink r:id="rId25">
         <w:r>
           <w:rPr>
             <w:lang w:val="zh_TW" w:bidi="zh_TW"/>
@@ -482,212 +512,14 @@
             <w:color w:val="0000EE"/>
             <w:u w:val="single"/>
           </w:rPr>
-          <w:t>士8:31</w:t>
+          <w:t>賽6:5</w:t>
         </w:r>
       </w:hyperlink>
       <w:r>
         <w:rPr>
           <w:lang w:val="zh_TW" w:bidi="zh_TW"/>
         </w:rPr>
-        <w:t>），一位利未人也有妾（</w:t>
-      </w:r>
-      <w:hyperlink r:id="rId25">
-        <w:r>
-          <w:rPr>
-            <w:lang w:val="zh_TW" w:bidi="zh_TW"/>
-          </w:rPr>
-          <w:rPr>
-            <w:color w:val="0000EE"/>
-            <w:u w:val="single"/>
-          </w:rPr>
-          <w:t>士19章</w:t>
-        </w:r>
-      </w:hyperlink>
-      <w:r>
-        <w:rPr>
-          <w:lang w:val="zh_TW" w:bidi="zh_TW"/>
-        </w:rPr>
-        <w:t>）。這名利未人的妾因遭便雅憫支派的人凌辱，引發了一場血腥的內戰（</w:t>
-      </w:r>
-      <w:hyperlink r:id="rId26">
-        <w:r>
-          <w:rPr>
-            <w:lang w:val="zh_TW" w:bidi="zh_TW"/>
-          </w:rPr>
-          <w:rPr>
-            <w:color w:val="0000EE"/>
-            <w:u w:val="single"/>
-          </w:rPr>
-          <w:t>士20–21章</w:t>
-        </w:r>
-      </w:hyperlink>
-      <w:r>
-        <w:rPr>
-          <w:lang w:val="zh_TW" w:bidi="zh_TW"/>
-        </w:rPr>
-        <w:t>）。在以色列的君主時期，只有君王才負擔得起納妾的生活，例如：</w:t>
-      </w:r>
-    </w:p>
-    <w:p>
-      <w:pPr>
-        <w:pStyle w:val="ListBullet"/>
-        <w:spacing w:line="240" w:lineRule="auto"/>
-        <w:ind w:left="720"/>
-      </w:pPr>
-      <w:r>
-        <w:rPr>
-          <w:lang w:val="zh_TW" w:bidi="zh_TW"/>
-        </w:rPr>
-      </w:r>
-      <w:r>
-        <w:rPr>
-          <w:lang w:val="zh_TW" w:bidi="zh_TW"/>
-        </w:rPr>
-        <w:t>掃羅（</w:t>
-      </w:r>
-      <w:hyperlink r:id="rId27">
-        <w:r>
-          <w:rPr>
-            <w:lang w:val="zh_TW" w:bidi="zh_TW"/>
-          </w:rPr>
-          <w:rPr>
-            <w:color w:val="0000EE"/>
-            <w:u w:val="single"/>
-          </w:rPr>
-          <w:t>撒下3:7</w:t>
-        </w:r>
-      </w:hyperlink>
-      <w:r>
-        <w:rPr>
-          <w:lang w:val="zh_TW" w:bidi="zh_TW"/>
-        </w:rPr>
-        <w:t>）</w:t>
-      </w:r>
-    </w:p>
-    <w:p>
-      <w:pPr>
-        <w:pStyle w:val="ListBullet"/>
-        <w:spacing w:line="240" w:lineRule="auto"/>
-        <w:ind w:left="720"/>
-      </w:pPr>
-      <w:r>
-        <w:rPr>
-          <w:lang w:val="zh_TW" w:bidi="zh_TW"/>
-        </w:rPr>
-      </w:r>
-      <w:r>
-        <w:rPr>
-          <w:lang w:val="zh_TW" w:bidi="zh_TW"/>
-        </w:rPr>
-        <w:t>大衛（</w:t>
-      </w:r>
-      <w:hyperlink r:id="rId28">
-        <w:r>
-          <w:rPr>
-            <w:lang w:val="zh_TW" w:bidi="zh_TW"/>
-          </w:rPr>
-          <w:rPr>
-            <w:color w:val="0000EE"/>
-            <w:u w:val="single"/>
-          </w:rPr>
-          <w:t>撒下5:13</w:t>
-        </w:r>
-      </w:hyperlink>
-      <w:r>
-        <w:rPr>
-          <w:lang w:val="zh_TW" w:bidi="zh_TW"/>
-        </w:rPr>
-        <w:t>，</w:t>
-      </w:r>
-      <w:hyperlink r:id="rId29">
-        <w:r>
-          <w:rPr>
-            <w:lang w:val="zh_TW" w:bidi="zh_TW"/>
-          </w:rPr>
-          <w:rPr>
-            <w:color w:val="0000EE"/>
-            <w:u w:val="single"/>
-          </w:rPr>
-          <w:t>15:16</w:t>
-        </w:r>
-      </w:hyperlink>
-      <w:r>
-        <w:rPr>
-          <w:lang w:val="zh_TW" w:bidi="zh_TW"/>
-        </w:rPr>
-        <w:t>）</w:t>
-      </w:r>
-    </w:p>
-    <w:p>
-      <w:pPr>
-        <w:pStyle w:val="ListBullet"/>
-        <w:spacing w:line="240" w:lineRule="auto"/>
-        <w:ind w:left="720"/>
-      </w:pPr>
-      <w:r>
-        <w:rPr>
-          <w:lang w:val="zh_TW" w:bidi="zh_TW"/>
-        </w:rPr>
-      </w:r>
-      <w:r>
-        <w:rPr>
-          <w:lang w:val="zh_TW" w:bidi="zh_TW"/>
-        </w:rPr>
-        <w:t>所羅門（</w:t>
-      </w:r>
-      <w:hyperlink r:id="rId30">
-        <w:r>
-          <w:rPr>
-            <w:lang w:val="zh_TW" w:bidi="zh_TW"/>
-          </w:rPr>
-          <w:rPr>
-            <w:color w:val="0000EE"/>
-            <w:u w:val="single"/>
-          </w:rPr>
-          <w:t>王上11:3</w:t>
-        </w:r>
-      </w:hyperlink>
-      <w:r>
-        <w:rPr>
-          <w:lang w:val="zh_TW" w:bidi="zh_TW"/>
-        </w:rPr>
-        <w:t>）</w:t>
-      </w:r>
-    </w:p>
-    <w:p>
-      <w:pPr>
-        <w:pStyle w:val="ListBullet"/>
-        <w:spacing w:line="240" w:lineRule="auto"/>
-        <w:ind w:left="720"/>
-      </w:pPr>
-      <w:r>
-        <w:rPr>
-          <w:lang w:val="zh_TW" w:bidi="zh_TW"/>
-        </w:rPr>
-      </w:r>
-      <w:r>
-        <w:rPr>
-          <w:lang w:val="zh_TW" w:bidi="zh_TW"/>
-        </w:rPr>
-        <w:t>羅波安（</w:t>
-      </w:r>
-      <w:hyperlink r:id="rId31">
-        <w:r>
-          <w:rPr>
-            <w:lang w:val="zh_TW" w:bidi="zh_TW"/>
-          </w:rPr>
-          <w:rPr>
-            <w:color w:val="0000EE"/>
-            <w:u w:val="single"/>
-          </w:rPr>
-          <w:t>代下11:21</w:t>
-        </w:r>
-      </w:hyperlink>
-      <w:r>
-        <w:rPr>
-          <w:lang w:val="zh_TW" w:bidi="zh_TW"/>
-        </w:rPr>
-        <w:t>）</w:t>
+        <w:t>)。因此，謙卑成為一種性格特徵，而不只是反映物質貧困或痛苦狀態的術語。它成為一種反映敬虔本質的概念，是所有以神為他們之主的人所期望的。</w:t>
       </w:r>
     </w:p>
     <w:p>
@@ -701,45 +533,9 @@
         <w:rPr>
           <w:lang w:val="zh_TW" w:bidi="zh_TW"/>
         </w:rPr>
-        <w:t>在同一時期的其它文化中，王室後宮也十分常見，包括：</w:t>
-      </w:r>
-    </w:p>
-    <w:p>
-      <w:pPr>
-        <w:pStyle w:val="ListBullet"/>
-        <w:spacing w:line="240" w:lineRule="auto"/>
-        <w:ind w:left="720"/>
-      </w:pPr>
-      <w:r>
-        <w:rPr>
-          <w:lang w:val="zh_TW" w:bidi="zh_TW"/>
-        </w:rPr>
-      </w:r>
-      <w:r>
-        <w:rPr>
-          <w:lang w:val="zh_TW" w:bidi="zh_TW"/>
-        </w:rPr>
-        <w:t>埃及</w:t>
-      </w:r>
-    </w:p>
-    <w:p>
-      <w:pPr>
-        <w:pStyle w:val="ListBullet"/>
-        <w:spacing w:line="240" w:lineRule="auto"/>
-        <w:ind w:left="720"/>
-      </w:pPr>
-      <w:r>
-        <w:rPr>
-          <w:lang w:val="zh_TW" w:bidi="zh_TW"/>
-        </w:rPr>
-      </w:r>
-      <w:r>
-        <w:rPr>
-          <w:lang w:val="zh_TW" w:bidi="zh_TW"/>
-        </w:rPr>
-        <w:t>波斯（</w:t>
-      </w:r>
-      <w:hyperlink r:id="rId32">
+        <w:t>在新約中，謙卑很少指貧窮、苦難或壓迫的客觀狀況。謙卑的主題在與耶穌作為彌賽亞的神學主題中發展。舊約認為最理想的謙卑是即將來臨君王的特質，這理所當然就適用於新約的耶穌（</w:t>
+      </w:r>
+      <w:hyperlink r:id="rId26">
         <w:r>
           <w:rPr>
             <w:lang w:val="zh_TW" w:bidi="zh_TW"/>
@@ -748,34 +544,16 @@
             <w:color w:val="0000EE"/>
             <w:u w:val="single"/>
           </w:rPr>
-          <w:t>斯2:14</w:t>
+          <w:t>亞9:9</w:t>
         </w:r>
       </w:hyperlink>
       <w:r>
         <w:rPr>
           <w:lang w:val="zh_TW" w:bidi="zh_TW"/>
         </w:rPr>
-        <w:t>）</w:t>
-      </w:r>
-    </w:p>
-    <w:p>
-      <w:pPr>
-        <w:pStyle w:val="ListBullet"/>
-        <w:spacing w:line="240" w:lineRule="auto"/>
-        <w:ind w:left="720"/>
-      </w:pPr>
-      <w:r>
-        <w:rPr>
-          <w:lang w:val="zh_TW" w:bidi="zh_TW"/>
-        </w:rPr>
-      </w:r>
-      <w:r>
-        <w:rPr>
-          <w:lang w:val="zh_TW" w:bidi="zh_TW"/>
-        </w:rPr>
-        <w:t>巴比倫 （</w:t>
-      </w:r>
-      <w:hyperlink r:id="rId33">
+        <w:t>；參：</w:t>
+      </w:r>
+      <w:hyperlink r:id="rId27">
         <w:r>
           <w:rPr>
             <w:lang w:val="zh_TW" w:bidi="zh_TW"/>
@@ -784,16 +562,28 @@
             <w:color w:val="0000EE"/>
             <w:u w:val="single"/>
           </w:rPr>
-          <w:t>但5:2–3</w:t>
+          <w:t>太21:4–5</w:t>
         </w:r>
       </w:hyperlink>
       <w:r>
         <w:rPr>
           <w:lang w:val="zh_TW" w:bidi="zh_TW"/>
         </w:rPr>
-        <w:t>、</w:t>
-      </w:r>
-      <w:hyperlink r:id="rId33">
+        <w:t>）。作為神的兒子，耶穌不為自己著想，而是過著順服和信靠父神的生命。使徒保羅將一種自我倒空歸於道成肉身的神的兒子，藉此祂「</w:t>
+      </w:r>
+      <w:r>
+        <w:rPr>
+          <w:lang w:val="zh_TW" w:bidi="zh_TW"/>
+        </w:rPr>
+        <w:t>反倒虛己</w:t>
+      </w:r>
+      <w:r>
+        <w:rPr>
+          <w:lang w:val="zh_TW" w:bidi="zh_TW"/>
+        </w:rPr>
+        <w:t>，取了奴僕的形象」（</w:t>
+      </w:r>
+      <w:hyperlink r:id="rId28">
         <w:r>
           <w:rPr>
             <w:lang w:val="zh_TW" w:bidi="zh_TW"/>
@@ -802,14 +592,14 @@
             <w:color w:val="0000EE"/>
             <w:u w:val="single"/>
           </w:rPr>
-          <w:t>23</w:t>
+          <w:t>腓2:5–8</w:t>
         </w:r>
       </w:hyperlink>
       <w:r>
         <w:rPr>
           <w:lang w:val="zh_TW" w:bidi="zh_TW"/>
         </w:rPr>
-        <w:t>）</w:t>
+        <w:t>）。耶穌所展現的品格沒有任何的自大或傲慢。</w:t>
       </w:r>
     </w:p>
     <w:p>
@@ -823,7 +613,109 @@
         <w:rPr>
           <w:lang w:val="zh_TW" w:bidi="zh_TW"/>
         </w:rPr>
-        <w:t>儘管妾制在古代社會被廣泛接受，但兩人之間的婚姻仍被視為更理想的婚姻。妾制的出現多與追求聲望和生育更多子嗣有關，但有時也可能導致性自由（</w:t>
+        <w:t>雖然在面對偽善時勇敢無畏，並毫不留情地拒絕虛偽的宗教表現，耶穌卻是「</w:t>
+      </w:r>
+      <w:r>
+        <w:rPr>
+          <w:lang w:val="zh_TW" w:bidi="zh_TW"/>
+        </w:rPr>
+        <w:t>心裏柔和謙卑</w:t>
+      </w:r>
+      <w:r>
+        <w:rPr>
+          <w:lang w:val="zh_TW" w:bidi="zh_TW"/>
+        </w:rPr>
+        <w:t>」的（</w:t>
+      </w:r>
+      <w:hyperlink r:id="rId29">
+        <w:r>
+          <w:rPr>
+            <w:lang w:val="zh_TW" w:bidi="zh_TW"/>
+          </w:rPr>
+          <w:rPr>
+            <w:color w:val="0000EE"/>
+            <w:u w:val="single"/>
+          </w:rPr>
+          <w:t>太11:29</w:t>
+        </w:r>
+      </w:hyperlink>
+      <w:r>
+        <w:rPr>
+          <w:lang w:val="zh_TW" w:bidi="zh_TW"/>
+        </w:rPr>
+        <w:t>）。因此，祂可以嚴厲警告其對地位的渴望，並公開斥責法利賽人對窮人和受壓迫者的暴力行為（</w:t>
+      </w:r>
+      <w:hyperlink r:id="rId30">
+        <w:r>
+          <w:rPr>
+            <w:lang w:val="zh_TW" w:bidi="zh_TW"/>
+          </w:rPr>
+          <w:rPr>
+            <w:color w:val="0000EE"/>
+            <w:u w:val="single"/>
+          </w:rPr>
+          <w:t>路14:11</w:t>
+        </w:r>
+      </w:hyperlink>
+      <w:r>
+        <w:rPr>
+          <w:lang w:val="zh_TW" w:bidi="zh_TW"/>
+        </w:rPr>
+        <w:t>；</w:t>
+      </w:r>
+      <w:hyperlink r:id="rId31">
+        <w:r>
+          <w:rPr>
+            <w:lang w:val="zh_TW" w:bidi="zh_TW"/>
+          </w:rPr>
+          <w:rPr>
+            <w:color w:val="0000EE"/>
+            <w:u w:val="single"/>
+          </w:rPr>
+          <w:t>太23:12</w:t>
+        </w:r>
+      </w:hyperlink>
+      <w:r>
+        <w:rPr>
+          <w:lang w:val="zh_TW" w:bidi="zh_TW"/>
+        </w:rPr>
+        <w:t>）。同時，祂也謙卑地像僕人一般服事他人（</w:t>
+      </w:r>
+      <w:hyperlink r:id="rId32">
+        <w:r>
+          <w:rPr>
+            <w:lang w:val="zh_TW" w:bidi="zh_TW"/>
+          </w:rPr>
+          <w:rPr>
+            <w:color w:val="0000EE"/>
+            <w:u w:val="single"/>
+          </w:rPr>
+          <w:t>路22:27</w:t>
+        </w:r>
+      </w:hyperlink>
+      <w:r>
+        <w:rPr>
+          <w:lang w:val="zh_TW" w:bidi="zh_TW"/>
+        </w:rPr>
+        <w:t>；</w:t>
+      </w:r>
+      <w:hyperlink r:id="rId33">
+        <w:r>
+          <w:rPr>
+            <w:lang w:val="zh_TW" w:bidi="zh_TW"/>
+          </w:rPr>
+          <w:rPr>
+            <w:color w:val="0000EE"/>
+            <w:u w:val="single"/>
+          </w:rPr>
+          <w:t>可10:45</w:t>
+        </w:r>
+      </w:hyperlink>
+      <w:r>
+        <w:rPr>
+          <w:lang w:val="zh_TW" w:bidi="zh_TW"/>
+        </w:rPr>
+        <w:t>；</w:t>
       </w:r>
       <w:hyperlink r:id="rId34">
         <w:r>
@@ -834,14 +726,14 @@
             <w:color w:val="0000EE"/>
             <w:u w:val="single"/>
           </w:rPr>
-          <w:t>傳2:8</w:t>
+          <w:t>太20:28</w:t>
         </w:r>
       </w:hyperlink>
       <w:r>
         <w:rPr>
           <w:lang w:val="zh_TW" w:bidi="zh_TW"/>
         </w:rPr>
-        <w:t>）。雖然妾制在希臘與羅馬文化中普遍存在，但這種制度並不符合耶穌對婚姻的教導（</w:t>
+        <w:t>）。耶穌的謙卑和祂願意順服父的旨意而接受十字架的刑罰，是不可分割的。因此，以祂自己生命的作為見證，祂對心靈貧窮的教導是真實可靠的。祂將所有榮耀歸於父，並完全依賴祂（</w:t>
       </w:r>
       <w:hyperlink r:id="rId35">
         <w:r>
@@ -852,7 +744,115 @@
             <w:color w:val="0000EE"/>
             <w:u w:val="single"/>
           </w:rPr>
-          <w:t>太19:1–9</w:t>
+          <w:t>約5:19</w:t>
+        </w:r>
+      </w:hyperlink>
+      <w:r>
+        <w:rPr>
+          <w:lang w:val="zh_TW" w:bidi="zh_TW"/>
+        </w:rPr>
+        <w:t>，</w:t>
+      </w:r>
+      <w:hyperlink r:id="rId36">
+        <w:r>
+          <w:rPr>
+            <w:lang w:val="zh_TW" w:bidi="zh_TW"/>
+          </w:rPr>
+          <w:rPr>
+            <w:color w:val="0000EE"/>
+            <w:u w:val="single"/>
+          </w:rPr>
+          <w:t>6:38</w:t>
+        </w:r>
+      </w:hyperlink>
+      <w:r>
+        <w:rPr>
+          <w:lang w:val="zh_TW" w:bidi="zh_TW"/>
+        </w:rPr>
+        <w:t>，</w:t>
+      </w:r>
+      <w:hyperlink r:id="rId37">
+        <w:r>
+          <w:rPr>
+            <w:lang w:val="zh_TW" w:bidi="zh_TW"/>
+          </w:rPr>
+          <w:rPr>
+            <w:color w:val="0000EE"/>
+            <w:u w:val="single"/>
+          </w:rPr>
+          <w:t>7:15</w:t>
+        </w:r>
+      </w:hyperlink>
+      <w:r>
+        <w:rPr>
+          <w:lang w:val="zh_TW" w:bidi="zh_TW"/>
+        </w:rPr>
+        <w:t>，</w:t>
+      </w:r>
+      <w:hyperlink r:id="rId38">
+        <w:r>
+          <w:rPr>
+            <w:lang w:val="zh_TW" w:bidi="zh_TW"/>
+          </w:rPr>
+          <w:rPr>
+            <w:color w:val="0000EE"/>
+            <w:u w:val="single"/>
+          </w:rPr>
+          <w:t>8:28、50</w:t>
+        </w:r>
+      </w:hyperlink>
+      <w:r>
+        <w:rPr>
+          <w:lang w:val="zh_TW" w:bidi="zh_TW"/>
+        </w:rPr>
+        <w:t>，</w:t>
+      </w:r>
+      <w:hyperlink r:id="rId39">
+        <w:r>
+          <w:rPr>
+            <w:lang w:val="zh_TW" w:bidi="zh_TW"/>
+          </w:rPr>
+          <w:rPr>
+            <w:color w:val="0000EE"/>
+            <w:u w:val="single"/>
+          </w:rPr>
+          <w:t>14:10、24</w:t>
+        </w:r>
+      </w:hyperlink>
+      <w:r>
+        <w:rPr>
+          <w:lang w:val="zh_TW" w:bidi="zh_TW"/>
+        </w:rPr>
+        <w:t>）。通過洗門徒的腳，祂承擔了僕人的角色，卻沒有失去尊嚴和自我價值。祂這樣的服事成為跟隨祂的人的生命榜樣，這種生命在於優先考慮他人而非自己中找到幸福（</w:t>
+      </w:r>
+      <w:hyperlink r:id="rId40">
+        <w:r>
+          <w:rPr>
+            <w:lang w:val="zh_TW" w:bidi="zh_TW"/>
+          </w:rPr>
+          <w:rPr>
+            <w:color w:val="0000EE"/>
+            <w:u w:val="single"/>
+          </w:rPr>
+          <w:t>約13:1–20</w:t>
+        </w:r>
+      </w:hyperlink>
+      <w:r>
+        <w:rPr>
+          <w:lang w:val="zh_TW" w:bidi="zh_TW"/>
+        </w:rPr>
+        <w:t>；</w:t>
+      </w:r>
+      <w:hyperlink r:id="rId41">
+        <w:r>
+          <w:rPr>
+            <w:lang w:val="zh_TW" w:bidi="zh_TW"/>
+          </w:rPr>
+          <w:rPr>
+            <w:color w:val="0000EE"/>
+            <w:u w:val="single"/>
+          </w:rPr>
+          <w:t>腓2:1–4</w:t>
         </w:r>
       </w:hyperlink>
       <w:r>
@@ -871,52 +871,401 @@
       </w:r>
       <w:r>
         <w:rPr>
-          <w:i/>
-          <w:lang w:val="zh_TW" w:bidi="zh_TW"/>
-        </w:rPr>
-        <w:t>另見</w:t>
-      </w:r>
-      <w:r>
-        <w:rPr>
-          <w:lang w:val="zh_TW" w:bidi="zh_TW"/>
-        </w:rPr>
-        <w:t xml:space="preserve"> </w:t>
-      </w:r>
-      <w:r>
-        <w:rPr>
-          <w:lang w:val="zh_TW" w:bidi="zh_TW"/>
-        </w:rPr>
-        <w:t>民事法律和司法</w:t>
-      </w:r>
+          <w:lang w:val="zh_TW" w:bidi="zh_TW"/>
+        </w:rPr>
+        <w:t>因此，耶穌的門徒也被蒙召過一個謙卑的生命。基督徒背棄地位、安全和成功，尋求在服事他人中來獲得自己的生命。謙卑是全方位生命原則，藉由愛來為他人求益處，從而成就律法（參</w:t>
+      </w:r>
+      <w:hyperlink r:id="rId42">
+        <w:r>
+          <w:rPr>
+            <w:lang w:val="zh_TW" w:bidi="zh_TW"/>
+          </w:rPr>
+          <w:rPr>
+            <w:color w:val="0000EE"/>
+            <w:u w:val="single"/>
+          </w:rPr>
+          <w:t>羅 12:10</w:t>
+        </w:r>
+      </w:hyperlink>
+      <w:r>
+        <w:rPr>
+          <w:lang w:val="zh_TW" w:bidi="zh_TW"/>
+        </w:rPr>
+        <w:t>，</w:t>
+      </w:r>
+      <w:hyperlink r:id="rId43">
+        <w:r>
+          <w:rPr>
+            <w:lang w:val="zh_TW" w:bidi="zh_TW"/>
+          </w:rPr>
+          <w:rPr>
+            <w:color w:val="0000EE"/>
+            <w:u w:val="single"/>
+          </w:rPr>
+          <w:t>13:8–10</w:t>
+        </w:r>
+      </w:hyperlink>
+      <w:r>
+        <w:rPr>
+          <w:lang w:val="zh_TW" w:bidi="zh_TW"/>
+        </w:rPr>
+        <w:t>）。</w:t>
+      </w:r>
+      <w:r>
+        <w:rPr>
+          <w:lang w:val="zh_TW" w:bidi="zh_TW"/>
+        </w:rPr>
+      </w:r>
+      <w:r>
+        <w:rPr>
+          <w:lang w:val="zh_TW" w:bidi="zh_TW"/>
+        </w:rPr>
+      </w:r>
+    </w:p>
+    <w:p>
+      <w:pPr/>
+      <w:r>
+        <w:rPr>
+          <w:lang w:val="zh_TW" w:bidi="zh_TW"/>
+        </w:rPr>
+      </w:r>
+    </w:p>
+    <w:p>
+      <w:pPr>
+        <w:pStyle w:val="Heading2"/>
+      </w:pPr>
+      <w:r>
+        <w:rPr>
+          <w:lang w:val="zh_TW" w:bidi="zh_TW"/>
+        </w:rPr>
+        <w:t>錢囊</w:t>
+      </w:r>
+      <w:r>
+        <w:rPr>
+          <w:lang w:val="zh_TW" w:bidi="zh_TW"/>
+        </w:rPr>
+      </w:r>
+    </w:p>
+    <w:p>
+      <w:pPr/>
+      <w:r>
+        <w:rPr>
+          <w:lang w:val="zh_TW" w:bidi="zh_TW"/>
+        </w:rPr>
+      </w:r>
+      <w:r>
+        <w:rPr>
+          <w:lang w:val="zh_TW" w:bidi="zh_TW"/>
+        </w:rPr>
+        <w:t>人們用來攜帶錢和其它物件的小袋。有三個希伯來詞和三個希臘詞都指這樣的錢囊或袋子。第一個詞指的是用來裝錢或與天平一起使用的石頭砝碼的錢囊或袋子（</w:t>
+      </w:r>
+      <w:hyperlink r:id="rId44">
+        <w:r>
+          <w:rPr>
+            <w:lang w:val="zh_TW" w:bidi="zh_TW"/>
+          </w:rPr>
+          <w:rPr>
+            <w:color w:val="0000EE"/>
+            <w:u w:val="single"/>
+          </w:rPr>
+          <w:t>申命記25:13</w:t>
+        </w:r>
+      </w:hyperlink>
       <w:r>
         <w:rPr>
           <w:lang w:val="zh_TW" w:bidi="zh_TW"/>
         </w:rPr>
         <w:t>；</w:t>
       </w:r>
-      <w:r>
-        <w:rPr>
-          <w:lang w:val="zh_TW" w:bidi="zh_TW"/>
-        </w:rPr>
-        <w:t>家庭生活和關係</w:t>
-      </w:r>
+      <w:hyperlink r:id="rId45">
+        <w:r>
+          <w:rPr>
+            <w:lang w:val="zh_TW" w:bidi="zh_TW"/>
+          </w:rPr>
+          <w:rPr>
+            <w:color w:val="0000EE"/>
+            <w:u w:val="single"/>
+          </w:rPr>
+          <w:t>箴言1:14</w:t>
+        </w:r>
+      </w:hyperlink>
       <w:r>
         <w:rPr>
           <w:lang w:val="zh_TW" w:bidi="zh_TW"/>
         </w:rPr>
         <w:t>；</w:t>
       </w:r>
-      <w:r>
-        <w:rPr>
-          <w:lang w:val="zh_TW" w:bidi="zh_TW"/>
-        </w:rPr>
-        <w:t>婚姻、婚姻習俗</w:t>
-      </w:r>
-      <w:r>
-        <w:rPr>
-          <w:lang w:val="zh_TW" w:bidi="zh_TW"/>
-        </w:rPr>
-        <w:t>。</w:t>
+      <w:hyperlink r:id="rId46">
+        <w:r>
+          <w:rPr>
+            <w:lang w:val="zh_TW" w:bidi="zh_TW"/>
+          </w:rPr>
+          <w:rPr>
+            <w:color w:val="0000EE"/>
+            <w:u w:val="single"/>
+          </w:rPr>
+          <w:t>以賽亞書46:6</w:t>
+        </w:r>
+      </w:hyperlink>
+      <w:r>
+        <w:rPr>
+          <w:lang w:val="zh_TW" w:bidi="zh_TW"/>
+        </w:rPr>
+        <w:t>；</w:t>
+      </w:r>
+      <w:hyperlink r:id="rId47">
+        <w:r>
+          <w:rPr>
+            <w:lang w:val="zh_TW" w:bidi="zh_TW"/>
+          </w:rPr>
+          <w:rPr>
+            <w:color w:val="0000EE"/>
+            <w:u w:val="single"/>
+          </w:rPr>
+          <w:t>彌迦書6:11</w:t>
+        </w:r>
+      </w:hyperlink>
+      <w:r>
+        <w:rPr>
+          <w:lang w:val="zh_TW" w:bidi="zh_TW"/>
+        </w:rPr>
+        <w:t>）。錢囊可以由皮革或結實的棉布製成。</w:t>
+      </w:r>
+    </w:p>
+    <w:p>
+      <w:pPr/>
+      <w:r>
+        <w:rPr>
+          <w:lang w:val="zh_TW" w:bidi="zh_TW"/>
+        </w:rPr>
+      </w:r>
+      <w:r>
+        <w:rPr>
+          <w:lang w:val="zh_TW" w:bidi="zh_TW"/>
+        </w:rPr>
+        <w:t>另一個希伯來詞指的是與</w:t>
+      </w:r>
+      <w:hyperlink r:id="rId48">
+        <w:r>
+          <w:rPr>
+            <w:lang w:val="zh_TW" w:bidi="zh_TW"/>
+          </w:rPr>
+          <w:rPr>
+            <w:color w:val="0000EE"/>
+            <w:u w:val="single"/>
+          </w:rPr>
+          <w:t>列王紀下五章23節</w:t>
+        </w:r>
+      </w:hyperlink>
+      <w:r>
+        <w:rPr>
+          <w:lang w:val="zh_TW" w:bidi="zh_TW"/>
+        </w:rPr>
+        <w:t>中類似的袋子。這個詞也出現在</w:t>
+      </w:r>
+      <w:hyperlink r:id="rId49">
+        <w:r>
+          <w:rPr>
+            <w:lang w:val="zh_TW" w:bidi="zh_TW"/>
+          </w:rPr>
+          <w:rPr>
+            <w:color w:val="0000EE"/>
+            <w:u w:val="single"/>
+          </w:rPr>
+          <w:t>以賽亞書三章22節</w:t>
+        </w:r>
+      </w:hyperlink>
+      <w:r>
+        <w:rPr>
+          <w:lang w:val="zh_TW" w:bidi="zh_TW"/>
+        </w:rPr>
+        <w:t>的女性飾品清單中，可能比上面描述的第一個袋子更具裝飾性。第三個希伯來詞出現在</w:t>
+      </w:r>
+      <w:hyperlink r:id="rId50">
+        <w:r>
+          <w:rPr>
+            <w:lang w:val="zh_TW" w:bidi="zh_TW"/>
+          </w:rPr>
+          <w:rPr>
+            <w:color w:val="0000EE"/>
+            <w:u w:val="single"/>
+          </w:rPr>
+          <w:t>創世記四十二章35節</w:t>
+        </w:r>
+      </w:hyperlink>
+      <w:r>
+        <w:rPr>
+          <w:lang w:val="zh_TW" w:bidi="zh_TW"/>
+        </w:rPr>
+        <w:t>，指的是一個開口的小袋子。這是約瑟兄弟們放錢的小袋或銀包，後被放入他們的糧袋。</w:t>
+      </w:r>
+    </w:p>
+    <w:p>
+      <w:pPr/>
+      <w:r>
+        <w:rPr>
+          <w:lang w:val="zh_TW" w:bidi="zh_TW"/>
+        </w:rPr>
+      </w:r>
+      <w:r>
+        <w:rPr>
+          <w:lang w:val="zh_TW" w:bidi="zh_TW"/>
+        </w:rPr>
+        <w:t>用來翻譯希伯來詞的希臘詞意指錢袋或錢囊。當耶穌差遣門徒兩兩出去時，告訴他們不要帶的東西中，就包括錢囊（</w:t>
+      </w:r>
+      <w:hyperlink r:id="rId51">
+        <w:r>
+          <w:rPr>
+            <w:lang w:val="zh_TW" w:bidi="zh_TW"/>
+          </w:rPr>
+          <w:rPr>
+            <w:color w:val="0000EE"/>
+            <w:u w:val="single"/>
+          </w:rPr>
+          <w:t>路加福音10:4</w:t>
+        </w:r>
+      </w:hyperlink>
+      <w:r>
+        <w:rPr>
+          <w:lang w:val="zh_TW" w:bidi="zh_TW"/>
+        </w:rPr>
+        <w:t>，</w:t>
+      </w:r>
+      <w:hyperlink r:id="rId52">
+        <w:r>
+          <w:rPr>
+            <w:lang w:val="zh_TW" w:bidi="zh_TW"/>
+          </w:rPr>
+          <w:rPr>
+            <w:color w:val="0000EE"/>
+            <w:u w:val="single"/>
+          </w:rPr>
+          <w:t>22:35–36</w:t>
+        </w:r>
+      </w:hyperlink>
+      <w:r>
+        <w:rPr>
+          <w:lang w:val="zh_TW" w:bidi="zh_TW"/>
+        </w:rPr>
+        <w:t>）。在</w:t>
+      </w:r>
+      <w:hyperlink r:id="rId53">
+        <w:r>
+          <w:rPr>
+            <w:lang w:val="zh_TW" w:bidi="zh_TW"/>
+          </w:rPr>
+          <w:rPr>
+            <w:color w:val="0000EE"/>
+            <w:u w:val="single"/>
+          </w:rPr>
+          <w:t>路加福音十二章33節</w:t>
+        </w:r>
+      </w:hyperlink>
+      <w:r>
+        <w:rPr>
+          <w:lang w:val="zh_TW" w:bidi="zh_TW"/>
+        </w:rPr>
+        <w:t>中，表示錢囊的這個相同的詞被比喻為在天上不會壞、不會被偷或被毀的財寶。</w:t>
+      </w:r>
+    </w:p>
+    <w:p>
+      <w:pPr/>
+      <w:r>
+        <w:rPr>
+          <w:lang w:val="zh_TW" w:bidi="zh_TW"/>
+        </w:rPr>
+      </w:r>
+      <w:r>
+        <w:rPr>
+          <w:lang w:val="zh_TW" w:bidi="zh_TW"/>
+        </w:rPr>
+        <w:t>另一個希臘詞表示通常用來攜帶錢財的地方是腰帶或皮帶。腰帶是古代東方男女服裝的重要部分。用皮革製成的腰帶會作成中空或帶有槽口，以便攜帶錢幣。用布製成的腰帶被折疊，使錢可以放在折縫中，這些折縫就像口袋一樣（</w:t>
+      </w:r>
+      <w:hyperlink r:id="rId54">
+        <w:r>
+          <w:rPr>
+            <w:lang w:val="zh_TW" w:bidi="zh_TW"/>
+          </w:rPr>
+          <w:rPr>
+            <w:color w:val="0000EE"/>
+            <w:u w:val="single"/>
+          </w:rPr>
+          <w:t>馬太福音10:9</w:t>
+        </w:r>
+      </w:hyperlink>
+      <w:r>
+        <w:rPr>
+          <w:lang w:val="zh_TW" w:bidi="zh_TW"/>
+        </w:rPr>
+        <w:t>；</w:t>
+      </w:r>
+      <w:hyperlink r:id="rId55">
+        <w:r>
+          <w:rPr>
+            <w:lang w:val="zh_TW" w:bidi="zh_TW"/>
+          </w:rPr>
+          <w:rPr>
+            <w:color w:val="0000EE"/>
+            <w:u w:val="single"/>
+          </w:rPr>
+          <w:t>馬可福音6:8</w:t>
+        </w:r>
+      </w:hyperlink>
+      <w:r>
+        <w:rPr>
+          <w:lang w:val="zh_TW" w:bidi="zh_TW"/>
+        </w:rPr>
+        <w:t>）。</w:t>
+      </w:r>
+    </w:p>
+    <w:p>
+      <w:pPr/>
+      <w:r>
+        <w:rPr>
+          <w:lang w:val="zh_TW" w:bidi="zh_TW"/>
+        </w:rPr>
+      </w:r>
+      <w:r>
+        <w:rPr>
+          <w:lang w:val="zh_TW" w:bidi="zh_TW"/>
+        </w:rPr>
+        <w:t>希臘文中，猶大為門徒保管的「錢囊」一詞，指的是用來裝吹奏樂器吹口的盒子或容器。到了新約聖經時期，這個詞已經演變成為錢箱或可能是錢袋的希臘詞（</w:t>
+      </w:r>
+      <w:hyperlink r:id="rId56">
+        <w:r>
+          <w:rPr>
+            <w:lang w:val="zh_TW" w:bidi="zh_TW"/>
+          </w:rPr>
+          <w:rPr>
+            <w:color w:val="0000EE"/>
+            <w:u w:val="single"/>
+          </w:rPr>
+          <w:t>約翰福音12:6</w:t>
+        </w:r>
+      </w:hyperlink>
+      <w:r>
+        <w:rPr>
+          <w:lang w:val="zh_TW" w:bidi="zh_TW"/>
+        </w:rPr>
+        <w:t>；</w:t>
+      </w:r>
+      <w:hyperlink r:id="rId57">
+        <w:r>
+          <w:rPr>
+            <w:lang w:val="zh_TW" w:bidi="zh_TW"/>
+          </w:rPr>
+          <w:rPr>
+            <w:color w:val="0000EE"/>
+            <w:u w:val="single"/>
+          </w:rPr>
+          <w:t>13:29</w:t>
+        </w:r>
+      </w:hyperlink>
+      <w:r>
+        <w:rPr>
+          <w:lang w:val="zh_TW" w:bidi="zh_TW"/>
+        </w:rPr>
+        <w:t>）。</w:t>
       </w:r>
       <w:r>
         <w:rPr>

--- a/zht/docx/129.content.docx
+++ b/zht/docx/129.content.docx
@@ -247,90 +247,60 @@
         </w:rPr>
         <w:t>在聖經文學中，謙卑與溫柔或耐心之間，並沒有明顯的區分。在以色列歷史的早期階段中，謙卑者被認為是貧窮的、受苦的和無權勢的人。耶和華拯救謙卑者，但使驕傲者降卑（</w:t>
       </w:r>
-      <w:hyperlink r:id="rId13">
-        <w:r>
-          <w:rPr>
-            <w:lang w:val="zh_TW" w:bidi="zh_TW"/>
-          </w:rPr>
-          <w:rPr>
-            <w:color w:val="0000EE"/>
-            <w:u w:val="single"/>
-          </w:rPr>
-          <w:t>撒上2:7</w:t>
-        </w:r>
-      </w:hyperlink>
+      <w:r>
+        <w:rPr>
+          <w:lang w:val="zh_TW" w:bidi="zh_TW"/>
+        </w:rPr>
+        <w:t>撒上2:7</w:t>
+      </w:r>
       <w:r>
         <w:rPr>
           <w:lang w:val="zh_TW" w:bidi="zh_TW"/>
         </w:rPr>
         <w:t>；</w:t>
       </w:r>
-      <w:hyperlink r:id="rId14">
-        <w:r>
-          <w:rPr>
-            <w:lang w:val="zh_TW" w:bidi="zh_TW"/>
-          </w:rPr>
-          <w:rPr>
-            <w:color w:val="0000EE"/>
-            <w:u w:val="single"/>
-          </w:rPr>
-          <w:t>撒下22:28</w:t>
-        </w:r>
-      </w:hyperlink>
+      <w:r>
+        <w:rPr>
+          <w:lang w:val="zh_TW" w:bidi="zh_TW"/>
+        </w:rPr>
+        <w:t>撒下22:28</w:t>
+      </w:r>
       <w:r>
         <w:rPr>
           <w:lang w:val="zh_TW" w:bidi="zh_TW"/>
         </w:rPr>
         <w:t>）。在神的權能和榮耀面前，族長亞伯拉罕承認他不過是塵土和灰燼（</w:t>
       </w:r>
-      <w:hyperlink r:id="rId15">
-        <w:r>
-          <w:rPr>
-            <w:lang w:val="zh_TW" w:bidi="zh_TW"/>
-          </w:rPr>
-          <w:rPr>
-            <w:color w:val="0000EE"/>
-            <w:u w:val="single"/>
-          </w:rPr>
-          <w:t>創18:27</w:t>
-        </w:r>
-      </w:hyperlink>
+      <w:r>
+        <w:rPr>
+          <w:lang w:val="zh_TW" w:bidi="zh_TW"/>
+        </w:rPr>
+        <w:t>創18:27</w:t>
+      </w:r>
       <w:r>
         <w:rPr>
           <w:lang w:val="zh_TW" w:bidi="zh_TW"/>
         </w:rPr>
         <w:t>）。以色列起初是一個受奴役的國家，他們知道自己被選中不是因為人數眾多或物質財富，而是因為神的愛（</w:t>
       </w:r>
-      <w:hyperlink r:id="rId16">
-        <w:r>
-          <w:rPr>
-            <w:lang w:val="zh_TW" w:bidi="zh_TW"/>
-          </w:rPr>
-          <w:rPr>
-            <w:color w:val="0000EE"/>
-            <w:u w:val="single"/>
-          </w:rPr>
-          <w:t>申7:7–8</w:t>
-        </w:r>
-      </w:hyperlink>
+      <w:r>
+        <w:rPr>
+          <w:lang w:val="zh_TW" w:bidi="zh_TW"/>
+        </w:rPr>
+        <w:t>申7:7–8</w:t>
+      </w:r>
       <w:r>
         <w:rPr>
           <w:lang w:val="zh_TW" w:bidi="zh_TW"/>
         </w:rPr>
         <w:t>）。透過將所有財富和權力的來源歸於主，神便能掌管人類驕傲和傲慢的兩大主要來源（參：</w:t>
       </w:r>
-      <w:hyperlink r:id="rId17">
-        <w:r>
-          <w:rPr>
-            <w:lang w:val="zh_TW" w:bidi="zh_TW"/>
-          </w:rPr>
-          <w:rPr>
-            <w:color w:val="0000EE"/>
-            <w:u w:val="single"/>
-          </w:rPr>
-          <w:t>耶9:23–24</w:t>
-        </w:r>
-      </w:hyperlink>
+      <w:r>
+        <w:rPr>
+          <w:lang w:val="zh_TW" w:bidi="zh_TW"/>
+        </w:rPr>
+        <w:t>耶9:23–24</w:t>
+      </w:r>
       <w:r>
         <w:rPr>
           <w:lang w:val="zh_TW" w:bidi="zh_TW"/>
@@ -351,126 +321,84 @@
         </w:rPr>
         <w:t>既謙卑又貧窮的人是耶和華關心的對象（</w:t>
       </w:r>
-      <w:hyperlink r:id="rId18">
-        <w:r>
-          <w:rPr>
-            <w:lang w:val="zh_TW" w:bidi="zh_TW"/>
-          </w:rPr>
-          <w:rPr>
-            <w:color w:val="0000EE"/>
-            <w:u w:val="single"/>
-          </w:rPr>
-          <w:t>出23:6、11</w:t>
-        </w:r>
-      </w:hyperlink>
+      <w:r>
+        <w:rPr>
+          <w:lang w:val="zh_TW" w:bidi="zh_TW"/>
+        </w:rPr>
+        <w:t>出23:6、11</w:t>
+      </w:r>
       <w:r>
         <w:rPr>
           <w:lang w:val="zh_TW" w:bidi="zh_TW"/>
         </w:rPr>
         <w:t>；</w:t>
       </w:r>
-      <w:hyperlink r:id="rId19">
-        <w:r>
-          <w:rPr>
-            <w:lang w:val="zh_TW" w:bidi="zh_TW"/>
-          </w:rPr>
-          <w:rPr>
-            <w:color w:val="0000EE"/>
-            <w:u w:val="single"/>
-          </w:rPr>
-          <w:t>申15:4、7</w:t>
-        </w:r>
-      </w:hyperlink>
+      <w:r>
+        <w:rPr>
+          <w:lang w:val="zh_TW" w:bidi="zh_TW"/>
+        </w:rPr>
+        <w:t>申15:4、7</w:t>
+      </w:r>
       <w:r>
         <w:rPr>
           <w:lang w:val="zh_TW" w:bidi="zh_TW"/>
         </w:rPr>
         <w:t>）。因此，貧窮人的謙卑成為敬畏神的義人的象徵（</w:t>
       </w:r>
-      <w:hyperlink r:id="rId20">
-        <w:r>
-          <w:rPr>
-            <w:lang w:val="zh_TW" w:bidi="zh_TW"/>
-          </w:rPr>
-          <w:rPr>
-            <w:color w:val="0000EE"/>
-            <w:u w:val="single"/>
-          </w:rPr>
-          <w:t>民12:3</w:t>
-        </w:r>
-      </w:hyperlink>
+      <w:r>
+        <w:rPr>
+          <w:lang w:val="zh_TW" w:bidi="zh_TW"/>
+        </w:rPr>
+        <w:t>民12:3</w:t>
+      </w:r>
       <w:r>
         <w:rPr>
           <w:lang w:val="zh_TW" w:bidi="zh_TW"/>
         </w:rPr>
         <w:t>）。在舊約中，謙卑這個概念的發展幾乎等同於公義，並與公正和憐憫一起被視為是神的要求（</w:t>
       </w:r>
-      <w:hyperlink r:id="rId21">
-        <w:r>
-          <w:rPr>
-            <w:lang w:val="zh_TW" w:bidi="zh_TW"/>
-          </w:rPr>
-          <w:rPr>
-            <w:color w:val="0000EE"/>
-            <w:u w:val="single"/>
-          </w:rPr>
-          <w:t>彌6:8</w:t>
-        </w:r>
-      </w:hyperlink>
+      <w:r>
+        <w:rPr>
+          <w:lang w:val="zh_TW" w:bidi="zh_TW"/>
+        </w:rPr>
+        <w:t>彌6:8</w:t>
+      </w:r>
       <w:r>
         <w:rPr>
           <w:lang w:val="zh_TW" w:bidi="zh_TW"/>
         </w:rPr>
         <w:t>）。特別是在詩篇中，「受苦者」幾乎成為義人的專有名詞（</w:t>
       </w:r>
-      <w:hyperlink r:id="rId22">
-        <w:r>
-          <w:rPr>
-            <w:lang w:val="zh_TW" w:bidi="zh_TW"/>
-          </w:rPr>
-          <w:rPr>
-            <w:color w:val="0000EE"/>
-            <w:u w:val="single"/>
-          </w:rPr>
-          <w:t>詩22:26</w:t>
-        </w:r>
-      </w:hyperlink>
+      <w:r>
+        <w:rPr>
+          <w:lang w:val="zh_TW" w:bidi="zh_TW"/>
+        </w:rPr>
+        <w:t>詩22:26</w:t>
+      </w:r>
       <w:r>
         <w:rPr>
           <w:lang w:val="zh_TW" w:bidi="zh_TW"/>
         </w:rPr>
         <w:t>；</w:t>
       </w:r>
-      <w:hyperlink r:id="rId23">
-        <w:r>
-          <w:rPr>
-            <w:lang w:val="zh_TW" w:bidi="zh_TW"/>
-          </w:rPr>
-          <w:rPr>
-            <w:color w:val="0000EE"/>
-            <w:u w:val="single"/>
-          </w:rPr>
-          <w:t>25:9</w:t>
-        </w:r>
-      </w:hyperlink>
+      <w:r>
+        <w:rPr>
+          <w:lang w:val="zh_TW" w:bidi="zh_TW"/>
+        </w:rPr>
+        <w:t>25:9</w:t>
+      </w:r>
       <w:r>
         <w:rPr>
           <w:lang w:val="zh_TW" w:bidi="zh_TW"/>
         </w:rPr>
         <w:t>；</w:t>
       </w:r>
-      <w:hyperlink r:id="rId24">
-        <w:r>
-          <w:rPr>
-            <w:lang w:val="zh_TW" w:bidi="zh_TW"/>
-          </w:rPr>
-          <w:rPr>
-            <w:color w:val="0000EE"/>
-            <w:u w:val="single"/>
-          </w:rPr>
-          <w:t>147:6</w:t>
-        </w:r>
-      </w:hyperlink>
+      <w:r>
+        <w:rPr>
+          <w:lang w:val="zh_TW" w:bidi="zh_TW"/>
+        </w:rPr>
+        <w:t>147:6</w:t>
+      </w:r>
       <w:r>
         <w:rPr>
           <w:lang w:val="zh_TW" w:bidi="zh_TW"/>
@@ -503,18 +431,12 @@
         </w:rPr>
         <w:t>」(</w:t>
       </w:r>
-      <w:hyperlink r:id="rId25">
-        <w:r>
-          <w:rPr>
-            <w:lang w:val="zh_TW" w:bidi="zh_TW"/>
-          </w:rPr>
-          <w:rPr>
-            <w:color w:val="0000EE"/>
-            <w:u w:val="single"/>
-          </w:rPr>
-          <w:t>賽6:5</w:t>
-        </w:r>
-      </w:hyperlink>
+      <w:r>
+        <w:rPr>
+          <w:lang w:val="zh_TW" w:bidi="zh_TW"/>
+        </w:rPr>
+        <w:t>賽6:5</w:t>
+      </w:r>
       <w:r>
         <w:rPr>
           <w:lang w:val="zh_TW" w:bidi="zh_TW"/>
@@ -535,36 +457,24 @@
         </w:rPr>
         <w:t>在新約中，謙卑很少指貧窮、苦難或壓迫的客觀狀況。謙卑的主題在與耶穌作為彌賽亞的神學主題中發展。舊約認為最理想的謙卑是即將來臨君王的特質，這理所當然就適用於新約的耶穌（</w:t>
       </w:r>
-      <w:hyperlink r:id="rId26">
-        <w:r>
-          <w:rPr>
-            <w:lang w:val="zh_TW" w:bidi="zh_TW"/>
-          </w:rPr>
-          <w:rPr>
-            <w:color w:val="0000EE"/>
-            <w:u w:val="single"/>
-          </w:rPr>
-          <w:t>亞9:9</w:t>
-        </w:r>
-      </w:hyperlink>
+      <w:r>
+        <w:rPr>
+          <w:lang w:val="zh_TW" w:bidi="zh_TW"/>
+        </w:rPr>
+        <w:t>亞9:9</w:t>
+      </w:r>
       <w:r>
         <w:rPr>
           <w:lang w:val="zh_TW" w:bidi="zh_TW"/>
         </w:rPr>
         <w:t>；參：</w:t>
       </w:r>
-      <w:hyperlink r:id="rId27">
-        <w:r>
-          <w:rPr>
-            <w:lang w:val="zh_TW" w:bidi="zh_TW"/>
-          </w:rPr>
-          <w:rPr>
-            <w:color w:val="0000EE"/>
-            <w:u w:val="single"/>
-          </w:rPr>
-          <w:t>太21:4–5</w:t>
-        </w:r>
-      </w:hyperlink>
+      <w:r>
+        <w:rPr>
+          <w:lang w:val="zh_TW" w:bidi="zh_TW"/>
+        </w:rPr>
+        <w:t>太21:4–5</w:t>
+      </w:r>
       <w:r>
         <w:rPr>
           <w:lang w:val="zh_TW" w:bidi="zh_TW"/>
@@ -583,18 +493,12 @@
         </w:rPr>
         <w:t>，取了奴僕的形象」（</w:t>
       </w:r>
-      <w:hyperlink r:id="rId28">
-        <w:r>
-          <w:rPr>
-            <w:lang w:val="zh_TW" w:bidi="zh_TW"/>
-          </w:rPr>
-          <w:rPr>
-            <w:color w:val="0000EE"/>
-            <w:u w:val="single"/>
-          </w:rPr>
-          <w:t>腓2:5–8</w:t>
-        </w:r>
-      </w:hyperlink>
+      <w:r>
+        <w:rPr>
+          <w:lang w:val="zh_TW" w:bidi="zh_TW"/>
+        </w:rPr>
+        <w:t>腓2:5–8</w:t>
+      </w:r>
       <w:r>
         <w:rPr>
           <w:lang w:val="zh_TW" w:bidi="zh_TW"/>
@@ -627,234 +531,156 @@
         </w:rPr>
         <w:t>」的（</w:t>
       </w:r>
-      <w:hyperlink r:id="rId29">
-        <w:r>
-          <w:rPr>
-            <w:lang w:val="zh_TW" w:bidi="zh_TW"/>
-          </w:rPr>
-          <w:rPr>
-            <w:color w:val="0000EE"/>
-            <w:u w:val="single"/>
-          </w:rPr>
-          <w:t>太11:29</w:t>
-        </w:r>
-      </w:hyperlink>
+      <w:r>
+        <w:rPr>
+          <w:lang w:val="zh_TW" w:bidi="zh_TW"/>
+        </w:rPr>
+        <w:t>太11:29</w:t>
+      </w:r>
       <w:r>
         <w:rPr>
           <w:lang w:val="zh_TW" w:bidi="zh_TW"/>
         </w:rPr>
         <w:t>）。因此，祂可以嚴厲警告其對地位的渴望，並公開斥責法利賽人對窮人和受壓迫者的暴力行為（</w:t>
       </w:r>
-      <w:hyperlink r:id="rId30">
-        <w:r>
-          <w:rPr>
-            <w:lang w:val="zh_TW" w:bidi="zh_TW"/>
-          </w:rPr>
-          <w:rPr>
-            <w:color w:val="0000EE"/>
-            <w:u w:val="single"/>
-          </w:rPr>
-          <w:t>路14:11</w:t>
-        </w:r>
-      </w:hyperlink>
+      <w:r>
+        <w:rPr>
+          <w:lang w:val="zh_TW" w:bidi="zh_TW"/>
+        </w:rPr>
+        <w:t>路14:11</w:t>
+      </w:r>
       <w:r>
         <w:rPr>
           <w:lang w:val="zh_TW" w:bidi="zh_TW"/>
         </w:rPr>
         <w:t>；</w:t>
       </w:r>
-      <w:hyperlink r:id="rId31">
-        <w:r>
-          <w:rPr>
-            <w:lang w:val="zh_TW" w:bidi="zh_TW"/>
-          </w:rPr>
-          <w:rPr>
-            <w:color w:val="0000EE"/>
-            <w:u w:val="single"/>
-          </w:rPr>
-          <w:t>太23:12</w:t>
-        </w:r>
-      </w:hyperlink>
+      <w:r>
+        <w:rPr>
+          <w:lang w:val="zh_TW" w:bidi="zh_TW"/>
+        </w:rPr>
+        <w:t>太23:12</w:t>
+      </w:r>
       <w:r>
         <w:rPr>
           <w:lang w:val="zh_TW" w:bidi="zh_TW"/>
         </w:rPr>
         <w:t>）。同時，祂也謙卑地像僕人一般服事他人（</w:t>
       </w:r>
-      <w:hyperlink r:id="rId32">
-        <w:r>
-          <w:rPr>
-            <w:lang w:val="zh_TW" w:bidi="zh_TW"/>
-          </w:rPr>
-          <w:rPr>
-            <w:color w:val="0000EE"/>
-            <w:u w:val="single"/>
-          </w:rPr>
-          <w:t>路22:27</w:t>
-        </w:r>
-      </w:hyperlink>
+      <w:r>
+        <w:rPr>
+          <w:lang w:val="zh_TW" w:bidi="zh_TW"/>
+        </w:rPr>
+        <w:t>路22:27</w:t>
+      </w:r>
       <w:r>
         <w:rPr>
           <w:lang w:val="zh_TW" w:bidi="zh_TW"/>
         </w:rPr>
         <w:t>；</w:t>
       </w:r>
-      <w:hyperlink r:id="rId33">
-        <w:r>
-          <w:rPr>
-            <w:lang w:val="zh_TW" w:bidi="zh_TW"/>
-          </w:rPr>
-          <w:rPr>
-            <w:color w:val="0000EE"/>
-            <w:u w:val="single"/>
-          </w:rPr>
-          <w:t>可10:45</w:t>
-        </w:r>
-      </w:hyperlink>
+      <w:r>
+        <w:rPr>
+          <w:lang w:val="zh_TW" w:bidi="zh_TW"/>
+        </w:rPr>
+        <w:t>可10:45</w:t>
+      </w:r>
       <w:r>
         <w:rPr>
           <w:lang w:val="zh_TW" w:bidi="zh_TW"/>
         </w:rPr>
         <w:t>；</w:t>
       </w:r>
-      <w:hyperlink r:id="rId34">
-        <w:r>
-          <w:rPr>
-            <w:lang w:val="zh_TW" w:bidi="zh_TW"/>
-          </w:rPr>
-          <w:rPr>
-            <w:color w:val="0000EE"/>
-            <w:u w:val="single"/>
-          </w:rPr>
-          <w:t>太20:28</w:t>
-        </w:r>
-      </w:hyperlink>
+      <w:r>
+        <w:rPr>
+          <w:lang w:val="zh_TW" w:bidi="zh_TW"/>
+        </w:rPr>
+        <w:t>太20:28</w:t>
+      </w:r>
       <w:r>
         <w:rPr>
           <w:lang w:val="zh_TW" w:bidi="zh_TW"/>
         </w:rPr>
         <w:t>）。耶穌的謙卑和祂願意順服父的旨意而接受十字架的刑罰，是不可分割的。因此，以祂自己生命的作為見證，祂對心靈貧窮的教導是真實可靠的。祂將所有榮耀歸於父，並完全依賴祂（</w:t>
       </w:r>
-      <w:hyperlink r:id="rId35">
-        <w:r>
-          <w:rPr>
-            <w:lang w:val="zh_TW" w:bidi="zh_TW"/>
-          </w:rPr>
-          <w:rPr>
-            <w:color w:val="0000EE"/>
-            <w:u w:val="single"/>
-          </w:rPr>
-          <w:t>約5:19</w:t>
-        </w:r>
-      </w:hyperlink>
+      <w:r>
+        <w:rPr>
+          <w:lang w:val="zh_TW" w:bidi="zh_TW"/>
+        </w:rPr>
+        <w:t>約5:19</w:t>
+      </w:r>
       <w:r>
         <w:rPr>
           <w:lang w:val="zh_TW" w:bidi="zh_TW"/>
         </w:rPr>
         <w:t>，</w:t>
       </w:r>
-      <w:hyperlink r:id="rId36">
-        <w:r>
-          <w:rPr>
-            <w:lang w:val="zh_TW" w:bidi="zh_TW"/>
-          </w:rPr>
-          <w:rPr>
-            <w:color w:val="0000EE"/>
-            <w:u w:val="single"/>
-          </w:rPr>
-          <w:t>6:38</w:t>
-        </w:r>
-      </w:hyperlink>
+      <w:r>
+        <w:rPr>
+          <w:lang w:val="zh_TW" w:bidi="zh_TW"/>
+        </w:rPr>
+        <w:t>6:38</w:t>
+      </w:r>
       <w:r>
         <w:rPr>
           <w:lang w:val="zh_TW" w:bidi="zh_TW"/>
         </w:rPr>
         <w:t>，</w:t>
       </w:r>
-      <w:hyperlink r:id="rId37">
-        <w:r>
-          <w:rPr>
-            <w:lang w:val="zh_TW" w:bidi="zh_TW"/>
-          </w:rPr>
-          <w:rPr>
-            <w:color w:val="0000EE"/>
-            <w:u w:val="single"/>
-          </w:rPr>
-          <w:t>7:15</w:t>
-        </w:r>
-      </w:hyperlink>
+      <w:r>
+        <w:rPr>
+          <w:lang w:val="zh_TW" w:bidi="zh_TW"/>
+        </w:rPr>
+        <w:t>7:15</w:t>
+      </w:r>
       <w:r>
         <w:rPr>
           <w:lang w:val="zh_TW" w:bidi="zh_TW"/>
         </w:rPr>
         <w:t>，</w:t>
       </w:r>
-      <w:hyperlink r:id="rId38">
-        <w:r>
-          <w:rPr>
-            <w:lang w:val="zh_TW" w:bidi="zh_TW"/>
-          </w:rPr>
-          <w:rPr>
-            <w:color w:val="0000EE"/>
-            <w:u w:val="single"/>
-          </w:rPr>
-          <w:t>8:28、50</w:t>
-        </w:r>
-      </w:hyperlink>
+      <w:r>
+        <w:rPr>
+          <w:lang w:val="zh_TW" w:bidi="zh_TW"/>
+        </w:rPr>
+        <w:t>8:28、50</w:t>
+      </w:r>
       <w:r>
         <w:rPr>
           <w:lang w:val="zh_TW" w:bidi="zh_TW"/>
         </w:rPr>
         <w:t>，</w:t>
       </w:r>
-      <w:hyperlink r:id="rId39">
-        <w:r>
-          <w:rPr>
-            <w:lang w:val="zh_TW" w:bidi="zh_TW"/>
-          </w:rPr>
-          <w:rPr>
-            <w:color w:val="0000EE"/>
-            <w:u w:val="single"/>
-          </w:rPr>
-          <w:t>14:10、24</w:t>
-        </w:r>
-      </w:hyperlink>
+      <w:r>
+        <w:rPr>
+          <w:lang w:val="zh_TW" w:bidi="zh_TW"/>
+        </w:rPr>
+        <w:t>14:10、24</w:t>
+      </w:r>
       <w:r>
         <w:rPr>
           <w:lang w:val="zh_TW" w:bidi="zh_TW"/>
         </w:rPr>
         <w:t>）。通過洗門徒的腳，祂承擔了僕人的角色，卻沒有失去尊嚴和自我價值。祂這樣的服事成為跟隨祂的人的生命榜樣，這種生命在於優先考慮他人而非自己中找到幸福（</w:t>
       </w:r>
-      <w:hyperlink r:id="rId40">
-        <w:r>
-          <w:rPr>
-            <w:lang w:val="zh_TW" w:bidi="zh_TW"/>
-          </w:rPr>
-          <w:rPr>
-            <w:color w:val="0000EE"/>
-            <w:u w:val="single"/>
-          </w:rPr>
-          <w:t>約13:1–20</w:t>
-        </w:r>
-      </w:hyperlink>
+      <w:r>
+        <w:rPr>
+          <w:lang w:val="zh_TW" w:bidi="zh_TW"/>
+        </w:rPr>
+        <w:t>約13:1–20</w:t>
+      </w:r>
       <w:r>
         <w:rPr>
           <w:lang w:val="zh_TW" w:bidi="zh_TW"/>
         </w:rPr>
         <w:t>；</w:t>
       </w:r>
-      <w:hyperlink r:id="rId41">
-        <w:r>
-          <w:rPr>
-            <w:lang w:val="zh_TW" w:bidi="zh_TW"/>
-          </w:rPr>
-          <w:rPr>
-            <w:color w:val="0000EE"/>
-            <w:u w:val="single"/>
-          </w:rPr>
-          <w:t>腓2:1–4</w:t>
-        </w:r>
-      </w:hyperlink>
+      <w:r>
+        <w:rPr>
+          <w:lang w:val="zh_TW" w:bidi="zh_TW"/>
+        </w:rPr>
+        <w:t>腓2:1–4</w:t>
+      </w:r>
       <w:r>
         <w:rPr>
           <w:lang w:val="zh_TW" w:bidi="zh_TW"/>
@@ -875,36 +701,24 @@
         </w:rPr>
         <w:t>因此，耶穌的門徒也被蒙召過一個謙卑的生命。基督徒背棄地位、安全和成功，尋求在服事他人中來獲得自己的生命。謙卑是全方位生命原則，藉由愛來為他人求益處，從而成就律法（參</w:t>
       </w:r>
-      <w:hyperlink r:id="rId42">
-        <w:r>
-          <w:rPr>
-            <w:lang w:val="zh_TW" w:bidi="zh_TW"/>
-          </w:rPr>
-          <w:rPr>
-            <w:color w:val="0000EE"/>
-            <w:u w:val="single"/>
-          </w:rPr>
-          <w:t>羅 12:10</w:t>
-        </w:r>
-      </w:hyperlink>
+      <w:r>
+        <w:rPr>
+          <w:lang w:val="zh_TW" w:bidi="zh_TW"/>
+        </w:rPr>
+        <w:t>羅 12:10</w:t>
+      </w:r>
       <w:r>
         <w:rPr>
           <w:lang w:val="zh_TW" w:bidi="zh_TW"/>
         </w:rPr>
         <w:t>，</w:t>
       </w:r>
-      <w:hyperlink r:id="rId43">
-        <w:r>
-          <w:rPr>
-            <w:lang w:val="zh_TW" w:bidi="zh_TW"/>
-          </w:rPr>
-          <w:rPr>
-            <w:color w:val="0000EE"/>
-            <w:u w:val="single"/>
-          </w:rPr>
-          <w:t>13:8–10</w:t>
-        </w:r>
-      </w:hyperlink>
+      <w:r>
+        <w:rPr>
+          <w:lang w:val="zh_TW" w:bidi="zh_TW"/>
+        </w:rPr>
+        <w:t>13:8–10</w:t>
+      </w:r>
       <w:r>
         <w:rPr>
           <w:lang w:val="zh_TW" w:bidi="zh_TW"/>
@@ -959,72 +773,48 @@
         </w:rPr>
         <w:t>人們用來攜帶錢和其它物件的小袋。有三個希伯來詞和三個希臘詞都指這樣的錢囊或袋子。第一個詞指的是用來裝錢或與天平一起使用的石頭砝碼的錢囊或袋子（</w:t>
       </w:r>
-      <w:hyperlink r:id="rId44">
-        <w:r>
-          <w:rPr>
-            <w:lang w:val="zh_TW" w:bidi="zh_TW"/>
-          </w:rPr>
-          <w:rPr>
-            <w:color w:val="0000EE"/>
-            <w:u w:val="single"/>
-          </w:rPr>
-          <w:t>申命記25:13</w:t>
-        </w:r>
-      </w:hyperlink>
+      <w:r>
+        <w:rPr>
+          <w:lang w:val="zh_TW" w:bidi="zh_TW"/>
+        </w:rPr>
+        <w:t>申命記25:13</w:t>
+      </w:r>
       <w:r>
         <w:rPr>
           <w:lang w:val="zh_TW" w:bidi="zh_TW"/>
         </w:rPr>
         <w:t>；</w:t>
       </w:r>
-      <w:hyperlink r:id="rId45">
-        <w:r>
-          <w:rPr>
-            <w:lang w:val="zh_TW" w:bidi="zh_TW"/>
-          </w:rPr>
-          <w:rPr>
-            <w:color w:val="0000EE"/>
-            <w:u w:val="single"/>
-          </w:rPr>
-          <w:t>箴言1:14</w:t>
-        </w:r>
-      </w:hyperlink>
+      <w:r>
+        <w:rPr>
+          <w:lang w:val="zh_TW" w:bidi="zh_TW"/>
+        </w:rPr>
+        <w:t>箴言1:14</w:t>
+      </w:r>
       <w:r>
         <w:rPr>
           <w:lang w:val="zh_TW" w:bidi="zh_TW"/>
         </w:rPr>
         <w:t>；</w:t>
       </w:r>
-      <w:hyperlink r:id="rId46">
-        <w:r>
-          <w:rPr>
-            <w:lang w:val="zh_TW" w:bidi="zh_TW"/>
-          </w:rPr>
-          <w:rPr>
-            <w:color w:val="0000EE"/>
-            <w:u w:val="single"/>
-          </w:rPr>
-          <w:t>以賽亞書46:6</w:t>
-        </w:r>
-      </w:hyperlink>
+      <w:r>
+        <w:rPr>
+          <w:lang w:val="zh_TW" w:bidi="zh_TW"/>
+        </w:rPr>
+        <w:t>以賽亞書46:6</w:t>
+      </w:r>
       <w:r>
         <w:rPr>
           <w:lang w:val="zh_TW" w:bidi="zh_TW"/>
         </w:rPr>
         <w:t>；</w:t>
       </w:r>
-      <w:hyperlink r:id="rId47">
-        <w:r>
-          <w:rPr>
-            <w:lang w:val="zh_TW" w:bidi="zh_TW"/>
-          </w:rPr>
-          <w:rPr>
-            <w:color w:val="0000EE"/>
-            <w:u w:val="single"/>
-          </w:rPr>
-          <w:t>彌迦書6:11</w:t>
-        </w:r>
-      </w:hyperlink>
+      <w:r>
+        <w:rPr>
+          <w:lang w:val="zh_TW" w:bidi="zh_TW"/>
+        </w:rPr>
+        <w:t>彌迦書6:11</w:t>
+      </w:r>
       <w:r>
         <w:rPr>
           <w:lang w:val="zh_TW" w:bidi="zh_TW"/>
@@ -1045,54 +835,36 @@
         </w:rPr>
         <w:t>另一個希伯來詞指的是與</w:t>
       </w:r>
-      <w:hyperlink r:id="rId48">
-        <w:r>
-          <w:rPr>
-            <w:lang w:val="zh_TW" w:bidi="zh_TW"/>
-          </w:rPr>
-          <w:rPr>
-            <w:color w:val="0000EE"/>
-            <w:u w:val="single"/>
-          </w:rPr>
-          <w:t>列王紀下五章23節</w:t>
-        </w:r>
-      </w:hyperlink>
+      <w:r>
+        <w:rPr>
+          <w:lang w:val="zh_TW" w:bidi="zh_TW"/>
+        </w:rPr>
+        <w:t>列王紀下五章23節</w:t>
+      </w:r>
       <w:r>
         <w:rPr>
           <w:lang w:val="zh_TW" w:bidi="zh_TW"/>
         </w:rPr>
         <w:t>中類似的袋子。這個詞也出現在</w:t>
       </w:r>
-      <w:hyperlink r:id="rId49">
-        <w:r>
-          <w:rPr>
-            <w:lang w:val="zh_TW" w:bidi="zh_TW"/>
-          </w:rPr>
-          <w:rPr>
-            <w:color w:val="0000EE"/>
-            <w:u w:val="single"/>
-          </w:rPr>
-          <w:t>以賽亞書三章22節</w:t>
-        </w:r>
-      </w:hyperlink>
+      <w:r>
+        <w:rPr>
+          <w:lang w:val="zh_TW" w:bidi="zh_TW"/>
+        </w:rPr>
+        <w:t>以賽亞書三章22節</w:t>
+      </w:r>
       <w:r>
         <w:rPr>
           <w:lang w:val="zh_TW" w:bidi="zh_TW"/>
         </w:rPr>
         <w:t>的女性飾品清單中，可能比上面描述的第一個袋子更具裝飾性。第三個希伯來詞出現在</w:t>
       </w:r>
-      <w:hyperlink r:id="rId50">
-        <w:r>
-          <w:rPr>
-            <w:lang w:val="zh_TW" w:bidi="zh_TW"/>
-          </w:rPr>
-          <w:rPr>
-            <w:color w:val="0000EE"/>
-            <w:u w:val="single"/>
-          </w:rPr>
-          <w:t>創世記四十二章35節</w:t>
-        </w:r>
-      </w:hyperlink>
+      <w:r>
+        <w:rPr>
+          <w:lang w:val="zh_TW" w:bidi="zh_TW"/>
+        </w:rPr>
+        <w:t>創世記四十二章35節</w:t>
+      </w:r>
       <w:r>
         <w:rPr>
           <w:lang w:val="zh_TW" w:bidi="zh_TW"/>
@@ -1113,54 +885,36 @@
         </w:rPr>
         <w:t>用來翻譯希伯來詞的希臘詞意指錢袋或錢囊。當耶穌差遣門徒兩兩出去時，告訴他們不要帶的東西中，就包括錢囊（</w:t>
       </w:r>
-      <w:hyperlink r:id="rId51">
-        <w:r>
-          <w:rPr>
-            <w:lang w:val="zh_TW" w:bidi="zh_TW"/>
-          </w:rPr>
-          <w:rPr>
-            <w:color w:val="0000EE"/>
-            <w:u w:val="single"/>
-          </w:rPr>
-          <w:t>路加福音10:4</w:t>
-        </w:r>
-      </w:hyperlink>
+      <w:r>
+        <w:rPr>
+          <w:lang w:val="zh_TW" w:bidi="zh_TW"/>
+        </w:rPr>
+        <w:t>路加福音10:4</w:t>
+      </w:r>
       <w:r>
         <w:rPr>
           <w:lang w:val="zh_TW" w:bidi="zh_TW"/>
         </w:rPr>
         <w:t>，</w:t>
       </w:r>
-      <w:hyperlink r:id="rId52">
-        <w:r>
-          <w:rPr>
-            <w:lang w:val="zh_TW" w:bidi="zh_TW"/>
-          </w:rPr>
-          <w:rPr>
-            <w:color w:val="0000EE"/>
-            <w:u w:val="single"/>
-          </w:rPr>
-          <w:t>22:35–36</w:t>
-        </w:r>
-      </w:hyperlink>
+      <w:r>
+        <w:rPr>
+          <w:lang w:val="zh_TW" w:bidi="zh_TW"/>
+        </w:rPr>
+        <w:t>22:35–36</w:t>
+      </w:r>
       <w:r>
         <w:rPr>
           <w:lang w:val="zh_TW" w:bidi="zh_TW"/>
         </w:rPr>
         <w:t>）。在</w:t>
       </w:r>
-      <w:hyperlink r:id="rId53">
-        <w:r>
-          <w:rPr>
-            <w:lang w:val="zh_TW" w:bidi="zh_TW"/>
-          </w:rPr>
-          <w:rPr>
-            <w:color w:val="0000EE"/>
-            <w:u w:val="single"/>
-          </w:rPr>
-          <w:t>路加福音十二章33節</w:t>
-        </w:r>
-      </w:hyperlink>
+      <w:r>
+        <w:rPr>
+          <w:lang w:val="zh_TW" w:bidi="zh_TW"/>
+        </w:rPr>
+        <w:t>路加福音十二章33節</w:t>
+      </w:r>
       <w:r>
         <w:rPr>
           <w:lang w:val="zh_TW" w:bidi="zh_TW"/>
@@ -1181,36 +935,24 @@
         </w:rPr>
         <w:t>另一個希臘詞表示通常用來攜帶錢財的地方是腰帶或皮帶。腰帶是古代東方男女服裝的重要部分。用皮革製成的腰帶會作成中空或帶有槽口，以便攜帶錢幣。用布製成的腰帶被折疊，使錢可以放在折縫中，這些折縫就像口袋一樣（</w:t>
       </w:r>
-      <w:hyperlink r:id="rId54">
-        <w:r>
-          <w:rPr>
-            <w:lang w:val="zh_TW" w:bidi="zh_TW"/>
-          </w:rPr>
-          <w:rPr>
-            <w:color w:val="0000EE"/>
-            <w:u w:val="single"/>
-          </w:rPr>
-          <w:t>馬太福音10:9</w:t>
-        </w:r>
-      </w:hyperlink>
+      <w:r>
+        <w:rPr>
+          <w:lang w:val="zh_TW" w:bidi="zh_TW"/>
+        </w:rPr>
+        <w:t>馬太福音10:9</w:t>
+      </w:r>
       <w:r>
         <w:rPr>
           <w:lang w:val="zh_TW" w:bidi="zh_TW"/>
         </w:rPr>
         <w:t>；</w:t>
       </w:r>
-      <w:hyperlink r:id="rId55">
-        <w:r>
-          <w:rPr>
-            <w:lang w:val="zh_TW" w:bidi="zh_TW"/>
-          </w:rPr>
-          <w:rPr>
-            <w:color w:val="0000EE"/>
-            <w:u w:val="single"/>
-          </w:rPr>
-          <w:t>馬可福音6:8</w:t>
-        </w:r>
-      </w:hyperlink>
+      <w:r>
+        <w:rPr>
+          <w:lang w:val="zh_TW" w:bidi="zh_TW"/>
+        </w:rPr>
+        <w:t>馬可福音6:8</w:t>
+      </w:r>
       <w:r>
         <w:rPr>
           <w:lang w:val="zh_TW" w:bidi="zh_TW"/>
@@ -1231,36 +973,24 @@
         </w:rPr>
         <w:t>希臘文中，猶大為門徒保管的「錢囊」一詞，指的是用來裝吹奏樂器吹口的盒子或容器。到了新約聖經時期，這個詞已經演變成為錢箱或可能是錢袋的希臘詞（</w:t>
       </w:r>
-      <w:hyperlink r:id="rId56">
-        <w:r>
-          <w:rPr>
-            <w:lang w:val="zh_TW" w:bidi="zh_TW"/>
-          </w:rPr>
-          <w:rPr>
-            <w:color w:val="0000EE"/>
-            <w:u w:val="single"/>
-          </w:rPr>
-          <w:t>約翰福音12:6</w:t>
-        </w:r>
-      </w:hyperlink>
+      <w:r>
+        <w:rPr>
+          <w:lang w:val="zh_TW" w:bidi="zh_TW"/>
+        </w:rPr>
+        <w:t>約翰福音12:6</w:t>
+      </w:r>
       <w:r>
         <w:rPr>
           <w:lang w:val="zh_TW" w:bidi="zh_TW"/>
         </w:rPr>
         <w:t>；</w:t>
       </w:r>
-      <w:hyperlink r:id="rId57">
-        <w:r>
-          <w:rPr>
-            <w:lang w:val="zh_TW" w:bidi="zh_TW"/>
-          </w:rPr>
-          <w:rPr>
-            <w:color w:val="0000EE"/>
-            <w:u w:val="single"/>
-          </w:rPr>
-          <w:t>13:29</w:t>
-        </w:r>
-      </w:hyperlink>
+      <w:r>
+        <w:rPr>
+          <w:lang w:val="zh_TW" w:bidi="zh_TW"/>
+        </w:rPr>
+        <w:t>13:29</w:t>
+      </w:r>
       <w:r>
         <w:rPr>
           <w:lang w:val="zh_TW" w:bidi="zh_TW"/>
